--- a/DesignDocuments/Mercenaries_Glosario.docx
+++ b/DesignDocuments/Mercenaries_Glosario.docx
@@ -5099,6 +5099,77 @@
                 <w:sz w:val="20"/>
                 <w:szCs w:val="20"/>
               </w:rPr>
+              <w:t xml:space="preserve">Sostener por tiempo</w:t>
+            </w:r>
+          </w:p>
+        </w:tc>
+        <w:tc>
+          <w:tcPr>
+            <w:tcW w:type="dxa" w:w="4400"/>
+            <w:tcMar>
+              <w:top w:type="dxa" w:w="60"/>
+              <w:left w:type="dxa" w:w="100"/>
+              <w:bottom w:type="dxa" w:w="60"/>
+              <w:right w:type="dxa" w:w="100"/>
+            </w:tcMar>
+          </w:tcPr>
+          <w:p>
+            <w:pPr>
+              <w:spacing w:after="0"/>
+            </w:pPr>
+            <w:r>
+              <w:rPr>
+                <w:sz w:val="20"/>
+                <w:szCs w:val="20"/>
+              </w:rPr>
+              <w:t xml:space="preserve">La habilidad dura un tiempo fijo, no lo que dure el botón, y mientras tanto bloquea las demás (el molinete del Berserker). Se anima con las mismas ranuras que Mantener.</w:t>
+            </w:r>
+          </w:p>
+        </w:tc>
+        <w:tc>
+          <w:tcPr>
+            <w:tcW w:type="dxa" w:w="3000"/>
+            <w:tcMar>
+              <w:top w:type="dxa" w:w="60"/>
+              <w:left w:type="dxa" w:w="100"/>
+              <w:bottom w:type="dxa" w:w="60"/>
+              <w:right w:type="dxa" w:w="100"/>
+            </w:tcMar>
+          </w:tcPr>
+          <w:p>
+            <w:pPr>
+              <w:spacing w:after="0"/>
+            </w:pPr>
+            <w:r>
+              <w:rPr>
+                <w:sz w:val="20"/>
+                <w:szCs w:val="20"/>
+              </w:rPr>
+              <w:t xml:space="preserve">IChanneledAbility</w:t>
+            </w:r>
+          </w:p>
+        </w:tc>
+      </w:tr>
+      <w:tr>
+        <w:tc>
+          <w:tcPr>
+            <w:tcW w:type="dxa" w:w="2000"/>
+            <w:tcMar>
+              <w:top w:type="dxa" w:w="60"/>
+              <w:left w:type="dxa" w:w="100"/>
+              <w:bottom w:type="dxa" w:w="60"/>
+              <w:right w:type="dxa" w:w="100"/>
+            </w:tcMar>
+          </w:tcPr>
+          <w:p>
+            <w:pPr>
+              <w:spacing w:after="0"/>
+            </w:pPr>
+            <w:r>
+              <w:rPr>
+                <w:sz w:val="20"/>
+                <w:szCs w:val="20"/>
+              </w:rPr>
               <w:t xml:space="preserve">Seleccionar una zona</w:t>
             </w:r>
           </w:p>
@@ -5378,6 +5449,78 @@
                 <w:szCs w:val="18"/>
               </w:rPr>
               <w:t xml:space="preserve">StackingPolicy = Stack</w:t>
+            </w:r>
+          </w:p>
+        </w:tc>
+      </w:tr>
+      <w:tr>
+        <w:tc>
+          <w:tcPr>
+            <w:tcW w:type="dxa" w:w="2000"/>
+            <w:tcMar>
+              <w:top w:type="dxa" w:w="60"/>
+              <w:left w:type="dxa" w:w="100"/>
+              <w:bottom w:type="dxa" w:w="60"/>
+              <w:right w:type="dxa" w:w="100"/>
+            </w:tcMar>
+          </w:tcPr>
+          <w:p>
+            <w:pPr>
+              <w:spacing w:after="0"/>
+            </w:pPr>
+            <w:r>
+              <w:rPr>
+                <w:sz w:val="20"/>
+                <w:szCs w:val="20"/>
+              </w:rPr>
+              <w:t xml:space="preserve">Reacción de golpe</w:t>
+            </w:r>
+          </w:p>
+        </w:tc>
+        <w:tc>
+          <w:tcPr>
+            <w:tcW w:type="dxa" w:w="4400"/>
+            <w:tcMar>
+              <w:top w:type="dxa" w:w="60"/>
+              <w:left w:type="dxa" w:w="100"/>
+              <w:bottom w:type="dxa" w:w="60"/>
+              <w:right w:type="dxa" w:w="100"/>
+            </w:tcMar>
+          </w:tcPr>
+          <w:p>
+            <w:pPr>
+              <w:spacing w:after="0"/>
+            </w:pPr>
+            <w:r>
+              <w:rPr>
+                <w:sz w:val="20"/>
+                <w:szCs w:val="20"/>
+              </w:rPr>
+              <w:t xml:space="preserve">Al recibir daño el personaje se sacude (solo el torso: sigue caminando). Tiene un mínimo de daño y un respiro entre reacciones para que un veneno no lo tenga temblando. Con el escudo arriba, la reacción es la del bloqueo.</w:t>
+            </w:r>
+          </w:p>
+        </w:tc>
+        <w:tc>
+          <w:tcPr>
+            <w:tcW w:type="dxa" w:w="3000"/>
+            <w:tcMar>
+              <w:top w:type="dxa" w:w="60"/>
+              <w:left w:type="dxa" w:w="100"/>
+              <w:bottom w:type="dxa" w:w="60"/>
+              <w:right w:type="dxa" w:w="100"/>
+            </w:tcMar>
+          </w:tcPr>
+          <w:p>
+            <w:pPr>
+              <w:spacing w:after="0"/>
+            </w:pPr>
+            <w:r>
+              <w:rPr>
+                <w:rFonts w:ascii="Consolas" w:cs="Consolas" w:eastAsia="Consolas" w:hAnsi="Consolas"/>
+                <w:sz w:val="18"/>
+                <w:szCs w:val="18"/>
+              </w:rPr>
+              <w:t xml:space="preserve">HitTrigger / PLACEHOLDER_Hit; HurtMinFraction y HurtCooldown en AudioLibrary</w:t>
             </w:r>
           </w:p>
         </w:tc>

--- a/DesignDocuments/Mercenaries_Glosario.docx
+++ b/DesignDocuments/Mercenaries_Glosario.docx
@@ -2814,7 +2814,7 @@
                 <w:sz w:val="20"/>
                 <w:szCs w:val="20"/>
               </w:rPr>
-              <w:t xml:space="preserve">El daño normal. Lo recorta la Defensa y el Escudo lo absorbe 1:1.</w:t>
+              <w:t xml:space="preserve">El daño normal. La armadura le quita su porcentaje y el Escudo lo absorbe 1:1.</w:t>
             </w:r>
           </w:p>
         </w:tc>
@@ -2893,7 +2893,7 @@
                 <w:sz w:val="20"/>
                 <w:szCs w:val="20"/>
               </w:rPr>
-              <w:t xml:space="preserve">Daño que IGNORA la Defensa y penetra el escudo: bloquearlo cuesta el doble de escudo.</w:t>
+              <w:t xml:space="preserve">Daño que IGNORA la armadura y penetra el escudo: bloquearlo cuesta el doble de escudo. Es el contrapeso de las clases blindadas.</w:t>
             </w:r>
           </w:p>
         </w:tc>
@@ -3109,7 +3109,7 @@
                 <w:sz w:val="20"/>
                 <w:szCs w:val="20"/>
               </w:rPr>
-              <w:t xml:space="preserve">Reducción FIJA (no porcentual) del daño físico por golpe. Castiga más a los ataques rápidos.</w:t>
+              <w:t xml:space="preserve">Armadura. Mitiga un porcentaje del daño físico: Def / (Def + 10). Sale de la clase de armadura de D&amp;D menos 10: pícaro 3 (23 %), bárbaro 5 (33 %), paladín 8 (44 %). No toca el daño mágico.</w:t>
             </w:r>
           </w:p>
         </w:tc>

--- a/DesignDocuments/Mercenaries_Glosario.docx
+++ b/DesignDocuments/Mercenaries_Glosario.docx
@@ -5521,6 +5521,222 @@
                 <w:szCs w:val="18"/>
               </w:rPr>
               <w:t xml:space="preserve">HitTrigger / PLACEHOLDER_Hit; HurtMinFraction y HurtCooldown en AudioLibrary</w:t>
+            </w:r>
+          </w:p>
+        </w:tc>
+      </w:tr>
+      <w:tr>
+        <w:tc>
+          <w:tcPr>
+            <w:tcW w:type="dxa" w:w="2000"/>
+            <w:tcMar>
+              <w:top w:type="dxa" w:w="60"/>
+              <w:left w:type="dxa" w:w="100"/>
+              <w:bottom w:type="dxa" w:w="60"/>
+              <w:right w:type="dxa" w:w="100"/>
+            </w:tcMar>
+          </w:tcPr>
+          <w:p>
+            <w:pPr>
+              <w:spacing w:after="0"/>
+            </w:pPr>
+            <w:r>
+              <w:rPr>
+                <w:sz w:val="20"/>
+                <w:szCs w:val="20"/>
+              </w:rPr>
+              <w:t xml:space="preserve">Ataque sostenido</w:t>
+            </w:r>
+          </w:p>
+        </w:tc>
+        <w:tc>
+          <w:tcPr>
+            <w:tcW w:type="dxa" w:w="4400"/>
+            <w:tcMar>
+              <w:top w:type="dxa" w:w="60"/>
+              <w:left w:type="dxa" w:w="100"/>
+              <w:bottom w:type="dxa" w:w="60"/>
+              <w:right w:type="dxa" w:w="100"/>
+            </w:tcMar>
+          </w:tcPr>
+          <w:p>
+            <w:pPr>
+              <w:spacing w:after="0"/>
+            </w:pPr>
+            <w:r>
+              <w:rPr>
+                <w:sz w:val="20"/>
+                <w:szCs w:val="20"/>
+              </w:rPr>
+              <w:t xml:space="preserve">Con el botón del ataque básico apretado (o el gatillo), se repite solo cada vez que vuelve a estar disponible. Solo el básico.</w:t>
+            </w:r>
+          </w:p>
+        </w:tc>
+        <w:tc>
+          <w:tcPr>
+            <w:tcW w:type="dxa" w:w="3000"/>
+            <w:tcMar>
+              <w:top w:type="dxa" w:w="60"/>
+              <w:left w:type="dxa" w:w="100"/>
+              <w:bottom w:type="dxa" w:w="60"/>
+              <w:right w:type="dxa" w:w="100"/>
+            </w:tcMar>
+          </w:tcPr>
+          <w:p>
+            <w:pPr>
+              <w:spacing w:after="0"/>
+            </w:pPr>
+            <w:r>
+              <w:rPr>
+                <w:rFonts w:ascii="Consolas" w:cs="Consolas" w:eastAsia="Consolas" w:hAnsi="Consolas"/>
+                <w:sz w:val="18"/>
+                <w:szCs w:val="18"/>
+              </w:rPr>
+              <w:t xml:space="preserve">PlayerController.AutoRepeatPrimaryAttack</w:t>
+            </w:r>
+          </w:p>
+        </w:tc>
+      </w:tr>
+      <w:tr>
+        <w:tc>
+          <w:tcPr>
+            <w:tcW w:type="dxa" w:w="2000"/>
+            <w:tcMar>
+              <w:top w:type="dxa" w:w="60"/>
+              <w:left w:type="dxa" w:w="100"/>
+              <w:bottom w:type="dxa" w:w="60"/>
+              <w:right w:type="dxa" w:w="100"/>
+            </w:tcMar>
+          </w:tcPr>
+          <w:p>
+            <w:pPr>
+              <w:spacing w:after="0"/>
+            </w:pPr>
+            <w:r>
+              <w:rPr>
+                <w:sz w:val="20"/>
+                <w:szCs w:val="20"/>
+              </w:rPr>
+              <w:t xml:space="preserve">Cancelar el básico</w:t>
+            </w:r>
+          </w:p>
+        </w:tc>
+        <w:tc>
+          <w:tcPr>
+            <w:tcW w:type="dxa" w:w="4400"/>
+            <w:tcMar>
+              <w:top w:type="dxa" w:w="60"/>
+              <w:left w:type="dxa" w:w="100"/>
+              <w:bottom w:type="dxa" w:w="60"/>
+              <w:right w:type="dxa" w:w="100"/>
+            </w:tcMar>
+          </w:tcPr>
+          <w:p>
+            <w:pPr>
+              <w:spacing w:after="0"/>
+            </w:pPr>
+            <w:r>
+              <w:rPr>
+                <w:sz w:val="20"/>
+                <w:szCs w:val="20"/>
+              </w:rPr>
+              <w:t xml:space="preserve">Cualquier otra habilidad corta el ataque básico a mitad del swing. Lo que ya pegó queda; los frames de impacto que faltaban no salen; el cooldown pagado no se devuelve. Un enemigo recibe un solo golpe por swing.</w:t>
+            </w:r>
+          </w:p>
+        </w:tc>
+        <w:tc>
+          <w:tcPr>
+            <w:tcW w:type="dxa" w:w="3000"/>
+            <w:tcMar>
+              <w:top w:type="dxa" w:w="60"/>
+              <w:left w:type="dxa" w:w="100"/>
+              <w:bottom w:type="dxa" w:w="60"/>
+              <w:right w:type="dxa" w:w="100"/>
+            </w:tcMar>
+          </w:tcPr>
+          <w:p>
+            <w:pPr>
+              <w:spacing w:after="0"/>
+            </w:pPr>
+            <w:r>
+              <w:rPr>
+                <w:rFonts w:ascii="Consolas" w:cs="Consolas" w:eastAsia="Consolas" w:hAnsi="Consolas"/>
+                <w:sz w:val="18"/>
+                <w:szCs w:val="18"/>
+              </w:rPr>
+              <w:t xml:space="preserve">GameplayAbility.IsInterruptible · ASC.CancelSerial</w:t>
+            </w:r>
+          </w:p>
+        </w:tc>
+      </w:tr>
+      <w:tr>
+        <w:tc>
+          <w:tcPr>
+            <w:tcW w:type="dxa" w:w="2000"/>
+            <w:tcMar>
+              <w:top w:type="dxa" w:w="60"/>
+              <w:left w:type="dxa" w:w="100"/>
+              <w:bottom w:type="dxa" w:w="60"/>
+              <w:right w:type="dxa" w:w="100"/>
+            </w:tcMar>
+          </w:tcPr>
+          <w:p>
+            <w:pPr>
+              <w:spacing w:after="0"/>
+            </w:pPr>
+            <w:r>
+              <w:rPr>
+                <w:sz w:val="20"/>
+                <w:szCs w:val="20"/>
+              </w:rPr>
+              <w:t xml:space="preserve">Muñeco de trapo</w:t>
+            </w:r>
+          </w:p>
+        </w:tc>
+        <w:tc>
+          <w:tcPr>
+            <w:tcW w:type="dxa" w:w="4400"/>
+            <w:tcMar>
+              <w:top w:type="dxa" w:w="60"/>
+              <w:left w:type="dxa" w:w="100"/>
+              <w:bottom w:type="dxa" w:w="60"/>
+              <w:right w:type="dxa" w:w="100"/>
+            </w:tcMar>
+          </w:tcPr>
+          <w:p>
+            <w:pPr>
+              <w:spacing w:after="0"/>
+            </w:pPr>
+            <w:r>
+              <w:rPr>
+                <w:sz w:val="20"/>
+                <w:szCs w:val="20"/>
+              </w:rPr>
+              <w:t xml:space="preserve">Al morir, el cuerpo se suelta y sale despedido en dirección contraria al golpe que lo mató; la cámara lo sigue. Solo presentación: cada peer simula el suyo.</w:t>
+            </w:r>
+          </w:p>
+        </w:tc>
+        <w:tc>
+          <w:tcPr>
+            <w:tcW w:type="dxa" w:w="3000"/>
+            <w:tcMar>
+              <w:top w:type="dxa" w:w="60"/>
+              <w:left w:type="dxa" w:w="100"/>
+              <w:bottom w:type="dxa" w:w="60"/>
+              <w:right w:type="dxa" w:w="100"/>
+            </w:tcMar>
+          </w:tcPr>
+          <w:p>
+            <w:pPr>
+              <w:spacing w:after="0"/>
+            </w:pPr>
+            <w:r>
+              <w:rPr>
+                <w:rFonts w:ascii="Consolas" w:cs="Consolas" w:eastAsia="Consolas" w:hAnsi="Consolas"/>
+                <w:sz w:val="18"/>
+                <w:szCs w:val="18"/>
+              </w:rPr>
+              <w:t xml:space="preserve">RagdollController · CameraFollowsRagdoll</w:t>
             </w:r>
           </w:p>
         </w:tc>

--- a/DesignDocuments/Mercenaries_Glosario.docx
+++ b/DesignDocuments/Mercenaries_Glosario.docx
@@ -5689,7 +5689,7 @@
                 <w:sz w:val="20"/>
                 <w:szCs w:val="20"/>
               </w:rPr>
-              <w:t xml:space="preserve">Muñeco de trapo</w:t>
+              <w:t xml:space="preserve">Cancelar una habilidad</w:t>
             </w:r>
           </w:p>
         </w:tc>
@@ -5712,7 +5712,7 @@
                 <w:sz w:val="20"/>
                 <w:szCs w:val="20"/>
               </w:rPr>
-              <w:t xml:space="preserve">Al morir, el cuerpo se suelta y sale despedido en dirección contraria al golpe que lo mató; la cámara lo sigue. Solo presentación: cada peer simula el suyo.</w:t>
+              <w:t xml:space="preserve">Otra habilidad corta la que está en curso. El básico siempre se puede cortar; los lanzamientos también. Antes de soltar, el proyectil no sale y no se paga el cooldown (la finta); después, solo se saltea el remate. Una habilidad nunca se corta a sí misma.</w:t>
             </w:r>
           </w:p>
         </w:tc>
@@ -5736,7 +5736,223 @@
                 <w:sz w:val="18"/>
                 <w:szCs w:val="18"/>
               </w:rPr>
+              <w:t xml:space="preserve">GameplayAbility.IsInterruptible (casilla del asset)</w:t>
+            </w:r>
+          </w:p>
+        </w:tc>
+      </w:tr>
+      <w:tr>
+        <w:tc>
+          <w:tcPr>
+            <w:tcW w:type="dxa" w:w="2000"/>
+            <w:tcMar>
+              <w:top w:type="dxa" w:w="60"/>
+              <w:left w:type="dxa" w:w="100"/>
+              <w:bottom w:type="dxa" w:w="60"/>
+              <w:right w:type="dxa" w:w="100"/>
+            </w:tcMar>
+          </w:tcPr>
+          <w:p>
+            <w:pPr>
+              <w:spacing w:after="0"/>
+            </w:pPr>
+            <w:r>
+              <w:rPr>
+                <w:sz w:val="20"/>
+                <w:szCs w:val="20"/>
+              </w:rPr>
+              <w:t xml:space="preserve">Muñeco de trapo</w:t>
+            </w:r>
+          </w:p>
+        </w:tc>
+        <w:tc>
+          <w:tcPr>
+            <w:tcW w:type="dxa" w:w="4400"/>
+            <w:tcMar>
+              <w:top w:type="dxa" w:w="60"/>
+              <w:left w:type="dxa" w:w="100"/>
+              <w:bottom w:type="dxa" w:w="60"/>
+              <w:right w:type="dxa" w:w="100"/>
+            </w:tcMar>
+          </w:tcPr>
+          <w:p>
+            <w:pPr>
+              <w:spacing w:after="0"/>
+            </w:pPr>
+            <w:r>
+              <w:rPr>
+                <w:sz w:val="20"/>
+                <w:szCs w:val="20"/>
+              </w:rPr>
+              <w:t xml:space="preserve">Al morir, el cuerpo se suelta y sale despedido en dirección contraria al golpe que lo mató; la cámara lo sigue. Solo presentación: cada peer simula el suyo.</w:t>
+            </w:r>
+          </w:p>
+        </w:tc>
+        <w:tc>
+          <w:tcPr>
+            <w:tcW w:type="dxa" w:w="3000"/>
+            <w:tcMar>
+              <w:top w:type="dxa" w:w="60"/>
+              <w:left w:type="dxa" w:w="100"/>
+              <w:bottom w:type="dxa" w:w="60"/>
+              <w:right w:type="dxa" w:w="100"/>
+            </w:tcMar>
+          </w:tcPr>
+          <w:p>
+            <w:pPr>
+              <w:spacing w:after="0"/>
+            </w:pPr>
+            <w:r>
+              <w:rPr>
+                <w:rFonts w:ascii="Consolas" w:cs="Consolas" w:eastAsia="Consolas" w:hAnsi="Consolas"/>
+                <w:sz w:val="18"/>
+                <w:szCs w:val="18"/>
+              </w:rPr>
               <w:t xml:space="preserve">RagdollController · CameraFollowsRagdoll</w:t>
+            </w:r>
+          </w:p>
+        </w:tc>
+      </w:tr>
+      <w:tr>
+        <w:tc>
+          <w:tcPr>
+            <w:tcW w:type="dxa" w:w="2000"/>
+            <w:tcMar>
+              <w:top w:type="dxa" w:w="60"/>
+              <w:left w:type="dxa" w:w="100"/>
+              <w:bottom w:type="dxa" w:w="60"/>
+              <w:right w:type="dxa" w:w="100"/>
+            </w:tcMar>
+          </w:tcPr>
+          <w:p>
+            <w:pPr>
+              <w:spacing w:after="0"/>
+            </w:pPr>
+            <w:r>
+              <w:rPr>
+                <w:sz w:val="20"/>
+                <w:szCs w:val="20"/>
+              </w:rPr>
+              <w:t xml:space="preserve">Carga de la definitiva</w:t>
+            </w:r>
+          </w:p>
+        </w:tc>
+        <w:tc>
+          <w:tcPr>
+            <w:tcW w:type="dxa" w:w="4400"/>
+            <w:tcMar>
+              <w:top w:type="dxa" w:w="60"/>
+              <w:left w:type="dxa" w:w="100"/>
+              <w:bottom w:type="dxa" w:w="60"/>
+              <w:right w:type="dxa" w:w="100"/>
+            </w:tcMar>
+          </w:tcPr>
+          <w:p>
+            <w:pPr>
+              <w:spacing w:after="0"/>
+            </w:pPr>
+            <w:r>
+              <w:rPr>
+                <w:sz w:val="20"/>
+                <w:szCs w:val="20"/>
+              </w:rPr>
+              <w:t xml:space="preserve">Lo que falta para poder usar la definitiva. Sube con cada golpe, con el tiempo y haciendo el rol de la clase. Arranca en 0 al elegir subclase; cambiar de clase a mitad de partida conserva la mitad.</w:t>
+            </w:r>
+          </w:p>
+        </w:tc>
+        <w:tc>
+          <w:tcPr>
+            <w:tcW w:type="dxa" w:w="3000"/>
+            <w:tcMar>
+              <w:top w:type="dxa" w:w="60"/>
+              <w:left w:type="dxa" w:w="100"/>
+              <w:bottom w:type="dxa" w:w="60"/>
+              <w:right w:type="dxa" w:w="100"/>
+            </w:tcMar>
+          </w:tcPr>
+          <w:p>
+            <w:pPr>
+              <w:spacing w:after="0"/>
+            </w:pPr>
+            <w:r>
+              <w:rPr>
+                <w:rFonts w:ascii="Consolas" w:cs="Consolas" w:eastAsia="Consolas" w:hAnsi="Consolas"/>
+                <w:sz w:val="18"/>
+                <w:szCs w:val="18"/>
+              </w:rPr>
+              <w:t xml:space="preserve">GE_Cooldown_Ultimate (180 s) · EClassRole · PlayerController</w:t>
+            </w:r>
+          </w:p>
+        </w:tc>
+      </w:tr>
+      <w:tr>
+        <w:tc>
+          <w:tcPr>
+            <w:tcW w:type="dxa" w:w="2000"/>
+            <w:tcMar>
+              <w:top w:type="dxa" w:w="60"/>
+              <w:left w:type="dxa" w:w="100"/>
+              <w:bottom w:type="dxa" w:w="60"/>
+              <w:right w:type="dxa" w:w="100"/>
+            </w:tcMar>
+          </w:tcPr>
+          <w:p>
+            <w:pPr>
+              <w:spacing w:after="0"/>
+            </w:pPr>
+            <w:r>
+              <w:rPr>
+                <w:sz w:val="20"/>
+                <w:szCs w:val="20"/>
+              </w:rPr>
+              <w:t xml:space="preserve">Avisos de combate</w:t>
+            </w:r>
+          </w:p>
+        </w:tc>
+        <w:tc>
+          <w:tcPr>
+            <w:tcW w:type="dxa" w:w="4400"/>
+            <w:tcMar>
+              <w:top w:type="dxa" w:w="60"/>
+              <w:left w:type="dxa" w:w="100"/>
+              <w:bottom w:type="dxa" w:w="60"/>
+              <w:right w:type="dxa" w:w="100"/>
+            </w:tcMar>
+          </w:tcPr>
+          <w:p>
+            <w:pPr>
+              <w:spacing w:after="0"/>
+            </w:pPr>
+            <w:r>
+              <w:rPr>
+                <w:sz w:val="20"/>
+                <w:szCs w:val="20"/>
+              </w:rPr>
+              <w:t xml:space="preserve">Una X en la retícula al pegar (más sólida cuanto menos vida le queda al otro), una calavera al matar a un personaje, y un arco rojo del lado por donde te pegaron.</w:t>
+            </w:r>
+          </w:p>
+        </w:tc>
+        <w:tc>
+          <w:tcPr>
+            <w:tcW w:type="dxa" w:w="3000"/>
+            <w:tcMar>
+              <w:top w:type="dxa" w:w="60"/>
+              <w:left w:type="dxa" w:w="100"/>
+              <w:bottom w:type="dxa" w:w="60"/>
+              <w:right w:type="dxa" w:w="100"/>
+            </w:tcMar>
+          </w:tcPr>
+          <w:p>
+            <w:pPr>
+              <w:spacing w:after="0"/>
+            </w:pPr>
+            <w:r>
+              <w:rPr>
+                <w:rFonts w:ascii="Consolas" w:cs="Consolas" w:eastAsia="Consolas" w:hAnsi="Consolas"/>
+                <w:sz w:val="18"/>
+                <w:szCs w:val="18"/>
+              </w:rPr>
+              <w:t xml:space="preserve">UI_CombatFeedback</w:t>
             </w:r>
           </w:p>
         </w:tc>
@@ -6254,6 +6470,23 @@
           <w:szCs w:val="20"/>
         </w:rPr>
         <w:t xml:space="preserve"> entre equipos. El modo principal a futuro no lo va a permitir; mientras tanto queda abierto para poder probar.</w:t>
+      </w:r>
+    </w:p>
+    <w:p>
+      <w:pPr>
+        <w:pBdr>
+          <w:left w:val="single" w:color="E0A800" w:sz="14" w:space="6"/>
+        </w:pBdr>
+        <w:shd w:fill="FFF6DA" w:val="clear"/>
+        <w:spacing w:after="160" w:before="100"/>
+        <w:ind w:left="144" w:right="144"/>
+      </w:pPr>
+      <w:r>
+        <w:rPr>
+          <w:sz w:val="20"/>
+          <w:szCs w:val="20"/>
+        </w:rPr>
+        <w:t xml:space="preserve">Cada rol carga la definitiva haciendo su trabajo: el Tanque al aguantar daño, el Daño al matar a un personaje enemigo, el Soporte al curar a un aliado. En los assets, el rol va en las subclases (campo Role): las clases base todavía no tienen definitiva.</w:t>
       </w:r>
     </w:p>
     <w:sectPr>

--- a/DesignDocuments/Mercenaries_Glosario.docx
+++ b/DesignDocuments/Mercenaries_Glosario.docx
@@ -2180,7 +2180,7 @@
                 <w:sz w:val="20"/>
                 <w:szCs w:val="20"/>
               </w:rPr>
-              <w:t xml:space="preserve">No se puede mover, pero SÍ puede atacar y usar habilidades.</w:t>
+              <w:t xml:space="preserve">No se puede mover ni usar habilidades de MOVIMIENTO (dashes, saltos, cargas, teletransportes), pero SÍ puede atacar y usar el resto.</w:t>
             </w:r>
           </w:p>
         </w:tc>
@@ -2252,7 +2252,7 @@
                 <w:sz w:val="20"/>
                 <w:szCs w:val="20"/>
               </w:rPr>
-              <w:t xml:space="preserve">No puede usar habilidades, pero SÍ se puede mover.</w:t>
+              <w:t xml:space="preserve">No puede usar habilidades de MAGIA o fantasía (hechizos, curaciones, auras, furias, invocaciones), pero SÍ se puede mover y atacar con el arma.</w:t>
             </w:r>
           </w:p>
         </w:tc>
@@ -2324,7 +2324,7 @@
                 <w:sz w:val="20"/>
                 <w:szCs w:val="20"/>
               </w:rPr>
-              <w:t xml:space="preserve">No puede usar sus ataques básicos, pero sí sus habilidades.</w:t>
+              <w:t xml:space="preserve">No puede usar acciones de ARMA: golpear con ella o lanzarla. SÍ se puede mover, bloquear con el escudo y usar habilidades de magia o de movimiento.</w:t>
             </w:r>
           </w:p>
         </w:tc>
@@ -2347,7 +2347,78 @@
                 <w:sz w:val="20"/>
                 <w:szCs w:val="20"/>
               </w:rPr>
-              <w:t xml:space="preserve">PENDIENTE: no implementado</w:t>
+              <w:t xml:space="preserve">State_Disarmed</w:t>
+            </w:r>
+          </w:p>
+        </w:tc>
+      </w:tr>
+      <w:tr>
+        <w:tc>
+          <w:tcPr>
+            <w:tcW w:type="dxa" w:w="2000"/>
+            <w:tcMar>
+              <w:top w:type="dxa" w:w="60"/>
+              <w:left w:type="dxa" w:w="100"/>
+              <w:bottom w:type="dxa" w:w="60"/>
+              <w:right w:type="dxa" w:w="100"/>
+            </w:tcMar>
+          </w:tcPr>
+          <w:p>
+            <w:pPr>
+              <w:spacing w:after="0"/>
+            </w:pPr>
+            <w:r>
+              <w:rPr>
+                <w:sz w:val="20"/>
+                <w:szCs w:val="20"/>
+              </w:rPr>
+              <w:t xml:space="preserve">Bloqueo por tipo de acción</w:t>
+            </w:r>
+          </w:p>
+        </w:tc>
+        <w:tc>
+          <w:tcPr>
+            <w:tcW w:type="dxa" w:w="4400"/>
+            <w:tcMar>
+              <w:top w:type="dxa" w:w="60"/>
+              <w:left w:type="dxa" w:w="100"/>
+              <w:bottom w:type="dxa" w:w="60"/>
+              <w:right w:type="dxa" w:w="100"/>
+            </w:tcMar>
+          </w:tcPr>
+          <w:p>
+            <w:pPr>
+              <w:spacing w:after="0"/>
+            </w:pPr>
+            <w:r>
+              <w:rPr>
+                <w:sz w:val="20"/>
+                <w:szCs w:val="20"/>
+              </w:rPr>
+              <w:t xml:space="preserve">Cada habilidad dice qué controles la bloquean según lo que hace: con el arma, magia o movimiento. Una que mezcla dos tipos (un teletransporte mágico) la bloquea cualquiera de los dos, y el aturdimiento las bloquea todas.</w:t>
+            </w:r>
+          </w:p>
+        </w:tc>
+        <w:tc>
+          <w:tcPr>
+            <w:tcW w:type="dxa" w:w="3000"/>
+            <w:tcMar>
+              <w:top w:type="dxa" w:w="60"/>
+              <w:left w:type="dxa" w:w="100"/>
+              <w:bottom w:type="dxa" w:w="60"/>
+              <w:right w:type="dxa" w:w="100"/>
+            </w:tcMar>
+          </w:tcPr>
+          <w:p>
+            <w:pPr>
+              <w:spacing w:after="0"/>
+            </w:pPr>
+            <w:r>
+              <w:rPr>
+                <w:sz w:val="20"/>
+                <w:szCs w:val="20"/>
+              </w:rPr>
+              <w:t xml:space="preserve">ActivationBlockedTags de la habilidad</w:t>
             </w:r>
           </w:p>
         </w:tc>

--- a/DesignDocuments/Mercenaries_Glosario.docx
+++ b/DesignDocuments/Mercenaries_Glosario.docx
@@ -5099,7 +5099,7 @@
                 <w:sz w:val="20"/>
                 <w:szCs w:val="20"/>
               </w:rPr>
-              <w:t xml:space="preserve">Canalizar</w:t>
+              <w:t xml:space="preserve">Apuntar un lanzamiento</w:t>
             </w:r>
           </w:p>
         </w:tc>
@@ -5122,149 +5122,7 @@
                 <w:sz w:val="20"/>
                 <w:szCs w:val="20"/>
               </w:rPr>
-              <w:t xml:space="preserve">Hay que sostener el botón un rato ANTES de que la habilidad salga; si te interrumpen, se cancela.</w:t>
-            </w:r>
-          </w:p>
-        </w:tc>
-        <w:tc>
-          <w:tcPr>
-            <w:tcW w:type="dxa" w:w="3000"/>
-            <w:tcMar>
-              <w:top w:type="dxa" w:w="60"/>
-              <w:left w:type="dxa" w:w="100"/>
-              <w:bottom w:type="dxa" w:w="60"/>
-              <w:right w:type="dxa" w:w="100"/>
-            </w:tcMar>
-          </w:tcPr>
-          <w:p>
-            <w:pPr>
-              <w:spacing w:after="0"/>
-            </w:pPr>
-            <w:r>
-              <w:rPr>
-                <w:sz w:val="20"/>
-                <w:szCs w:val="20"/>
-              </w:rPr>
-              <w:t xml:space="preserve">PENDIENTE: no implementado</w:t>
-            </w:r>
-          </w:p>
-        </w:tc>
-      </w:tr>
-      <w:tr>
-        <w:tc>
-          <w:tcPr>
-            <w:tcW w:type="dxa" w:w="2000"/>
-            <w:tcMar>
-              <w:top w:type="dxa" w:w="60"/>
-              <w:left w:type="dxa" w:w="100"/>
-              <w:bottom w:type="dxa" w:w="60"/>
-              <w:right w:type="dxa" w:w="100"/>
-            </w:tcMar>
-          </w:tcPr>
-          <w:p>
-            <w:pPr>
-              <w:spacing w:after="0"/>
-            </w:pPr>
-            <w:r>
-              <w:rPr>
-                <w:sz w:val="20"/>
-                <w:szCs w:val="20"/>
-              </w:rPr>
-              <w:t xml:space="preserve">Sostener por tiempo</w:t>
-            </w:r>
-          </w:p>
-        </w:tc>
-        <w:tc>
-          <w:tcPr>
-            <w:tcW w:type="dxa" w:w="4400"/>
-            <w:tcMar>
-              <w:top w:type="dxa" w:w="60"/>
-              <w:left w:type="dxa" w:w="100"/>
-              <w:bottom w:type="dxa" w:w="60"/>
-              <w:right w:type="dxa" w:w="100"/>
-            </w:tcMar>
-          </w:tcPr>
-          <w:p>
-            <w:pPr>
-              <w:spacing w:after="0"/>
-            </w:pPr>
-            <w:r>
-              <w:rPr>
-                <w:sz w:val="20"/>
-                <w:szCs w:val="20"/>
-              </w:rPr>
-              <w:t xml:space="preserve">La habilidad dura un tiempo fijo, no lo que dure el botón, y mientras tanto bloquea las demás (el molinete del Berserker). Se anima con las mismas ranuras que Mantener.</w:t>
-            </w:r>
-          </w:p>
-        </w:tc>
-        <w:tc>
-          <w:tcPr>
-            <w:tcW w:type="dxa" w:w="3000"/>
-            <w:tcMar>
-              <w:top w:type="dxa" w:w="60"/>
-              <w:left w:type="dxa" w:w="100"/>
-              <w:bottom w:type="dxa" w:w="60"/>
-              <w:right w:type="dxa" w:w="100"/>
-            </w:tcMar>
-          </w:tcPr>
-          <w:p>
-            <w:pPr>
-              <w:spacing w:after="0"/>
-            </w:pPr>
-            <w:r>
-              <w:rPr>
-                <w:sz w:val="20"/>
-                <w:szCs w:val="20"/>
-              </w:rPr>
-              <w:t xml:space="preserve">IChanneledAbility</w:t>
-            </w:r>
-          </w:p>
-        </w:tc>
-      </w:tr>
-      <w:tr>
-        <w:tc>
-          <w:tcPr>
-            <w:tcW w:type="dxa" w:w="2000"/>
-            <w:tcMar>
-              <w:top w:type="dxa" w:w="60"/>
-              <w:left w:type="dxa" w:w="100"/>
-              <w:bottom w:type="dxa" w:w="60"/>
-              <w:right w:type="dxa" w:w="100"/>
-            </w:tcMar>
-          </w:tcPr>
-          <w:p>
-            <w:pPr>
-              <w:spacing w:after="0"/>
-            </w:pPr>
-            <w:r>
-              <w:rPr>
-                <w:sz w:val="20"/>
-                <w:szCs w:val="20"/>
-              </w:rPr>
-              <w:t xml:space="preserve">Seleccionar una zona</w:t>
-            </w:r>
-          </w:p>
-        </w:tc>
-        <w:tc>
-          <w:tcPr>
-            <w:tcW w:type="dxa" w:w="4400"/>
-            <w:tcMar>
-              <w:top w:type="dxa" w:w="60"/>
-              <w:left w:type="dxa" w:w="100"/>
-              <w:bottom w:type="dxa" w:w="60"/>
-              <w:right w:type="dxa" w:w="100"/>
-            </w:tcMar>
-          </w:tcPr>
-          <w:p>
-            <w:pPr>
-              <w:spacing w:after="0"/>
-            </w:pPr>
-            <w:r>
-              <w:rPr>
-                <w:sz w:val="20"/>
-                <w:szCs w:val="20"/>
-              </w:rPr>
-              <w:t xml:space="preserve">Se mantiene el botón, aparece un marcador en el suelo y la habilidad cae al soltarlo.</w:t>
+              <w:t xml:space="preserve">Mantener el botón deja el arma atrás, acerca la cámara a la mira y esconde tu propio modelo (solo en tu pantalla) para que no tape; al soltar, el arma sale al instante desde esa pose. Un aturdimiento mientras apuntás lo corta sin gastar nada. Lo usan los lanzamientos de arma: el hacha, las dagas, la lanza.</w:t>
             </w:r>
           </w:p>
         </w:tc>
@@ -5288,7 +5146,7 @@
                 <w:sz w:val="18"/>
                 <w:szCs w:val="18"/>
               </w:rPr>
-              <w:t xml:space="preserve">IGroundTargetAbility</w:t>
+              <w:t xml:space="preserve">GA_ProjectileShoot con AimBeforeThrow</w:t>
             </w:r>
           </w:p>
         </w:tc>
@@ -5313,7 +5171,7 @@
                 <w:sz w:val="20"/>
                 <w:szCs w:val="20"/>
               </w:rPr>
-              <w:t xml:space="preserve">Seleccionar a un aliado / enemigo</w:t>
+              <w:t xml:space="preserve">Canalizar</w:t>
             </w:r>
           </w:p>
         </w:tc>
@@ -5336,7 +5194,149 @@
                 <w:sz w:val="20"/>
                 <w:szCs w:val="20"/>
               </w:rPr>
-              <w:t xml:space="preserve">Se apunta con la mira y la habilidad va al más centrado dentro del cono.</w:t>
+              <w:t xml:space="preserve">Hay que sostener el botón un rato ANTES de que la habilidad salga; si te interrumpen, se cancela.</w:t>
+            </w:r>
+          </w:p>
+        </w:tc>
+        <w:tc>
+          <w:tcPr>
+            <w:tcW w:type="dxa" w:w="3000"/>
+            <w:tcMar>
+              <w:top w:type="dxa" w:w="60"/>
+              <w:left w:type="dxa" w:w="100"/>
+              <w:bottom w:type="dxa" w:w="60"/>
+              <w:right w:type="dxa" w:w="100"/>
+            </w:tcMar>
+          </w:tcPr>
+          <w:p>
+            <w:pPr>
+              <w:spacing w:after="0"/>
+            </w:pPr>
+            <w:r>
+              <w:rPr>
+                <w:sz w:val="20"/>
+                <w:szCs w:val="20"/>
+              </w:rPr>
+              <w:t xml:space="preserve">PENDIENTE: no implementado</w:t>
+            </w:r>
+          </w:p>
+        </w:tc>
+      </w:tr>
+      <w:tr>
+        <w:tc>
+          <w:tcPr>
+            <w:tcW w:type="dxa" w:w="2000"/>
+            <w:tcMar>
+              <w:top w:type="dxa" w:w="60"/>
+              <w:left w:type="dxa" w:w="100"/>
+              <w:bottom w:type="dxa" w:w="60"/>
+              <w:right w:type="dxa" w:w="100"/>
+            </w:tcMar>
+          </w:tcPr>
+          <w:p>
+            <w:pPr>
+              <w:spacing w:after="0"/>
+            </w:pPr>
+            <w:r>
+              <w:rPr>
+                <w:sz w:val="20"/>
+                <w:szCs w:val="20"/>
+              </w:rPr>
+              <w:t xml:space="preserve">Sostener por tiempo</w:t>
+            </w:r>
+          </w:p>
+        </w:tc>
+        <w:tc>
+          <w:tcPr>
+            <w:tcW w:type="dxa" w:w="4400"/>
+            <w:tcMar>
+              <w:top w:type="dxa" w:w="60"/>
+              <w:left w:type="dxa" w:w="100"/>
+              <w:bottom w:type="dxa" w:w="60"/>
+              <w:right w:type="dxa" w:w="100"/>
+            </w:tcMar>
+          </w:tcPr>
+          <w:p>
+            <w:pPr>
+              <w:spacing w:after="0"/>
+            </w:pPr>
+            <w:r>
+              <w:rPr>
+                <w:sz w:val="20"/>
+                <w:szCs w:val="20"/>
+              </w:rPr>
+              <w:t xml:space="preserve">La habilidad dura un tiempo fijo, no lo que dure el botón, y mientras tanto bloquea las demás (el molinete del Berserker). Se anima con las mismas ranuras que Mantener.</w:t>
+            </w:r>
+          </w:p>
+        </w:tc>
+        <w:tc>
+          <w:tcPr>
+            <w:tcW w:type="dxa" w:w="3000"/>
+            <w:tcMar>
+              <w:top w:type="dxa" w:w="60"/>
+              <w:left w:type="dxa" w:w="100"/>
+              <w:bottom w:type="dxa" w:w="60"/>
+              <w:right w:type="dxa" w:w="100"/>
+            </w:tcMar>
+          </w:tcPr>
+          <w:p>
+            <w:pPr>
+              <w:spacing w:after="0"/>
+            </w:pPr>
+            <w:r>
+              <w:rPr>
+                <w:sz w:val="20"/>
+                <w:szCs w:val="20"/>
+              </w:rPr>
+              <w:t xml:space="preserve">IChanneledAbility</w:t>
+            </w:r>
+          </w:p>
+        </w:tc>
+      </w:tr>
+      <w:tr>
+        <w:tc>
+          <w:tcPr>
+            <w:tcW w:type="dxa" w:w="2000"/>
+            <w:tcMar>
+              <w:top w:type="dxa" w:w="60"/>
+              <w:left w:type="dxa" w:w="100"/>
+              <w:bottom w:type="dxa" w:w="60"/>
+              <w:right w:type="dxa" w:w="100"/>
+            </w:tcMar>
+          </w:tcPr>
+          <w:p>
+            <w:pPr>
+              <w:spacing w:after="0"/>
+            </w:pPr>
+            <w:r>
+              <w:rPr>
+                <w:sz w:val="20"/>
+                <w:szCs w:val="20"/>
+              </w:rPr>
+              <w:t xml:space="preserve">Seleccionar una zona</w:t>
+            </w:r>
+          </w:p>
+        </w:tc>
+        <w:tc>
+          <w:tcPr>
+            <w:tcW w:type="dxa" w:w="4400"/>
+            <w:tcMar>
+              <w:top w:type="dxa" w:w="60"/>
+              <w:left w:type="dxa" w:w="100"/>
+              <w:bottom w:type="dxa" w:w="60"/>
+              <w:right w:type="dxa" w:w="100"/>
+            </w:tcMar>
+          </w:tcPr>
+          <w:p>
+            <w:pPr>
+              <w:spacing w:after="0"/>
+            </w:pPr>
+            <w:r>
+              <w:rPr>
+                <w:sz w:val="20"/>
+                <w:szCs w:val="20"/>
+              </w:rPr>
+              <w:t xml:space="preserve">Se mantiene el botón, aparece un marcador en el suelo y la habilidad cae al soltarlo.</w:t>
             </w:r>
           </w:p>
         </w:tc>
@@ -5360,94 +5360,94 @@
                 <w:sz w:val="18"/>
                 <w:szCs w:val="18"/>
               </w:rPr>
-              <w:t xml:space="preserve">GA_Target</w:t>
-            </w:r>
-            <w:r>
-              <w:rPr>
-                <w:sz w:val="20"/>
-                <w:szCs w:val="20"/>
-              </w:rPr>
-              <w:t xml:space="preserve">, </w:t>
-            </w:r>
+              <w:t xml:space="preserve">IGroundTargetAbility</w:t>
+            </w:r>
+          </w:p>
+        </w:tc>
+      </w:tr>
+      <w:tr>
+        <w:tc>
+          <w:tcPr>
+            <w:tcW w:type="dxa" w:w="2000"/>
+            <w:tcMar>
+              <w:top w:type="dxa" w:w="60"/>
+              <w:left w:type="dxa" w:w="100"/>
+              <w:bottom w:type="dxa" w:w="60"/>
+              <w:right w:type="dxa" w:w="100"/>
+            </w:tcMar>
+          </w:tcPr>
+          <w:p>
+            <w:pPr>
+              <w:spacing w:after="0"/>
+            </w:pPr>
+            <w:r>
+              <w:rPr>
+                <w:sz w:val="20"/>
+                <w:szCs w:val="20"/>
+              </w:rPr>
+              <w:t xml:space="preserve">Seleccionar a un aliado / enemigo</w:t>
+            </w:r>
+          </w:p>
+        </w:tc>
+        <w:tc>
+          <w:tcPr>
+            <w:tcW w:type="dxa" w:w="4400"/>
+            <w:tcMar>
+              <w:top w:type="dxa" w:w="60"/>
+              <w:left w:type="dxa" w:w="100"/>
+              <w:bottom w:type="dxa" w:w="60"/>
+              <w:right w:type="dxa" w:w="100"/>
+            </w:tcMar>
+          </w:tcPr>
+          <w:p>
+            <w:pPr>
+              <w:spacing w:after="0"/>
+            </w:pPr>
+            <w:r>
+              <w:rPr>
+                <w:sz w:val="20"/>
+                <w:szCs w:val="20"/>
+              </w:rPr>
+              <w:t xml:space="preserve">Se apunta con la mira y la habilidad va al más centrado dentro del cono.</w:t>
+            </w:r>
+          </w:p>
+        </w:tc>
+        <w:tc>
+          <w:tcPr>
+            <w:tcW w:type="dxa" w:w="3000"/>
+            <w:tcMar>
+              <w:top w:type="dxa" w:w="60"/>
+              <w:left w:type="dxa" w:w="100"/>
+              <w:bottom w:type="dxa" w:w="60"/>
+              <w:right w:type="dxa" w:w="100"/>
+            </w:tcMar>
+          </w:tcPr>
+          <w:p>
+            <w:pPr>
+              <w:spacing w:after="0"/>
+            </w:pPr>
             <w:r>
               <w:rPr>
                 <w:rFonts w:ascii="Consolas" w:cs="Consolas" w:eastAsia="Consolas" w:hAnsi="Consolas"/>
                 <w:sz w:val="18"/>
                 <w:szCs w:val="18"/>
               </w:rPr>
-              <w:t xml:space="preserve">GA_Blink</w:t>
-            </w:r>
-          </w:p>
-        </w:tc>
-      </w:tr>
-      <w:tr>
-        <w:tc>
-          <w:tcPr>
-            <w:tcW w:type="dxa" w:w="2000"/>
-            <w:tcMar>
-              <w:top w:type="dxa" w:w="60"/>
-              <w:left w:type="dxa" w:w="100"/>
-              <w:bottom w:type="dxa" w:w="60"/>
-              <w:right w:type="dxa" w:w="100"/>
-            </w:tcMar>
-          </w:tcPr>
-          <w:p>
-            <w:pPr>
-              <w:spacing w:after="0"/>
-            </w:pPr>
-            <w:r>
-              <w:rPr>
-                <w:sz w:val="20"/>
-                <w:szCs w:val="20"/>
-              </w:rPr>
-              <w:t xml:space="preserve">Menú de selección</w:t>
-            </w:r>
-          </w:p>
-        </w:tc>
-        <w:tc>
-          <w:tcPr>
-            <w:tcW w:type="dxa" w:w="4400"/>
-            <w:tcMar>
-              <w:top w:type="dxa" w:w="60"/>
-              <w:left w:type="dxa" w:w="100"/>
-              <w:bottom w:type="dxa" w:w="60"/>
-              <w:right w:type="dxa" w:w="100"/>
-            </w:tcMar>
-          </w:tcPr>
-          <w:p>
-            <w:pPr>
-              <w:spacing w:after="0"/>
-            </w:pPr>
-            <w:r>
-              <w:rPr>
-                <w:sz w:val="20"/>
-                <w:szCs w:val="20"/>
-              </w:rPr>
-              <w:t xml:space="preserve">Se mantiene el botón y aparece una rueda de opciones (tótems del Chamán, trampas del Trampero).</w:t>
-            </w:r>
-          </w:p>
-        </w:tc>
-        <w:tc>
-          <w:tcPr>
-            <w:tcW w:type="dxa" w:w="3000"/>
-            <w:tcMar>
-              <w:top w:type="dxa" w:w="60"/>
-              <w:left w:type="dxa" w:w="100"/>
-              <w:bottom w:type="dxa" w:w="60"/>
-              <w:right w:type="dxa" w:w="100"/>
-            </w:tcMar>
-          </w:tcPr>
-          <w:p>
-            <w:pPr>
-              <w:spacing w:after="0"/>
-            </w:pPr>
+              <w:t xml:space="preserve">GA_Target</w:t>
+            </w:r>
+            <w:r>
+              <w:rPr>
+                <w:sz w:val="20"/>
+                <w:szCs w:val="20"/>
+              </w:rPr>
+              <w:t xml:space="preserve">, </w:t>
+            </w:r>
             <w:r>
               <w:rPr>
                 <w:rFonts w:ascii="Consolas" w:cs="Consolas" w:eastAsia="Consolas" w:hAnsi="Consolas"/>
                 <w:sz w:val="18"/>
                 <w:szCs w:val="18"/>
               </w:rPr>
-              <w:t xml:space="preserve">IRadialMenuAbility</w:t>
+              <w:t xml:space="preserve">GA_Blink</w:t>
             </w:r>
           </w:p>
         </w:tc>
@@ -5472,7 +5472,7 @@
                 <w:sz w:val="20"/>
                 <w:szCs w:val="20"/>
               </w:rPr>
-              <w:t xml:space="preserve">Acumulación</w:t>
+              <w:t xml:space="preserve">Menú de selección</w:t>
             </w:r>
           </w:p>
         </w:tc>
@@ -5495,7 +5495,7 @@
                 <w:sz w:val="20"/>
                 <w:szCs w:val="20"/>
               </w:rPr>
-              <w:t xml:space="preserve">Cada aplicación de un efecto suma una capa que se cuenta aparte.</w:t>
+              <w:t xml:space="preserve">Se mantiene el botón y aparece una rueda de opciones (tótems del Chamán, trampas del Trampero).</w:t>
             </w:r>
           </w:p>
         </w:tc>
@@ -5519,7 +5519,7 @@
                 <w:sz w:val="18"/>
                 <w:szCs w:val="18"/>
               </w:rPr>
-              <w:t xml:space="preserve">StackingPolicy = Stack</w:t>
+              <w:t xml:space="preserve">IRadialMenuAbility</w:t>
             </w:r>
           </w:p>
         </w:tc>
@@ -5544,7 +5544,7 @@
                 <w:sz w:val="20"/>
                 <w:szCs w:val="20"/>
               </w:rPr>
-              <w:t xml:space="preserve">Reacción de golpe</w:t>
+              <w:t xml:space="preserve">Acumulación</w:t>
             </w:r>
           </w:p>
         </w:tc>
@@ -5567,7 +5567,7 @@
                 <w:sz w:val="20"/>
                 <w:szCs w:val="20"/>
               </w:rPr>
-              <w:t xml:space="preserve">Al recibir daño el personaje se sacude (solo el torso: sigue caminando). Tiene un mínimo de daño y un respiro entre reacciones para que un veneno no lo tenga temblando. Con el escudo arriba, la reacción es la del bloqueo.</w:t>
+              <w:t xml:space="preserve">Cada aplicación de un efecto suma una capa que se cuenta aparte.</w:t>
             </w:r>
           </w:p>
         </w:tc>
@@ -5591,7 +5591,7 @@
                 <w:sz w:val="18"/>
                 <w:szCs w:val="18"/>
               </w:rPr>
-              <w:t xml:space="preserve">HitTrigger / PLACEHOLDER_Hit; HurtMinFraction y HurtCooldown en AudioLibrary</w:t>
+              <w:t xml:space="preserve">StackingPolicy = Stack</w:t>
             </w:r>
           </w:p>
         </w:tc>
@@ -5616,7 +5616,7 @@
                 <w:sz w:val="20"/>
                 <w:szCs w:val="20"/>
               </w:rPr>
-              <w:t xml:space="preserve">Ataque sostenido</w:t>
+              <w:t xml:space="preserve">Reacción de golpe</w:t>
             </w:r>
           </w:p>
         </w:tc>
@@ -5639,7 +5639,7 @@
                 <w:sz w:val="20"/>
                 <w:szCs w:val="20"/>
               </w:rPr>
-              <w:t xml:space="preserve">Con el botón del ataque básico apretado (o el gatillo), se repite solo cada vez que vuelve a estar disponible. Solo el básico.</w:t>
+              <w:t xml:space="preserve">Al recibir daño el personaje se sacude (solo el torso: sigue caminando). Tiene un mínimo de daño y un respiro entre reacciones para que un veneno no lo tenga temblando. Con el escudo arriba, la reacción es la del bloqueo.</w:t>
             </w:r>
           </w:p>
         </w:tc>
@@ -5663,7 +5663,7 @@
                 <w:sz w:val="18"/>
                 <w:szCs w:val="18"/>
               </w:rPr>
-              <w:t xml:space="preserve">PlayerController.AutoRepeatPrimaryAttack</w:t>
+              <w:t xml:space="preserve">HitTrigger / PLACEHOLDER_Hit; HurtMinFraction y HurtCooldown en AudioLibrary</w:t>
             </w:r>
           </w:p>
         </w:tc>
@@ -5688,7 +5688,7 @@
                 <w:sz w:val="20"/>
                 <w:szCs w:val="20"/>
               </w:rPr>
-              <w:t xml:space="preserve">Cancelar el básico</w:t>
+              <w:t xml:space="preserve">Ataque sostenido</w:t>
             </w:r>
           </w:p>
         </w:tc>
@@ -5711,7 +5711,7 @@
                 <w:sz w:val="20"/>
                 <w:szCs w:val="20"/>
               </w:rPr>
-              <w:t xml:space="preserve">Cualquier otra habilidad corta el ataque básico a mitad del swing. Lo que ya pegó queda; los frames de impacto que faltaban no salen; el cooldown pagado no se devuelve. Un enemigo recibe un solo golpe por swing.</w:t>
+              <w:t xml:space="preserve">Con el botón del ataque básico apretado (o el gatillo), se repite solo cada vez que vuelve a estar disponible. Solo el básico.</w:t>
             </w:r>
           </w:p>
         </w:tc>
@@ -5735,6 +5735,78 @@
                 <w:sz w:val="18"/>
                 <w:szCs w:val="18"/>
               </w:rPr>
+              <w:t xml:space="preserve">PlayerController.AutoRepeatPrimaryAttack</w:t>
+            </w:r>
+          </w:p>
+        </w:tc>
+      </w:tr>
+      <w:tr>
+        <w:tc>
+          <w:tcPr>
+            <w:tcW w:type="dxa" w:w="2000"/>
+            <w:tcMar>
+              <w:top w:type="dxa" w:w="60"/>
+              <w:left w:type="dxa" w:w="100"/>
+              <w:bottom w:type="dxa" w:w="60"/>
+              <w:right w:type="dxa" w:w="100"/>
+            </w:tcMar>
+          </w:tcPr>
+          <w:p>
+            <w:pPr>
+              <w:spacing w:after="0"/>
+            </w:pPr>
+            <w:r>
+              <w:rPr>
+                <w:sz w:val="20"/>
+                <w:szCs w:val="20"/>
+              </w:rPr>
+              <w:t xml:space="preserve">Cancelar el básico</w:t>
+            </w:r>
+          </w:p>
+        </w:tc>
+        <w:tc>
+          <w:tcPr>
+            <w:tcW w:type="dxa" w:w="4400"/>
+            <w:tcMar>
+              <w:top w:type="dxa" w:w="60"/>
+              <w:left w:type="dxa" w:w="100"/>
+              <w:bottom w:type="dxa" w:w="60"/>
+              <w:right w:type="dxa" w:w="100"/>
+            </w:tcMar>
+          </w:tcPr>
+          <w:p>
+            <w:pPr>
+              <w:spacing w:after="0"/>
+            </w:pPr>
+            <w:r>
+              <w:rPr>
+                <w:sz w:val="20"/>
+                <w:szCs w:val="20"/>
+              </w:rPr>
+              <w:t xml:space="preserve">Cualquier otra habilidad corta el ataque básico a mitad del swing. Lo que ya pegó queda; los frames de impacto que faltaban no salen; el cooldown pagado no se devuelve. Un enemigo recibe un solo golpe por swing.</w:t>
+            </w:r>
+          </w:p>
+        </w:tc>
+        <w:tc>
+          <w:tcPr>
+            <w:tcW w:type="dxa" w:w="3000"/>
+            <w:tcMar>
+              <w:top w:type="dxa" w:w="60"/>
+              <w:left w:type="dxa" w:w="100"/>
+              <w:bottom w:type="dxa" w:w="60"/>
+              <w:right w:type="dxa" w:w="100"/>
+            </w:tcMar>
+          </w:tcPr>
+          <w:p>
+            <w:pPr>
+              <w:spacing w:after="0"/>
+            </w:pPr>
+            <w:r>
+              <w:rPr>
+                <w:rFonts w:ascii="Consolas" w:cs="Consolas" w:eastAsia="Consolas" w:hAnsi="Consolas"/>
+                <w:sz w:val="18"/>
+                <w:szCs w:val="18"/>
+              </w:rPr>
               <w:t xml:space="preserve">GameplayAbility.IsInterruptible · ASC.CancelSerial</w:t>
             </w:r>
           </w:p>
@@ -5783,7 +5855,7 @@
                 <w:sz w:val="20"/>
                 <w:szCs w:val="20"/>
               </w:rPr>
-              <w:t xml:space="preserve">Otra habilidad corta la que está en curso. El básico siempre se puede cortar; los lanzamientos también. Antes de soltar, el proyectil no sale y no se paga el cooldown (la finta); después, solo se saltea el remate. Una habilidad nunca se corta a sí misma.</w:t>
+              <w:t xml:space="preserve">Otra habilidad corta la que está en curso. El básico siempre se puede cortar; los lanzamientos también, entre que se suelta el botón y el arma sale de la mano: el proyectil no sale y no se paga el cooldown (la finta); después, solo se saltea el remate. Mientras se apunta no se puede usar otra habilidad. Una habilidad nunca se corta a sí misma.</w:t>
             </w:r>
           </w:p>
         </w:tc>

--- a/DesignDocuments/Mercenaries_Glosario.docx
+++ b/DesignDocuments/Mercenaries_Glosario.docx
@@ -3301,6 +3301,78 @@
                 <w:sz w:val="20"/>
                 <w:szCs w:val="20"/>
               </w:rPr>
+              <w:t xml:space="preserve">Devolver daño</w:t>
+            </w:r>
+          </w:p>
+        </w:tc>
+        <w:tc>
+          <w:tcPr>
+            <w:tcW w:type="dxa" w:w="4400"/>
+            <w:tcMar>
+              <w:top w:type="dxa" w:w="60"/>
+              <w:left w:type="dxa" w:w="100"/>
+              <w:bottom w:type="dxa" w:w="60"/>
+              <w:right w:type="dxa" w:w="100"/>
+            </w:tcMar>
+          </w:tcPr>
+          <w:p>
+            <w:pPr>
+              <w:spacing w:after="0"/>
+            </w:pPr>
+            <w:r>
+              <w:rPr>
+                <w:sz w:val="20"/>
+                <w:szCs w:val="20"/>
+              </w:rPr>
+              <w:t xml:space="preserve">El escudo del Guardián le devuelve al atacante cuerpo a cuerpo todo lo que frena, como un golpe físico normal (pasa por su armadura). Lo devuelto no se vuelve a devolver. Con el parry, los proyectiles salen de vuelta hacia la mira, con el daño que traían.</w:t>
+            </w:r>
+          </w:p>
+        </w:tc>
+        <w:tc>
+          <w:tcPr>
+            <w:tcW w:type="dxa" w:w="3000"/>
+            <w:tcMar>
+              <w:top w:type="dxa" w:w="60"/>
+              <w:left w:type="dxa" w:w="100"/>
+              <w:bottom w:type="dxa" w:w="60"/>
+              <w:right w:type="dxa" w:w="100"/>
+            </w:tcMar>
+          </w:tcPr>
+          <w:p>
+            <w:pPr>
+              <w:spacing w:after="0"/>
+            </w:pPr>
+            <w:r>
+              <w:rPr>
+                <w:rFonts w:ascii="Consolas" w:cs="Consolas" w:eastAsia="Consolas" w:hAnsi="Consolas"/>
+                <w:sz w:val="18"/>
+                <w:szCs w:val="18"/>
+              </w:rPr>
+              <w:t xml:space="preserve">Entity_ShieldBarrier (ReflectMeleeFraction, ReflectProjectilesOnParry)</w:t>
+            </w:r>
+          </w:p>
+        </w:tc>
+      </w:tr>
+      <w:tr>
+        <w:tc>
+          <w:tcPr>
+            <w:tcW w:type="dxa" w:w="2000"/>
+            <w:tcMar>
+              <w:top w:type="dxa" w:w="60"/>
+              <w:left w:type="dxa" w:w="100"/>
+              <w:bottom w:type="dxa" w:w="60"/>
+              <w:right w:type="dxa" w:w="100"/>
+            </w:tcMar>
+          </w:tcPr>
+          <w:p>
+            <w:pPr>
+              <w:spacing w:after="0"/>
+            </w:pPr>
+            <w:r>
+              <w:rPr>
+                <w:sz w:val="20"/>
+                <w:szCs w:val="20"/>
+              </w:rPr>
               <w:t xml:space="preserve">Crítico</w:t>
             </w:r>
           </w:p>
@@ -5122,7 +5194,7 @@
                 <w:sz w:val="20"/>
                 <w:szCs w:val="20"/>
               </w:rPr>
-              <w:t xml:space="preserve">Mantener el botón deja el arma atrás, acerca la cámara a la mira y esconde tu propio modelo (solo en tu pantalla) para que no tape; al soltar, el arma sale al instante desde esa pose. Un aturdimiento mientras apuntás lo corta sin gastar nada. Lo usan los lanzamientos de arma: el hacha, las dagas, la lanza.</w:t>
+              <w:t xml:space="preserve">Mantener el botón deja el arma atrás, acerca la cámara a la mira y esconde tu propio modelo (solo en tu pantalla) para que no tape; al soltar, el arma sale al instante desde esa pose. Un aturdimiento mientras apuntás lo corta sin gastar nada. Lo usan los lanzamientos de arma: el hacha, las dagas, la lanza. La cámara recién se acerca si se mantiene 1 segundo: un lanzamiento rápido no la mueve.</w:t>
             </w:r>
           </w:p>
         </w:tc>
@@ -5171,7 +5243,7 @@
                 <w:sz w:val="20"/>
                 <w:szCs w:val="20"/>
               </w:rPr>
-              <w:t xml:space="preserve">Canalizar</w:t>
+              <w:t xml:space="preserve">Crecer</w:t>
             </w:r>
           </w:p>
         </w:tc>
@@ -5194,149 +5266,7 @@
                 <w:sz w:val="20"/>
                 <w:szCs w:val="20"/>
               </w:rPr>
-              <w:t xml:space="preserve">Hay que sostener el botón un rato ANTES de que la habilidad salga; si te interrumpen, se cancela.</w:t>
-            </w:r>
-          </w:p>
-        </w:tc>
-        <w:tc>
-          <w:tcPr>
-            <w:tcW w:type="dxa" w:w="3000"/>
-            <w:tcMar>
-              <w:top w:type="dxa" w:w="60"/>
-              <w:left w:type="dxa" w:w="100"/>
-              <w:bottom w:type="dxa" w:w="60"/>
-              <w:right w:type="dxa" w:w="100"/>
-            </w:tcMar>
-          </w:tcPr>
-          <w:p>
-            <w:pPr>
-              <w:spacing w:after="0"/>
-            </w:pPr>
-            <w:r>
-              <w:rPr>
-                <w:sz w:val="20"/>
-                <w:szCs w:val="20"/>
-              </w:rPr>
-              <w:t xml:space="preserve">PENDIENTE: no implementado</w:t>
-            </w:r>
-          </w:p>
-        </w:tc>
-      </w:tr>
-      <w:tr>
-        <w:tc>
-          <w:tcPr>
-            <w:tcW w:type="dxa" w:w="2000"/>
-            <w:tcMar>
-              <w:top w:type="dxa" w:w="60"/>
-              <w:left w:type="dxa" w:w="100"/>
-              <w:bottom w:type="dxa" w:w="60"/>
-              <w:right w:type="dxa" w:w="100"/>
-            </w:tcMar>
-          </w:tcPr>
-          <w:p>
-            <w:pPr>
-              <w:spacing w:after="0"/>
-            </w:pPr>
-            <w:r>
-              <w:rPr>
-                <w:sz w:val="20"/>
-                <w:szCs w:val="20"/>
-              </w:rPr>
-              <w:t xml:space="preserve">Sostener por tiempo</w:t>
-            </w:r>
-          </w:p>
-        </w:tc>
-        <w:tc>
-          <w:tcPr>
-            <w:tcW w:type="dxa" w:w="4400"/>
-            <w:tcMar>
-              <w:top w:type="dxa" w:w="60"/>
-              <w:left w:type="dxa" w:w="100"/>
-              <w:bottom w:type="dxa" w:w="60"/>
-              <w:right w:type="dxa" w:w="100"/>
-            </w:tcMar>
-          </w:tcPr>
-          <w:p>
-            <w:pPr>
-              <w:spacing w:after="0"/>
-            </w:pPr>
-            <w:r>
-              <w:rPr>
-                <w:sz w:val="20"/>
-                <w:szCs w:val="20"/>
-              </w:rPr>
-              <w:t xml:space="preserve">La habilidad dura un tiempo fijo, no lo que dure el botón, y mientras tanto bloquea las demás (el molinete del Berserker). Se anima con las mismas ranuras que Mantener.</w:t>
-            </w:r>
-          </w:p>
-        </w:tc>
-        <w:tc>
-          <w:tcPr>
-            <w:tcW w:type="dxa" w:w="3000"/>
-            <w:tcMar>
-              <w:top w:type="dxa" w:w="60"/>
-              <w:left w:type="dxa" w:w="100"/>
-              <w:bottom w:type="dxa" w:w="60"/>
-              <w:right w:type="dxa" w:w="100"/>
-            </w:tcMar>
-          </w:tcPr>
-          <w:p>
-            <w:pPr>
-              <w:spacing w:after="0"/>
-            </w:pPr>
-            <w:r>
-              <w:rPr>
-                <w:sz w:val="20"/>
-                <w:szCs w:val="20"/>
-              </w:rPr>
-              <w:t xml:space="preserve">IChanneledAbility</w:t>
-            </w:r>
-          </w:p>
-        </w:tc>
-      </w:tr>
-      <w:tr>
-        <w:tc>
-          <w:tcPr>
-            <w:tcW w:type="dxa" w:w="2000"/>
-            <w:tcMar>
-              <w:top w:type="dxa" w:w="60"/>
-              <w:left w:type="dxa" w:w="100"/>
-              <w:bottom w:type="dxa" w:w="60"/>
-              <w:right w:type="dxa" w:w="100"/>
-            </w:tcMar>
-          </w:tcPr>
-          <w:p>
-            <w:pPr>
-              <w:spacing w:after="0"/>
-            </w:pPr>
-            <w:r>
-              <w:rPr>
-                <w:sz w:val="20"/>
-                <w:szCs w:val="20"/>
-              </w:rPr>
-              <w:t xml:space="preserve">Seleccionar una zona</w:t>
-            </w:r>
-          </w:p>
-        </w:tc>
-        <w:tc>
-          <w:tcPr>
-            <w:tcW w:type="dxa" w:w="4400"/>
-            <w:tcMar>
-              <w:top w:type="dxa" w:w="60"/>
-              <w:left w:type="dxa" w:w="100"/>
-              <w:bottom w:type="dxa" w:w="60"/>
-              <w:right w:type="dxa" w:w="100"/>
-            </w:tcMar>
-          </w:tcPr>
-          <w:p>
-            <w:pPr>
-              <w:spacing w:after="0"/>
-            </w:pPr>
-            <w:r>
-              <w:rPr>
-                <w:sz w:val="20"/>
-                <w:szCs w:val="20"/>
-              </w:rPr>
-              <w:t xml:space="preserve">Se mantiene el botón, aparece un marcador en el suelo y la habilidad cae al soltarlo.</w:t>
+              <w:t xml:space="preserve">El personaje se ve más grande en todas las pantallas (el Avatar del Guardián, ×1.5): sus golpes cuerpo a cuerpo llegan más lejos en la misma proporción y su cámara sube y se aleja un poco. El cuerpo que recibe los golpes no cambia.</w:t>
             </w:r>
           </w:p>
         </w:tc>
@@ -5360,7 +5290,7 @@
                 <w:sz w:val="18"/>
                 <w:szCs w:val="18"/>
               </w:rPr>
-              <w:t xml:space="preserve">IGroundTargetAbility</w:t>
+              <w:t xml:space="preserve">GrowTag / GrowScale de la clase + MeleeRangeBonus</w:t>
             </w:r>
           </w:p>
         </w:tc>
@@ -5385,7 +5315,7 @@
                 <w:sz w:val="20"/>
                 <w:szCs w:val="20"/>
               </w:rPr>
-              <w:t xml:space="preserve">Seleccionar a un aliado / enemigo</w:t>
+              <w:t xml:space="preserve">Canalizar</w:t>
             </w:r>
           </w:p>
         </w:tc>
@@ -5408,7 +5338,149 @@
                 <w:sz w:val="20"/>
                 <w:szCs w:val="20"/>
               </w:rPr>
-              <w:t xml:space="preserve">Se apunta con la mira y la habilidad va al más centrado dentro del cono.</w:t>
+              <w:t xml:space="preserve">Hay que sostener el botón un rato ANTES de que la habilidad salga; si te interrumpen, se cancela.</w:t>
+            </w:r>
+          </w:p>
+        </w:tc>
+        <w:tc>
+          <w:tcPr>
+            <w:tcW w:type="dxa" w:w="3000"/>
+            <w:tcMar>
+              <w:top w:type="dxa" w:w="60"/>
+              <w:left w:type="dxa" w:w="100"/>
+              <w:bottom w:type="dxa" w:w="60"/>
+              <w:right w:type="dxa" w:w="100"/>
+            </w:tcMar>
+          </w:tcPr>
+          <w:p>
+            <w:pPr>
+              <w:spacing w:after="0"/>
+            </w:pPr>
+            <w:r>
+              <w:rPr>
+                <w:sz w:val="20"/>
+                <w:szCs w:val="20"/>
+              </w:rPr>
+              <w:t xml:space="preserve">PENDIENTE: no implementado</w:t>
+            </w:r>
+          </w:p>
+        </w:tc>
+      </w:tr>
+      <w:tr>
+        <w:tc>
+          <w:tcPr>
+            <w:tcW w:type="dxa" w:w="2000"/>
+            <w:tcMar>
+              <w:top w:type="dxa" w:w="60"/>
+              <w:left w:type="dxa" w:w="100"/>
+              <w:bottom w:type="dxa" w:w="60"/>
+              <w:right w:type="dxa" w:w="100"/>
+            </w:tcMar>
+          </w:tcPr>
+          <w:p>
+            <w:pPr>
+              <w:spacing w:after="0"/>
+            </w:pPr>
+            <w:r>
+              <w:rPr>
+                <w:sz w:val="20"/>
+                <w:szCs w:val="20"/>
+              </w:rPr>
+              <w:t xml:space="preserve">Sostener por tiempo</w:t>
+            </w:r>
+          </w:p>
+        </w:tc>
+        <w:tc>
+          <w:tcPr>
+            <w:tcW w:type="dxa" w:w="4400"/>
+            <w:tcMar>
+              <w:top w:type="dxa" w:w="60"/>
+              <w:left w:type="dxa" w:w="100"/>
+              <w:bottom w:type="dxa" w:w="60"/>
+              <w:right w:type="dxa" w:w="100"/>
+            </w:tcMar>
+          </w:tcPr>
+          <w:p>
+            <w:pPr>
+              <w:spacing w:after="0"/>
+            </w:pPr>
+            <w:r>
+              <w:rPr>
+                <w:sz w:val="20"/>
+                <w:szCs w:val="20"/>
+              </w:rPr>
+              <w:t xml:space="preserve">La habilidad dura un tiempo fijo, no lo que dure el botón, y mientras tanto bloquea las demás (el molinete del Berserker). Se anima con las mismas ranuras que Mantener.</w:t>
+            </w:r>
+          </w:p>
+        </w:tc>
+        <w:tc>
+          <w:tcPr>
+            <w:tcW w:type="dxa" w:w="3000"/>
+            <w:tcMar>
+              <w:top w:type="dxa" w:w="60"/>
+              <w:left w:type="dxa" w:w="100"/>
+              <w:bottom w:type="dxa" w:w="60"/>
+              <w:right w:type="dxa" w:w="100"/>
+            </w:tcMar>
+          </w:tcPr>
+          <w:p>
+            <w:pPr>
+              <w:spacing w:after="0"/>
+            </w:pPr>
+            <w:r>
+              <w:rPr>
+                <w:sz w:val="20"/>
+                <w:szCs w:val="20"/>
+              </w:rPr>
+              <w:t xml:space="preserve">IChanneledAbility</w:t>
+            </w:r>
+          </w:p>
+        </w:tc>
+      </w:tr>
+      <w:tr>
+        <w:tc>
+          <w:tcPr>
+            <w:tcW w:type="dxa" w:w="2000"/>
+            <w:tcMar>
+              <w:top w:type="dxa" w:w="60"/>
+              <w:left w:type="dxa" w:w="100"/>
+              <w:bottom w:type="dxa" w:w="60"/>
+              <w:right w:type="dxa" w:w="100"/>
+            </w:tcMar>
+          </w:tcPr>
+          <w:p>
+            <w:pPr>
+              <w:spacing w:after="0"/>
+            </w:pPr>
+            <w:r>
+              <w:rPr>
+                <w:sz w:val="20"/>
+                <w:szCs w:val="20"/>
+              </w:rPr>
+              <w:t xml:space="preserve">Seleccionar una zona</w:t>
+            </w:r>
+          </w:p>
+        </w:tc>
+        <w:tc>
+          <w:tcPr>
+            <w:tcW w:type="dxa" w:w="4400"/>
+            <w:tcMar>
+              <w:top w:type="dxa" w:w="60"/>
+              <w:left w:type="dxa" w:w="100"/>
+              <w:bottom w:type="dxa" w:w="60"/>
+              <w:right w:type="dxa" w:w="100"/>
+            </w:tcMar>
+          </w:tcPr>
+          <w:p>
+            <w:pPr>
+              <w:spacing w:after="0"/>
+            </w:pPr>
+            <w:r>
+              <w:rPr>
+                <w:sz w:val="20"/>
+                <w:szCs w:val="20"/>
+              </w:rPr>
+              <w:t xml:space="preserve">Se mantiene el botón, aparece un marcador en el suelo y la habilidad cae al soltarlo.</w:t>
             </w:r>
           </w:p>
         </w:tc>
@@ -5432,94 +5504,94 @@
                 <w:sz w:val="18"/>
                 <w:szCs w:val="18"/>
               </w:rPr>
-              <w:t xml:space="preserve">GA_Target</w:t>
-            </w:r>
-            <w:r>
-              <w:rPr>
-                <w:sz w:val="20"/>
-                <w:szCs w:val="20"/>
-              </w:rPr>
-              <w:t xml:space="preserve">, </w:t>
-            </w:r>
+              <w:t xml:space="preserve">IGroundTargetAbility</w:t>
+            </w:r>
+          </w:p>
+        </w:tc>
+      </w:tr>
+      <w:tr>
+        <w:tc>
+          <w:tcPr>
+            <w:tcW w:type="dxa" w:w="2000"/>
+            <w:tcMar>
+              <w:top w:type="dxa" w:w="60"/>
+              <w:left w:type="dxa" w:w="100"/>
+              <w:bottom w:type="dxa" w:w="60"/>
+              <w:right w:type="dxa" w:w="100"/>
+            </w:tcMar>
+          </w:tcPr>
+          <w:p>
+            <w:pPr>
+              <w:spacing w:after="0"/>
+            </w:pPr>
+            <w:r>
+              <w:rPr>
+                <w:sz w:val="20"/>
+                <w:szCs w:val="20"/>
+              </w:rPr>
+              <w:t xml:space="preserve">Seleccionar a un aliado / enemigo</w:t>
+            </w:r>
+          </w:p>
+        </w:tc>
+        <w:tc>
+          <w:tcPr>
+            <w:tcW w:type="dxa" w:w="4400"/>
+            <w:tcMar>
+              <w:top w:type="dxa" w:w="60"/>
+              <w:left w:type="dxa" w:w="100"/>
+              <w:bottom w:type="dxa" w:w="60"/>
+              <w:right w:type="dxa" w:w="100"/>
+            </w:tcMar>
+          </w:tcPr>
+          <w:p>
+            <w:pPr>
+              <w:spacing w:after="0"/>
+            </w:pPr>
+            <w:r>
+              <w:rPr>
+                <w:sz w:val="20"/>
+                <w:szCs w:val="20"/>
+              </w:rPr>
+              <w:t xml:space="preserve">Se apunta con la mira y la habilidad va al más centrado dentro del cono.</w:t>
+            </w:r>
+          </w:p>
+        </w:tc>
+        <w:tc>
+          <w:tcPr>
+            <w:tcW w:type="dxa" w:w="3000"/>
+            <w:tcMar>
+              <w:top w:type="dxa" w:w="60"/>
+              <w:left w:type="dxa" w:w="100"/>
+              <w:bottom w:type="dxa" w:w="60"/>
+              <w:right w:type="dxa" w:w="100"/>
+            </w:tcMar>
+          </w:tcPr>
+          <w:p>
+            <w:pPr>
+              <w:spacing w:after="0"/>
+            </w:pPr>
             <w:r>
               <w:rPr>
                 <w:rFonts w:ascii="Consolas" w:cs="Consolas" w:eastAsia="Consolas" w:hAnsi="Consolas"/>
                 <w:sz w:val="18"/>
                 <w:szCs w:val="18"/>
               </w:rPr>
-              <w:t xml:space="preserve">GA_Blink</w:t>
-            </w:r>
-          </w:p>
-        </w:tc>
-      </w:tr>
-      <w:tr>
-        <w:tc>
-          <w:tcPr>
-            <w:tcW w:type="dxa" w:w="2000"/>
-            <w:tcMar>
-              <w:top w:type="dxa" w:w="60"/>
-              <w:left w:type="dxa" w:w="100"/>
-              <w:bottom w:type="dxa" w:w="60"/>
-              <w:right w:type="dxa" w:w="100"/>
-            </w:tcMar>
-          </w:tcPr>
-          <w:p>
-            <w:pPr>
-              <w:spacing w:after="0"/>
-            </w:pPr>
-            <w:r>
-              <w:rPr>
-                <w:sz w:val="20"/>
-                <w:szCs w:val="20"/>
-              </w:rPr>
-              <w:t xml:space="preserve">Menú de selección</w:t>
-            </w:r>
-          </w:p>
-        </w:tc>
-        <w:tc>
-          <w:tcPr>
-            <w:tcW w:type="dxa" w:w="4400"/>
-            <w:tcMar>
-              <w:top w:type="dxa" w:w="60"/>
-              <w:left w:type="dxa" w:w="100"/>
-              <w:bottom w:type="dxa" w:w="60"/>
-              <w:right w:type="dxa" w:w="100"/>
-            </w:tcMar>
-          </w:tcPr>
-          <w:p>
-            <w:pPr>
-              <w:spacing w:after="0"/>
-            </w:pPr>
-            <w:r>
-              <w:rPr>
-                <w:sz w:val="20"/>
-                <w:szCs w:val="20"/>
-              </w:rPr>
-              <w:t xml:space="preserve">Se mantiene el botón y aparece una rueda de opciones (tótems del Chamán, trampas del Trampero).</w:t>
-            </w:r>
-          </w:p>
-        </w:tc>
-        <w:tc>
-          <w:tcPr>
-            <w:tcW w:type="dxa" w:w="3000"/>
-            <w:tcMar>
-              <w:top w:type="dxa" w:w="60"/>
-              <w:left w:type="dxa" w:w="100"/>
-              <w:bottom w:type="dxa" w:w="60"/>
-              <w:right w:type="dxa" w:w="100"/>
-            </w:tcMar>
-          </w:tcPr>
-          <w:p>
-            <w:pPr>
-              <w:spacing w:after="0"/>
-            </w:pPr>
+              <w:t xml:space="preserve">GA_Target</w:t>
+            </w:r>
+            <w:r>
+              <w:rPr>
+                <w:sz w:val="20"/>
+                <w:szCs w:val="20"/>
+              </w:rPr>
+              <w:t xml:space="preserve">, </w:t>
+            </w:r>
             <w:r>
               <w:rPr>
                 <w:rFonts w:ascii="Consolas" w:cs="Consolas" w:eastAsia="Consolas" w:hAnsi="Consolas"/>
                 <w:sz w:val="18"/>
                 <w:szCs w:val="18"/>
               </w:rPr>
-              <w:t xml:space="preserve">IRadialMenuAbility</w:t>
+              <w:t xml:space="preserve">GA_Blink</w:t>
             </w:r>
           </w:p>
         </w:tc>
@@ -5544,7 +5616,7 @@
                 <w:sz w:val="20"/>
                 <w:szCs w:val="20"/>
               </w:rPr>
-              <w:t xml:space="preserve">Acumulación</w:t>
+              <w:t xml:space="preserve">Menú de selección</w:t>
             </w:r>
           </w:p>
         </w:tc>
@@ -5567,7 +5639,7 @@
                 <w:sz w:val="20"/>
                 <w:szCs w:val="20"/>
               </w:rPr>
-              <w:t xml:space="preserve">Cada aplicación de un efecto suma una capa que se cuenta aparte.</w:t>
+              <w:t xml:space="preserve">Se mantiene el botón y aparece una rueda de opciones (tótems del Chamán, trampas del Trampero).</w:t>
             </w:r>
           </w:p>
         </w:tc>
@@ -5591,7 +5663,7 @@
                 <w:sz w:val="18"/>
                 <w:szCs w:val="18"/>
               </w:rPr>
-              <w:t xml:space="preserve">StackingPolicy = Stack</w:t>
+              <w:t xml:space="preserve">IRadialMenuAbility</w:t>
             </w:r>
           </w:p>
         </w:tc>
@@ -5616,7 +5688,7 @@
                 <w:sz w:val="20"/>
                 <w:szCs w:val="20"/>
               </w:rPr>
-              <w:t xml:space="preserve">Reacción de golpe</w:t>
+              <w:t xml:space="preserve">Acumulación</w:t>
             </w:r>
           </w:p>
         </w:tc>
@@ -5639,7 +5711,7 @@
                 <w:sz w:val="20"/>
                 <w:szCs w:val="20"/>
               </w:rPr>
-              <w:t xml:space="preserve">Al recibir daño el personaje se sacude (solo el torso: sigue caminando). Tiene un mínimo de daño y un respiro entre reacciones para que un veneno no lo tenga temblando. Con el escudo arriba, la reacción es la del bloqueo.</w:t>
+              <w:t xml:space="preserve">Cada aplicación de un efecto suma una capa que se cuenta aparte.</w:t>
             </w:r>
           </w:p>
         </w:tc>
@@ -5663,7 +5735,7 @@
                 <w:sz w:val="18"/>
                 <w:szCs w:val="18"/>
               </w:rPr>
-              <w:t xml:space="preserve">HitTrigger / PLACEHOLDER_Hit; HurtMinFraction y HurtCooldown en AudioLibrary</w:t>
+              <w:t xml:space="preserve">StackingPolicy = Stack</w:t>
             </w:r>
           </w:p>
         </w:tc>
@@ -5688,7 +5760,7 @@
                 <w:sz w:val="20"/>
                 <w:szCs w:val="20"/>
               </w:rPr>
-              <w:t xml:space="preserve">Ataque sostenido</w:t>
+              <w:t xml:space="preserve">Reacción de golpe</w:t>
             </w:r>
           </w:p>
         </w:tc>
@@ -5711,7 +5783,7 @@
                 <w:sz w:val="20"/>
                 <w:szCs w:val="20"/>
               </w:rPr>
-              <w:t xml:space="preserve">Con el botón del ataque básico apretado (o el gatillo), se repite solo cada vez que vuelve a estar disponible. Solo el básico.</w:t>
+              <w:t xml:space="preserve">Al recibir daño el personaje se sacude (solo el torso: sigue caminando). Tiene un mínimo de daño y un respiro entre reacciones para que un veneno no lo tenga temblando. Con el escudo arriba, la reacción es la del bloqueo.</w:t>
             </w:r>
           </w:p>
         </w:tc>
@@ -5735,7 +5807,7 @@
                 <w:sz w:val="18"/>
                 <w:szCs w:val="18"/>
               </w:rPr>
-              <w:t xml:space="preserve">PlayerController.AutoRepeatPrimaryAttack</w:t>
+              <w:t xml:space="preserve">HitTrigger / PLACEHOLDER_Hit; HurtMinFraction y HurtCooldown en AudioLibrary</w:t>
             </w:r>
           </w:p>
         </w:tc>
@@ -5760,7 +5832,7 @@
                 <w:sz w:val="20"/>
                 <w:szCs w:val="20"/>
               </w:rPr>
-              <w:t xml:space="preserve">Cancelar el básico</w:t>
+              <w:t xml:space="preserve">Ataque sostenido</w:t>
             </w:r>
           </w:p>
         </w:tc>
@@ -5783,7 +5855,7 @@
                 <w:sz w:val="20"/>
                 <w:szCs w:val="20"/>
               </w:rPr>
-              <w:t xml:space="preserve">Cualquier otra habilidad corta el ataque básico a mitad del swing. Lo que ya pegó queda; los frames de impacto que faltaban no salen; el cooldown pagado no se devuelve. Un enemigo recibe un solo golpe por swing.</w:t>
+              <w:t xml:space="preserve">Con el botón del ataque básico apretado (o el gatillo), se repite solo cada vez que vuelve a estar disponible. Solo el básico.</w:t>
             </w:r>
           </w:p>
         </w:tc>
@@ -5807,7 +5879,7 @@
                 <w:sz w:val="18"/>
                 <w:szCs w:val="18"/>
               </w:rPr>
-              <w:t xml:space="preserve">GameplayAbility.IsInterruptible · ASC.CancelSerial</w:t>
+              <w:t xml:space="preserve">PlayerController.AutoRepeatPrimaryAttack</w:t>
             </w:r>
           </w:p>
         </w:tc>
@@ -5832,7 +5904,7 @@
                 <w:sz w:val="20"/>
                 <w:szCs w:val="20"/>
               </w:rPr>
-              <w:t xml:space="preserve">Cancelar una habilidad</w:t>
+              <w:t xml:space="preserve">Cancelar el básico</w:t>
             </w:r>
           </w:p>
         </w:tc>
@@ -5855,7 +5927,7 @@
                 <w:sz w:val="20"/>
                 <w:szCs w:val="20"/>
               </w:rPr>
-              <w:t xml:space="preserve">Otra habilidad corta la que está en curso. El básico siempre se puede cortar; los lanzamientos también, entre que se suelta el botón y el arma sale de la mano: el proyectil no sale y no se paga el cooldown (la finta); después, solo se saltea el remate. Mientras se apunta no se puede usar otra habilidad. Una habilidad nunca se corta a sí misma.</w:t>
+              <w:t xml:space="preserve">Cualquier otra habilidad corta el ataque básico a mitad del swing. Lo que ya pegó queda; los frames de impacto que faltaban no salen; el cooldown pagado no se devuelve. Un enemigo recibe un solo golpe por swing.</w:t>
             </w:r>
           </w:p>
         </w:tc>
@@ -5879,7 +5951,7 @@
                 <w:sz w:val="18"/>
                 <w:szCs w:val="18"/>
               </w:rPr>
-              <w:t xml:space="preserve">GameplayAbility.IsInterruptible (casilla del asset)</w:t>
+              <w:t xml:space="preserve">GameplayAbility.IsInterruptible · ASC.CancelSerial</w:t>
             </w:r>
           </w:p>
         </w:tc>
@@ -5904,7 +5976,7 @@
                 <w:sz w:val="20"/>
                 <w:szCs w:val="20"/>
               </w:rPr>
-              <w:t xml:space="preserve">Muñeco de trapo</w:t>
+              <w:t xml:space="preserve">Cancelar una habilidad</w:t>
             </w:r>
           </w:p>
         </w:tc>
@@ -5927,7 +5999,7 @@
                 <w:sz w:val="20"/>
                 <w:szCs w:val="20"/>
               </w:rPr>
-              <w:t xml:space="preserve">Al morir, el cuerpo se suelta y sale despedido en dirección contraria al golpe que lo mató; la cámara lo sigue. Solo presentación: cada peer simula el suyo.</w:t>
+              <w:t xml:space="preserve">Otra habilidad corta la que está en curso. El básico siempre se puede cortar; los lanzamientos también, entre que se suelta el botón y el arma sale de la mano: el proyectil no sale y no se paga el cooldown (la finta); después, solo se saltea el remate. Mientras se apunta no se puede usar otra habilidad. Una habilidad nunca se corta a sí misma.</w:t>
             </w:r>
           </w:p>
         </w:tc>
@@ -5951,7 +6023,7 @@
                 <w:sz w:val="18"/>
                 <w:szCs w:val="18"/>
               </w:rPr>
-              <w:t xml:space="preserve">RagdollController · CameraFollowsRagdoll</w:t>
+              <w:t xml:space="preserve">GameplayAbility.IsInterruptible (casilla del asset)</w:t>
             </w:r>
           </w:p>
         </w:tc>
@@ -5976,7 +6048,7 @@
                 <w:sz w:val="20"/>
                 <w:szCs w:val="20"/>
               </w:rPr>
-              <w:t xml:space="preserve">Carga de la definitiva</w:t>
+              <w:t xml:space="preserve">Muñeco de trapo</w:t>
             </w:r>
           </w:p>
         </w:tc>
@@ -5999,7 +6071,7 @@
                 <w:sz w:val="20"/>
                 <w:szCs w:val="20"/>
               </w:rPr>
-              <w:t xml:space="preserve">Lo que falta para poder usar la definitiva. Sube con cada golpe, con el tiempo y haciendo el rol de la clase. Arranca en 0 al elegir subclase; cambiar de clase a mitad de partida conserva la mitad.</w:t>
+              <w:t xml:space="preserve">Al morir, el cuerpo se suelta y sale despedido en dirección contraria al golpe que lo mató; la cámara lo sigue. Solo presentación: cada peer simula el suyo.</w:t>
             </w:r>
           </w:p>
         </w:tc>
@@ -6023,7 +6095,79 @@
                 <w:sz w:val="18"/>
                 <w:szCs w:val="18"/>
               </w:rPr>
-              <w:t xml:space="preserve">GE_Cooldown_Ultimate (180 s) · EClassRole · PlayerController</w:t>
+              <w:t xml:space="preserve">RagdollController · CameraFollowsRagdoll</w:t>
+            </w:r>
+          </w:p>
+        </w:tc>
+      </w:tr>
+      <w:tr>
+        <w:tc>
+          <w:tcPr>
+            <w:tcW w:type="dxa" w:w="2000"/>
+            <w:tcMar>
+              <w:top w:type="dxa" w:w="60"/>
+              <w:left w:type="dxa" w:w="100"/>
+              <w:bottom w:type="dxa" w:w="60"/>
+              <w:right w:type="dxa" w:w="100"/>
+            </w:tcMar>
+          </w:tcPr>
+          <w:p>
+            <w:pPr>
+              <w:spacing w:after="0"/>
+            </w:pPr>
+            <w:r>
+              <w:rPr>
+                <w:sz w:val="20"/>
+                <w:szCs w:val="20"/>
+              </w:rPr>
+              <w:t xml:space="preserve">Carga de la definitiva</w:t>
+            </w:r>
+          </w:p>
+        </w:tc>
+        <w:tc>
+          <w:tcPr>
+            <w:tcW w:type="dxa" w:w="4400"/>
+            <w:tcMar>
+              <w:top w:type="dxa" w:w="60"/>
+              <w:left w:type="dxa" w:w="100"/>
+              <w:bottom w:type="dxa" w:w="60"/>
+              <w:right w:type="dxa" w:w="100"/>
+            </w:tcMar>
+          </w:tcPr>
+          <w:p>
+            <w:pPr>
+              <w:spacing w:after="0"/>
+            </w:pPr>
+            <w:r>
+              <w:rPr>
+                <w:sz w:val="20"/>
+                <w:szCs w:val="20"/>
+              </w:rPr>
+              <w:t xml:space="preserve">Lo que falta para poder usar la definitiva. Sube con cada golpe, con el tiempo y haciendo el rol de la clase. Arranca en 0 al elegir subclase; cambiar de clase a mitad de partida conserva la mitad. Los escudos además la cargan con 1 s por cada golpe que frenan (la cantidad, no el daño).</w:t>
+            </w:r>
+          </w:p>
+        </w:tc>
+        <w:tc>
+          <w:tcPr>
+            <w:tcW w:type="dxa" w:w="3000"/>
+            <w:tcMar>
+              <w:top w:type="dxa" w:w="60"/>
+              <w:left w:type="dxa" w:w="100"/>
+              <w:bottom w:type="dxa" w:w="60"/>
+              <w:right w:type="dxa" w:w="100"/>
+            </w:tcMar>
+          </w:tcPr>
+          <w:p>
+            <w:pPr>
+              <w:spacing w:after="0"/>
+            </w:pPr>
+            <w:r>
+              <w:rPr>
+                <w:rFonts w:ascii="Consolas" w:cs="Consolas" w:eastAsia="Consolas" w:hAnsi="Consolas"/>
+                <w:sz w:val="18"/>
+                <w:szCs w:val="18"/>
+              </w:rPr>
+              <w:t xml:space="preserve">GE_Cooldown_Ultimate (180 s) · EClassRole · PlayerController · Entity_ShieldBarrier.UltimateSecondsPerBlock</w:t>
             </w:r>
           </w:p>
         </w:tc>

--- a/DesignDocuments/Mercenaries_Glosario.docx
+++ b/DesignDocuments/Mercenaries_Glosario.docx
@@ -2530,7 +2530,7 @@
                 <w:sz w:val="20"/>
                 <w:szCs w:val="20"/>
               </w:rPr>
-              <w:t xml:space="preserve">Repeler / Lanzar hacia atrás</w:t>
+              <w:t xml:space="preserve">Repeler / Atraer</w:t>
             </w:r>
           </w:p>
         </w:tc>
@@ -2553,7 +2553,7 @@
                 <w:sz w:val="20"/>
                 <w:szCs w:val="20"/>
               </w:rPr>
-              <w:t xml:space="preserve">Desplaza al personaje en contra de su input, sin quitarle el control al terminar.</w:t>
+              <w:t xml:space="preserve">Mueve al personaje sin que él quiera, en el instante en que lo golpean: lejos de quien lo golpea (repeler), hacia él (atraer, se detiene antes de llegar) o hacia donde mira quien golpea. Es control: no mueve a un inmune al control de masas y la resistencia al control acorta la distancia. El escudo no lo frena. Mientras dura conserva parte de su control para corregir, salvo aturdido o enraizado.</w:t>
             </w:r>
           </w:p>
         </w:tc>
@@ -2576,7 +2576,7 @@
                 <w:sz w:val="20"/>
                 <w:szCs w:val="20"/>
               </w:rPr>
-              <w:t xml:space="preserve">PENDIENTE: no implementado</w:t>
+              <w:t xml:space="preserve">KnockbackDistance / KnockbackDirection del GameplayEffect</w:t>
             </w:r>
           </w:p>
         </w:tc>
@@ -5219,6 +5219,150 @@
                 <w:szCs w:val="18"/>
               </w:rPr>
               <w:t xml:space="preserve">GA_ProjectileShoot con AimBeforeThrow</w:t>
+            </w:r>
+          </w:p>
+        </w:tc>
+      </w:tr>
+      <w:tr>
+        <w:tc>
+          <w:tcPr>
+            <w:tcW w:type="dxa" w:w="2000"/>
+            <w:tcMar>
+              <w:top w:type="dxa" w:w="60"/>
+              <w:left w:type="dxa" w:w="100"/>
+              <w:bottom w:type="dxa" w:w="60"/>
+              <w:right w:type="dxa" w:w="100"/>
+            </w:tcMar>
+          </w:tcPr>
+          <w:p>
+            <w:pPr>
+              <w:spacing w:after="0"/>
+            </w:pPr>
+            <w:r>
+              <w:rPr>
+                <w:sz w:val="20"/>
+                <w:szCs w:val="20"/>
+              </w:rPr>
+              <w:t xml:space="preserve">Vuelo libre</w:t>
+            </w:r>
+          </w:p>
+        </w:tc>
+        <w:tc>
+          <w:tcPr>
+            <w:tcW w:type="dxa" w:w="4400"/>
+            <w:tcMar>
+              <w:top w:type="dxa" w:w="60"/>
+              <w:left w:type="dxa" w:w="100"/>
+              <w:bottom w:type="dxa" w:w="60"/>
+              <w:right w:type="dxa" w:w="100"/>
+            </w:tcMar>
+          </w:tcPr>
+          <w:p>
+            <w:pPr>
+              <w:spacing w:after="0"/>
+            </w:pPr>
+            <w:r>
+              <w:rPr>
+                <w:sz w:val="20"/>
+                <w:szCs w:val="20"/>
+              </w:rPr>
+              <w:t xml:space="preserve">Vuela sin gravedad hacia donde mira la cámara: WASD avanza (más rápido solo hacia adelante), Espacio sube y Ctrl baja. No aterriza aunque toque el piso. Quieto en el aire cae despacio. Recibir daño o quedar enraizado lo termina y cae lento.</w:t>
+            </w:r>
+          </w:p>
+        </w:tc>
+        <w:tc>
+          <w:tcPr>
+            <w:tcW w:type="dxa" w:w="3000"/>
+            <w:tcMar>
+              <w:top w:type="dxa" w:w="60"/>
+              <w:left w:type="dxa" w:w="100"/>
+              <w:bottom w:type="dxa" w:w="60"/>
+              <w:right w:type="dxa" w:w="100"/>
+            </w:tcMar>
+          </w:tcPr>
+          <w:p>
+            <w:pPr>
+              <w:spacing w:after="0"/>
+            </w:pPr>
+            <w:r>
+              <w:rPr>
+                <w:rFonts w:ascii="Consolas" w:cs="Consolas" w:eastAsia="Consolas" w:hAnsi="Consolas"/>
+                <w:sz w:val="18"/>
+                <w:szCs w:val="18"/>
+              </w:rPr>
+              <w:t xml:space="preserve">Status_Flying (GA_Flight)</w:t>
+            </w:r>
+          </w:p>
+        </w:tc>
+      </w:tr>
+      <w:tr>
+        <w:tc>
+          <w:tcPr>
+            <w:tcW w:type="dxa" w:w="2000"/>
+            <w:tcMar>
+              <w:top w:type="dxa" w:w="60"/>
+              <w:left w:type="dxa" w:w="100"/>
+              <w:bottom w:type="dxa" w:w="60"/>
+              <w:right w:type="dxa" w:w="100"/>
+            </w:tcMar>
+          </w:tcPr>
+          <w:p>
+            <w:pPr>
+              <w:spacing w:after="0"/>
+            </w:pPr>
+            <w:r>
+              <w:rPr>
+                <w:sz w:val="20"/>
+                <w:szCs w:val="20"/>
+              </w:rPr>
+              <w:t xml:space="preserve">Barra de carga</w:t>
+            </w:r>
+          </w:p>
+        </w:tc>
+        <w:tc>
+          <w:tcPr>
+            <w:tcW w:type="dxa" w:w="4400"/>
+            <w:tcMar>
+              <w:top w:type="dxa" w:w="60"/>
+              <w:left w:type="dxa" w:w="100"/>
+              <w:bottom w:type="dxa" w:w="60"/>
+              <w:right w:type="dxa" w:w="100"/>
+            </w:tcMar>
+          </w:tcPr>
+          <w:p>
+            <w:pPr>
+              <w:spacing w:after="0"/>
+            </w:pPr>
+            <w:r>
+              <w:rPr>
+                <w:sz w:val="20"/>
+                <w:szCs w:val="20"/>
+              </w:rPr>
+              <w:t xml:space="preserve">Mientras se carga un ataque por etapas (el golpe del mandoble), aparece bajo la mira una barra partida en un tramo por etapa: el tramo destella al llegar a la siguiente y el último parpadea antes de soltarse solo. Solo la ve quien carga.</w:t>
+            </w:r>
+          </w:p>
+        </w:tc>
+        <w:tc>
+          <w:tcPr>
+            <w:tcW w:type="dxa" w:w="3000"/>
+            <w:tcMar>
+              <w:top w:type="dxa" w:w="60"/>
+              <w:left w:type="dxa" w:w="100"/>
+              <w:bottom w:type="dxa" w:w="60"/>
+              <w:right w:type="dxa" w:w="100"/>
+            </w:tcMar>
+          </w:tcPr>
+          <w:p>
+            <w:pPr>
+              <w:spacing w:after="0"/>
+            </w:pPr>
+            <w:r>
+              <w:rPr>
+                <w:rFonts w:ascii="Consolas" w:cs="Consolas" w:eastAsia="Consolas" w:hAnsi="Consolas"/>
+                <w:sz w:val="18"/>
+                <w:szCs w:val="18"/>
+              </w:rPr>
+              <w:t xml:space="preserve">UI_ChargeBar + GameplayAbility.GetChargeStages</w:t>
             </w:r>
           </w:p>
         </w:tc>

--- a/DesignDocuments/Mercenaries_Glosario.docx
+++ b/DesignDocuments/Mercenaries_Glosario.docx
@@ -3517,6 +3517,150 @@
                 <w:sz w:val="20"/>
                 <w:szCs w:val="20"/>
               </w:rPr>
+              <w:t xml:space="preserve">Esquivar proyectiles</w:t>
+            </w:r>
+          </w:p>
+        </w:tc>
+        <w:tc>
+          <w:tcPr>
+            <w:tcW w:type="dxa" w:w="4400"/>
+            <w:tcMar>
+              <w:top w:type="dxa" w:w="60"/>
+              <w:left w:type="dxa" w:w="100"/>
+              <w:bottom w:type="dxa" w:w="60"/>
+              <w:right w:type="dxa" w:w="100"/>
+            </w:tcMar>
+          </w:tcPr>
+          <w:p>
+            <w:pPr>
+              <w:spacing w:after="0"/>
+            </w:pPr>
+            <w:r>
+              <w:rPr>
+                <w:sz w:val="20"/>
+                <w:szCs w:val="20"/>
+              </w:rPr>
+              <w:t xml:space="preserve">Los proyectiles lo atraviesan sin hacerle nada (y su escudo no los frena); el cuerpo a cuerpo lo alcanza normal.</w:t>
+            </w:r>
+          </w:p>
+        </w:tc>
+        <w:tc>
+          <w:tcPr>
+            <w:tcW w:type="dxa" w:w="3000"/>
+            <w:tcMar>
+              <w:top w:type="dxa" w:w="60"/>
+              <w:left w:type="dxa" w:w="100"/>
+              <w:bottom w:type="dxa" w:w="60"/>
+              <w:right w:type="dxa" w:w="100"/>
+            </w:tcMar>
+          </w:tcPr>
+          <w:p>
+            <w:pPr>
+              <w:spacing w:after="0"/>
+            </w:pPr>
+            <w:r>
+              <w:rPr>
+                <w:rFonts w:ascii="Consolas" w:cs="Consolas" w:eastAsia="Consolas" w:hAnsi="Consolas"/>
+                <w:sz w:val="18"/>
+                <w:szCs w:val="18"/>
+              </w:rPr>
+              <w:t xml:space="preserve">Status_DodgeProjectiles</w:t>
+            </w:r>
+          </w:p>
+        </w:tc>
+      </w:tr>
+      <w:tr>
+        <w:tc>
+          <w:tcPr>
+            <w:tcW w:type="dxa" w:w="2000"/>
+            <w:tcMar>
+              <w:top w:type="dxa" w:w="60"/>
+              <w:left w:type="dxa" w:w="100"/>
+              <w:bottom w:type="dxa" w:w="60"/>
+              <w:right w:type="dxa" w:w="100"/>
+            </w:tcMar>
+          </w:tcPr>
+          <w:p>
+            <w:pPr>
+              <w:spacing w:after="0"/>
+            </w:pPr>
+            <w:r>
+              <w:rPr>
+                <w:sz w:val="20"/>
+                <w:szCs w:val="20"/>
+              </w:rPr>
+              <w:t xml:space="preserve">El daño cura</w:t>
+            </w:r>
+          </w:p>
+        </w:tc>
+        <w:tc>
+          <w:tcPr>
+            <w:tcW w:type="dxa" w:w="4400"/>
+            <w:tcMar>
+              <w:top w:type="dxa" w:w="60"/>
+              <w:left w:type="dxa" w:w="100"/>
+              <w:bottom w:type="dxa" w:w="60"/>
+              <w:right w:type="dxa" w:w="100"/>
+            </w:tcMar>
+          </w:tcPr>
+          <w:p>
+            <w:pPr>
+              <w:spacing w:after="0"/>
+            </w:pPr>
+            <w:r>
+              <w:rPr>
+                <w:sz w:val="20"/>
+                <w:szCs w:val="20"/>
+              </w:rPr>
+              <w:t xml:space="preserve">Mientras dura, el daño que recibe se convierte en curación.</w:t>
+            </w:r>
+          </w:p>
+        </w:tc>
+        <w:tc>
+          <w:tcPr>
+            <w:tcW w:type="dxa" w:w="3000"/>
+            <w:tcMar>
+              <w:top w:type="dxa" w:w="60"/>
+              <w:left w:type="dxa" w:w="100"/>
+              <w:bottom w:type="dxa" w:w="60"/>
+              <w:right w:type="dxa" w:w="100"/>
+            </w:tcMar>
+          </w:tcPr>
+          <w:p>
+            <w:pPr>
+              <w:spacing w:after="0"/>
+            </w:pPr>
+            <w:r>
+              <w:rPr>
+                <w:rFonts w:ascii="Consolas" w:cs="Consolas" w:eastAsia="Consolas" w:hAnsi="Consolas"/>
+                <w:sz w:val="18"/>
+                <w:szCs w:val="18"/>
+              </w:rPr>
+              <w:t xml:space="preserve">Status_DamageToHeal</w:t>
+            </w:r>
+          </w:p>
+        </w:tc>
+      </w:tr>
+      <w:tr>
+        <w:tc>
+          <w:tcPr>
+            <w:tcW w:type="dxa" w:w="2000"/>
+            <w:tcMar>
+              <w:top w:type="dxa" w:w="60"/>
+              <w:left w:type="dxa" w:w="100"/>
+              <w:bottom w:type="dxa" w:w="60"/>
+              <w:right w:type="dxa" w:w="100"/>
+            </w:tcMar>
+          </w:tcPr>
+          <w:p>
+            <w:pPr>
+              <w:spacing w:after="0"/>
+            </w:pPr>
+            <w:r>
+              <w:rPr>
+                <w:sz w:val="20"/>
+                <w:szCs w:val="20"/>
+              </w:rPr>
               <w:t xml:space="preserve">Robo de vida</w:t>
             </w:r>
           </w:p>
@@ -3945,7 +4089,7 @@
                 <w:sz w:val="20"/>
                 <w:szCs w:val="20"/>
               </w:rPr>
-              <w:t xml:space="preserve">Daño con el tiempo por fuego.</w:t>
+              <w:t xml:space="preserve">Daño con el tiempo por fuego. Las de las zonas de fuego se acumulan: cada tick suma una, hasta 5.</w:t>
             </w:r>
           </w:p>
         </w:tc>
@@ -3994,7 +4138,7 @@
                 <w:sz w:val="20"/>
                 <w:szCs w:val="20"/>
               </w:rPr>
-              <w:t xml:space="preserve">Envenenar</w:t>
+              <w:t xml:space="preserve">Ejecutar</w:t>
             </w:r>
           </w:p>
         </w:tc>
@@ -4017,7 +4161,7 @@
                 <w:sz w:val="20"/>
                 <w:szCs w:val="20"/>
               </w:rPr>
-              <w:t xml:space="preserve">Daño con el tiempo por veneno.</w:t>
+              <w:t xml:space="preserve">Con la marca puesta, un enemigo que queda en cierto porcentaje de vida muere al instante; la baja es de quien puso la marca. No mata a un inmune ni a un inmortal.</w:t>
             </w:r>
           </w:p>
         </w:tc>
@@ -4041,7 +4185,7 @@
                 <w:sz w:val="18"/>
                 <w:szCs w:val="18"/>
               </w:rPr>
-              <w:t xml:space="preserve">Status_Poison</w:t>
+              <w:t xml:space="preserve">GameplayEffect.ExecuteBelowHealth</w:t>
             </w:r>
           </w:p>
         </w:tc>
@@ -4066,7 +4210,7 @@
                 <w:sz w:val="20"/>
                 <w:szCs w:val="20"/>
               </w:rPr>
-              <w:t xml:space="preserve">Marcar</w:t>
+              <w:t xml:space="preserve">Envenenar</w:t>
             </w:r>
           </w:p>
         </w:tc>
@@ -4089,7 +4233,7 @@
                 <w:sz w:val="20"/>
                 <w:szCs w:val="20"/>
               </w:rPr>
-              <w:t xml:space="preserve">El enemigo queda señalado un tiempo y recibe algún trato especial (más daño, curar a quien lo golpea…). Cada marca es su propio tag.</w:t>
+              <w:t xml:space="preserve">Daño con el tiempo por veneno.</w:t>
             </w:r>
           </w:p>
         </w:tc>
@@ -4107,19 +4251,91 @@
             <w:pPr>
               <w:spacing w:after="0"/>
             </w:pPr>
-            <w:r>
-              <w:rPr>
-                <w:sz w:val="20"/>
-                <w:szCs w:val="20"/>
-              </w:rPr>
-              <w:t xml:space="preserve">Ej. </w:t>
-            </w:r>
             <w:r>
               <w:rPr>
                 <w:rFonts w:ascii="Consolas" w:cs="Consolas" w:eastAsia="Consolas" w:hAnsi="Consolas"/>
                 <w:sz w:val="18"/>
                 <w:szCs w:val="18"/>
               </w:rPr>
+              <w:t xml:space="preserve">Status_Poison</w:t>
+            </w:r>
+          </w:p>
+        </w:tc>
+      </w:tr>
+      <w:tr>
+        <w:tc>
+          <w:tcPr>
+            <w:tcW w:type="dxa" w:w="2000"/>
+            <w:tcMar>
+              <w:top w:type="dxa" w:w="60"/>
+              <w:left w:type="dxa" w:w="100"/>
+              <w:bottom w:type="dxa" w:w="60"/>
+              <w:right w:type="dxa" w:w="100"/>
+            </w:tcMar>
+          </w:tcPr>
+          <w:p>
+            <w:pPr>
+              <w:spacing w:after="0"/>
+            </w:pPr>
+            <w:r>
+              <w:rPr>
+                <w:sz w:val="20"/>
+                <w:szCs w:val="20"/>
+              </w:rPr>
+              <w:t xml:space="preserve">Marcar</w:t>
+            </w:r>
+          </w:p>
+        </w:tc>
+        <w:tc>
+          <w:tcPr>
+            <w:tcW w:type="dxa" w:w="4400"/>
+            <w:tcMar>
+              <w:top w:type="dxa" w:w="60"/>
+              <w:left w:type="dxa" w:w="100"/>
+              <w:bottom w:type="dxa" w:w="60"/>
+              <w:right w:type="dxa" w:w="100"/>
+            </w:tcMar>
+          </w:tcPr>
+          <w:p>
+            <w:pPr>
+              <w:spacing w:after="0"/>
+            </w:pPr>
+            <w:r>
+              <w:rPr>
+                <w:sz w:val="20"/>
+                <w:szCs w:val="20"/>
+              </w:rPr>
+              <w:t xml:space="preserve">El enemigo queda señalado un tiempo y recibe algún trato especial (más daño, curar a quien lo golpea…). Cada marca es su propio tag.</w:t>
+            </w:r>
+          </w:p>
+        </w:tc>
+        <w:tc>
+          <w:tcPr>
+            <w:tcW w:type="dxa" w:w="3000"/>
+            <w:tcMar>
+              <w:top w:type="dxa" w:w="60"/>
+              <w:left w:type="dxa" w:w="100"/>
+              <w:bottom w:type="dxa" w:w="60"/>
+              <w:right w:type="dxa" w:w="100"/>
+            </w:tcMar>
+          </w:tcPr>
+          <w:p>
+            <w:pPr>
+              <w:spacing w:after="0"/>
+            </w:pPr>
+            <w:r>
+              <w:rPr>
+                <w:sz w:val="20"/>
+                <w:szCs w:val="20"/>
+              </w:rPr>
+              <w:t xml:space="preserve">Ej. </w:t>
+            </w:r>
+            <w:r>
+              <w:rPr>
+                <w:rFonts w:ascii="Consolas" w:cs="Consolas" w:eastAsia="Consolas" w:hAnsi="Consolas"/>
+                <w:sz w:val="18"/>
+                <w:szCs w:val="18"/>
+              </w:rPr>
               <w:t xml:space="preserve">Status_Gambled</w:t>
             </w:r>
           </w:p>
@@ -4168,7 +4384,7 @@
                 <w:sz w:val="20"/>
                 <w:szCs w:val="20"/>
               </w:rPr>
-              <w:t xml:space="preserve">Hace visible a un enemigo invisible, y a veces a través de paredes.</w:t>
+              <w:t xml:space="preserve">Los enemigos ven a un invisible sin sacarle la invisibilidad (al salir del alcance vuelve a desaparecer). Lo hace el Faro de esperanza del Clérigo.</w:t>
             </w:r>
           </w:p>
         </w:tc>
@@ -4191,7 +4407,7 @@
                 <w:sz w:val="20"/>
                 <w:szCs w:val="20"/>
               </w:rPr>
-              <w:t xml:space="preserve">PENDIENTE: no implementado</w:t>
+              <w:t xml:space="preserve">State_AlwaysVisible</w:t>
             </w:r>
           </w:p>
         </w:tc>
@@ -5099,7 +5315,7 @@
                 <w:sz w:val="20"/>
                 <w:szCs w:val="20"/>
               </w:rPr>
-              <w:t xml:space="preserve">Mantener</w:t>
+              <w:t xml:space="preserve">Ki</w:t>
             </w:r>
           </w:p>
         </w:tc>
@@ -5122,7 +5338,7 @@
                 <w:sz w:val="20"/>
                 <w:szCs w:val="20"/>
               </w:rPr>
-              <w:t xml:space="preserve">La habilidad dura mientras se sostiene el botón y termina al soltarlo (el escudo del Paladín).</w:t>
+              <w:t xml:space="preserve">Recurso del Monje, con 2 cargas. Gastarlo hace que la PRÓXIMA acción salga en su versión mejorada.</w:t>
             </w:r>
           </w:p>
         </w:tc>
@@ -5146,7 +5362,7 @@
                 <w:sz w:val="18"/>
                 <w:szCs w:val="18"/>
               </w:rPr>
-              <w:t xml:space="preserve">IHoldAbility</w:t>
+              <w:t xml:space="preserve">Status_Ki + GA_TagSwitch</w:t>
             </w:r>
           </w:p>
         </w:tc>
@@ -5171,7 +5387,7 @@
                 <w:sz w:val="20"/>
                 <w:szCs w:val="20"/>
               </w:rPr>
-              <w:t xml:space="preserve">Apuntar un lanzamiento</w:t>
+              <w:t xml:space="preserve">Mantener</w:t>
             </w:r>
           </w:p>
         </w:tc>
@@ -5194,7 +5410,7 @@
                 <w:sz w:val="20"/>
                 <w:szCs w:val="20"/>
               </w:rPr>
-              <w:t xml:space="preserve">Mantener el botón deja el arma atrás, acerca la cámara a la mira y esconde tu propio modelo (solo en tu pantalla) para que no tape; al soltar, el arma sale al instante desde esa pose. Un aturdimiento mientras apuntás lo corta sin gastar nada. Lo usan los lanzamientos de arma: el hacha, las dagas, la lanza. La cámara recién se acerca si se mantiene 1 segundo: un lanzamiento rápido no la mueve.</w:t>
+              <w:t xml:space="preserve">La habilidad dura mientras se sostiene el botón y termina al soltarlo (el escudo del Paladín).</w:t>
             </w:r>
           </w:p>
         </w:tc>
@@ -5218,7 +5434,7 @@
                 <w:sz w:val="18"/>
                 <w:szCs w:val="18"/>
               </w:rPr>
-              <w:t xml:space="preserve">GA_ProjectileShoot con AimBeforeThrow</w:t>
+              <w:t xml:space="preserve">IHoldAbility</w:t>
             </w:r>
           </w:p>
         </w:tc>
@@ -5243,7 +5459,7 @@
                 <w:sz w:val="20"/>
                 <w:szCs w:val="20"/>
               </w:rPr>
-              <w:t xml:space="preserve">Vuelo libre</w:t>
+              <w:t xml:space="preserve">Apuntar un lanzamiento</w:t>
             </w:r>
           </w:p>
         </w:tc>
@@ -5266,7 +5482,7 @@
                 <w:sz w:val="20"/>
                 <w:szCs w:val="20"/>
               </w:rPr>
-              <w:t xml:space="preserve">Vuela sin gravedad hacia donde mira la cámara: WASD avanza (más rápido solo hacia adelante), Espacio sube y Ctrl baja. No aterriza aunque toque el piso. Quieto en el aire cae despacio. Recibir daño o quedar enraizado lo termina y cae lento.</w:t>
+              <w:t xml:space="preserve">Mantener el botón deja el arma atrás, acerca la cámara a la mira y esconde tu propio modelo (solo en tu pantalla) para que no tape; al soltar, el arma sale al instante desde esa pose. Un aturdimiento mientras apuntás lo corta sin gastar nada. Lo usan los lanzamientos de arma: el hacha, las dagas, la lanza. La cámara recién se acerca si se mantiene 1 segundo: un lanzamiento rápido no la mueve.</w:t>
             </w:r>
           </w:p>
         </w:tc>
@@ -5290,7 +5506,7 @@
                 <w:sz w:val="18"/>
                 <w:szCs w:val="18"/>
               </w:rPr>
-              <w:t xml:space="preserve">Status_Flying (GA_Flight)</w:t>
+              <w:t xml:space="preserve">GA_ProjectileShoot con AimBeforeThrow</w:t>
             </w:r>
           </w:p>
         </w:tc>
@@ -5315,7 +5531,7 @@
                 <w:sz w:val="20"/>
                 <w:szCs w:val="20"/>
               </w:rPr>
-              <w:t xml:space="preserve">Barra de carga</w:t>
+              <w:t xml:space="preserve">Vuelo libre</w:t>
             </w:r>
           </w:p>
         </w:tc>
@@ -5338,7 +5554,7 @@
                 <w:sz w:val="20"/>
                 <w:szCs w:val="20"/>
               </w:rPr>
-              <w:t xml:space="preserve">Mientras se carga un ataque por etapas (el golpe del mandoble), aparece bajo la mira una barra partida en un tramo por etapa: el tramo destella al llegar a la siguiente y el último parpadea antes de soltarse solo. Solo la ve quien carga.</w:t>
+              <w:t xml:space="preserve">Vuela sin gravedad hacia donde mira la cámara: WASD avanza (más rápido solo hacia adelante), Espacio sube y Ctrl baja. No aterriza aunque toque el piso. Quieto en el aire cae despacio. Recibir daño o quedar enraizado lo termina y cae lento.</w:t>
             </w:r>
           </w:p>
         </w:tc>
@@ -5362,7 +5578,7 @@
                 <w:sz w:val="18"/>
                 <w:szCs w:val="18"/>
               </w:rPr>
-              <w:t xml:space="preserve">UI_ChargeBar + GameplayAbility.GetChargeStages</w:t>
+              <w:t xml:space="preserve">Status_Flying (GA_Flight)</w:t>
             </w:r>
           </w:p>
         </w:tc>
@@ -5387,7 +5603,7 @@
                 <w:sz w:val="20"/>
                 <w:szCs w:val="20"/>
               </w:rPr>
-              <w:t xml:space="preserve">Crecer</w:t>
+              <w:t xml:space="preserve">Pegarse / correr por paredes</w:t>
             </w:r>
           </w:p>
         </w:tc>
@@ -5410,7 +5626,7 @@
                 <w:sz w:val="20"/>
                 <w:szCs w:val="20"/>
               </w:rPr>
-              <w:t xml:space="preserve">El personaje se ve más grande en todas las pantallas (el Avatar del Guardián, ×1.5): sus golpes cuerpo a cuerpo llegan más lejos en la misma proporción y su cámara sube y se aleja un poco. El cuerpo que recibe los golpes no cambia.</w:t>
+              <w:t xml:space="preserve">En el aire, yendo contra una pared: el Pícaro queda pegado un momento y resbala; el Monje corre a lo largo bajando de a poco. Espacio salta hacia afuera, hasta 30° hacia donde mira. No vuelve a la misma pared sin tocar el piso.</w:t>
             </w:r>
           </w:p>
         </w:tc>
@@ -5434,7 +5650,7 @@
                 <w:sz w:val="18"/>
                 <w:szCs w:val="18"/>
               </w:rPr>
-              <w:t xml:space="preserve">GrowTag / GrowScale de la clase + MeleeRangeBonus</w:t>
+              <w:t xml:space="preserve">WallMovementProfile (CharacterClassDefinition.WallMovement)</w:t>
             </w:r>
           </w:p>
         </w:tc>
@@ -5459,7 +5675,7 @@
                 <w:sz w:val="20"/>
                 <w:szCs w:val="20"/>
               </w:rPr>
-              <w:t xml:space="preserve">Canalizar</w:t>
+              <w:t xml:space="preserve">Barra de carga</w:t>
             </w:r>
           </w:p>
         </w:tc>
@@ -5482,149 +5698,7 @@
                 <w:sz w:val="20"/>
                 <w:szCs w:val="20"/>
               </w:rPr>
-              <w:t xml:space="preserve">Hay que sostener el botón un rato ANTES de que la habilidad salga; si te interrumpen, se cancela.</w:t>
-            </w:r>
-          </w:p>
-        </w:tc>
-        <w:tc>
-          <w:tcPr>
-            <w:tcW w:type="dxa" w:w="3000"/>
-            <w:tcMar>
-              <w:top w:type="dxa" w:w="60"/>
-              <w:left w:type="dxa" w:w="100"/>
-              <w:bottom w:type="dxa" w:w="60"/>
-              <w:right w:type="dxa" w:w="100"/>
-            </w:tcMar>
-          </w:tcPr>
-          <w:p>
-            <w:pPr>
-              <w:spacing w:after="0"/>
-            </w:pPr>
-            <w:r>
-              <w:rPr>
-                <w:sz w:val="20"/>
-                <w:szCs w:val="20"/>
-              </w:rPr>
-              <w:t xml:space="preserve">PENDIENTE: no implementado</w:t>
-            </w:r>
-          </w:p>
-        </w:tc>
-      </w:tr>
-      <w:tr>
-        <w:tc>
-          <w:tcPr>
-            <w:tcW w:type="dxa" w:w="2000"/>
-            <w:tcMar>
-              <w:top w:type="dxa" w:w="60"/>
-              <w:left w:type="dxa" w:w="100"/>
-              <w:bottom w:type="dxa" w:w="60"/>
-              <w:right w:type="dxa" w:w="100"/>
-            </w:tcMar>
-          </w:tcPr>
-          <w:p>
-            <w:pPr>
-              <w:spacing w:after="0"/>
-            </w:pPr>
-            <w:r>
-              <w:rPr>
-                <w:sz w:val="20"/>
-                <w:szCs w:val="20"/>
-              </w:rPr>
-              <w:t xml:space="preserve">Sostener por tiempo</w:t>
-            </w:r>
-          </w:p>
-        </w:tc>
-        <w:tc>
-          <w:tcPr>
-            <w:tcW w:type="dxa" w:w="4400"/>
-            <w:tcMar>
-              <w:top w:type="dxa" w:w="60"/>
-              <w:left w:type="dxa" w:w="100"/>
-              <w:bottom w:type="dxa" w:w="60"/>
-              <w:right w:type="dxa" w:w="100"/>
-            </w:tcMar>
-          </w:tcPr>
-          <w:p>
-            <w:pPr>
-              <w:spacing w:after="0"/>
-            </w:pPr>
-            <w:r>
-              <w:rPr>
-                <w:sz w:val="20"/>
-                <w:szCs w:val="20"/>
-              </w:rPr>
-              <w:t xml:space="preserve">La habilidad dura un tiempo fijo, no lo que dure el botón, y mientras tanto bloquea las demás (el molinete del Berserker). Se anima con las mismas ranuras que Mantener.</w:t>
-            </w:r>
-          </w:p>
-        </w:tc>
-        <w:tc>
-          <w:tcPr>
-            <w:tcW w:type="dxa" w:w="3000"/>
-            <w:tcMar>
-              <w:top w:type="dxa" w:w="60"/>
-              <w:left w:type="dxa" w:w="100"/>
-              <w:bottom w:type="dxa" w:w="60"/>
-              <w:right w:type="dxa" w:w="100"/>
-            </w:tcMar>
-          </w:tcPr>
-          <w:p>
-            <w:pPr>
-              <w:spacing w:after="0"/>
-            </w:pPr>
-            <w:r>
-              <w:rPr>
-                <w:sz w:val="20"/>
-                <w:szCs w:val="20"/>
-              </w:rPr>
-              <w:t xml:space="preserve">IChanneledAbility</w:t>
-            </w:r>
-          </w:p>
-        </w:tc>
-      </w:tr>
-      <w:tr>
-        <w:tc>
-          <w:tcPr>
-            <w:tcW w:type="dxa" w:w="2000"/>
-            <w:tcMar>
-              <w:top w:type="dxa" w:w="60"/>
-              <w:left w:type="dxa" w:w="100"/>
-              <w:bottom w:type="dxa" w:w="60"/>
-              <w:right w:type="dxa" w:w="100"/>
-            </w:tcMar>
-          </w:tcPr>
-          <w:p>
-            <w:pPr>
-              <w:spacing w:after="0"/>
-            </w:pPr>
-            <w:r>
-              <w:rPr>
-                <w:sz w:val="20"/>
-                <w:szCs w:val="20"/>
-              </w:rPr>
-              <w:t xml:space="preserve">Seleccionar una zona</w:t>
-            </w:r>
-          </w:p>
-        </w:tc>
-        <w:tc>
-          <w:tcPr>
-            <w:tcW w:type="dxa" w:w="4400"/>
-            <w:tcMar>
-              <w:top w:type="dxa" w:w="60"/>
-              <w:left w:type="dxa" w:w="100"/>
-              <w:bottom w:type="dxa" w:w="60"/>
-              <w:right w:type="dxa" w:w="100"/>
-            </w:tcMar>
-          </w:tcPr>
-          <w:p>
-            <w:pPr>
-              <w:spacing w:after="0"/>
-            </w:pPr>
-            <w:r>
-              <w:rPr>
-                <w:sz w:val="20"/>
-                <w:szCs w:val="20"/>
-              </w:rPr>
-              <w:t xml:space="preserve">Se mantiene el botón, aparece un marcador en el suelo y la habilidad cae al soltarlo.</w:t>
+              <w:t xml:space="preserve">Mientras se carga un ataque por etapas (el golpe del mandoble), aparece bajo la mira una barra partida en un tramo por etapa: el tramo destella al llegar a la siguiente y el último parpadea antes de soltarse solo. Solo la ve quien carga.</w:t>
             </w:r>
           </w:p>
         </w:tc>
@@ -5648,7 +5722,7 @@
                 <w:sz w:val="18"/>
                 <w:szCs w:val="18"/>
               </w:rPr>
-              <w:t xml:space="preserve">IGroundTargetAbility</w:t>
+              <w:t xml:space="preserve">UI_ChargeBar + GameplayAbility.GetChargeStages</w:t>
             </w:r>
           </w:p>
         </w:tc>
@@ -5673,7 +5747,7 @@
                 <w:sz w:val="20"/>
                 <w:szCs w:val="20"/>
               </w:rPr>
-              <w:t xml:space="preserve">Seleccionar a un aliado / enemigo</w:t>
+              <w:t xml:space="preserve">Crecer</w:t>
             </w:r>
           </w:p>
         </w:tc>
@@ -5696,7 +5770,7 @@
                 <w:sz w:val="20"/>
                 <w:szCs w:val="20"/>
               </w:rPr>
-              <w:t xml:space="preserve">Se apunta con la mira y la habilidad va al más centrado dentro del cono.</w:t>
+              <w:t xml:space="preserve">El personaje se ve más grande en todas las pantallas (el Avatar del Guardián, ×1.5): sus golpes cuerpo a cuerpo llegan más lejos en la misma proporción y su cámara sube y se aleja un poco. El cuerpo que recibe los golpes no cambia.</w:t>
             </w:r>
           </w:p>
         </w:tc>
@@ -5720,22 +5794,221 @@
                 <w:sz w:val="18"/>
                 <w:szCs w:val="18"/>
               </w:rPr>
-              <w:t xml:space="preserve">GA_Target</w:t>
-            </w:r>
-            <w:r>
-              <w:rPr>
-                <w:sz w:val="20"/>
-                <w:szCs w:val="20"/>
-              </w:rPr>
-              <w:t xml:space="preserve">, </w:t>
-            </w:r>
+              <w:t xml:space="preserve">GrowTag / GrowScale de la clase + MeleeRangeBonus</w:t>
+            </w:r>
+          </w:p>
+        </w:tc>
+      </w:tr>
+      <w:tr>
+        <w:tc>
+          <w:tcPr>
+            <w:tcW w:type="dxa" w:w="2000"/>
+            <w:tcMar>
+              <w:top w:type="dxa" w:w="60"/>
+              <w:left w:type="dxa" w:w="100"/>
+              <w:bottom w:type="dxa" w:w="60"/>
+              <w:right w:type="dxa" w:w="100"/>
+            </w:tcMar>
+          </w:tcPr>
+          <w:p>
+            <w:pPr>
+              <w:spacing w:after="0"/>
+            </w:pPr>
+            <w:r>
+              <w:rPr>
+                <w:sz w:val="20"/>
+                <w:szCs w:val="20"/>
+              </w:rPr>
+              <w:t xml:space="preserve">Canalizar</w:t>
+            </w:r>
+          </w:p>
+        </w:tc>
+        <w:tc>
+          <w:tcPr>
+            <w:tcW w:type="dxa" w:w="4400"/>
+            <w:tcMar>
+              <w:top w:type="dxa" w:w="60"/>
+              <w:left w:type="dxa" w:w="100"/>
+              <w:bottom w:type="dxa" w:w="60"/>
+              <w:right w:type="dxa" w:w="100"/>
+            </w:tcMar>
+          </w:tcPr>
+          <w:p>
+            <w:pPr>
+              <w:spacing w:after="0"/>
+            </w:pPr>
+            <w:r>
+              <w:rPr>
+                <w:sz w:val="20"/>
+                <w:szCs w:val="20"/>
+              </w:rPr>
+              <w:t xml:space="preserve">Hay que sostener el botón un rato ANTES de que la habilidad salga; si te interrumpen, se cancela.</w:t>
+            </w:r>
+          </w:p>
+        </w:tc>
+        <w:tc>
+          <w:tcPr>
+            <w:tcW w:type="dxa" w:w="3000"/>
+            <w:tcMar>
+              <w:top w:type="dxa" w:w="60"/>
+              <w:left w:type="dxa" w:w="100"/>
+              <w:bottom w:type="dxa" w:w="60"/>
+              <w:right w:type="dxa" w:w="100"/>
+            </w:tcMar>
+          </w:tcPr>
+          <w:p>
+            <w:pPr>
+              <w:spacing w:after="0"/>
+            </w:pPr>
+            <w:r>
+              <w:rPr>
+                <w:sz w:val="20"/>
+                <w:szCs w:val="20"/>
+              </w:rPr>
+              <w:t xml:space="preserve">PENDIENTE: no implementado</w:t>
+            </w:r>
+          </w:p>
+        </w:tc>
+      </w:tr>
+      <w:tr>
+        <w:tc>
+          <w:tcPr>
+            <w:tcW w:type="dxa" w:w="2000"/>
+            <w:tcMar>
+              <w:top w:type="dxa" w:w="60"/>
+              <w:left w:type="dxa" w:w="100"/>
+              <w:bottom w:type="dxa" w:w="60"/>
+              <w:right w:type="dxa" w:w="100"/>
+            </w:tcMar>
+          </w:tcPr>
+          <w:p>
+            <w:pPr>
+              <w:spacing w:after="0"/>
+            </w:pPr>
+            <w:r>
+              <w:rPr>
+                <w:sz w:val="20"/>
+                <w:szCs w:val="20"/>
+              </w:rPr>
+              <w:t xml:space="preserve">Sostener por tiempo</w:t>
+            </w:r>
+          </w:p>
+        </w:tc>
+        <w:tc>
+          <w:tcPr>
+            <w:tcW w:type="dxa" w:w="4400"/>
+            <w:tcMar>
+              <w:top w:type="dxa" w:w="60"/>
+              <w:left w:type="dxa" w:w="100"/>
+              <w:bottom w:type="dxa" w:w="60"/>
+              <w:right w:type="dxa" w:w="100"/>
+            </w:tcMar>
+          </w:tcPr>
+          <w:p>
+            <w:pPr>
+              <w:spacing w:after="0"/>
+            </w:pPr>
+            <w:r>
+              <w:rPr>
+                <w:sz w:val="20"/>
+                <w:szCs w:val="20"/>
+              </w:rPr>
+              <w:t xml:space="preserve">La habilidad dura un tiempo fijo, no lo que dure el botón, y mientras tanto bloquea las demás (el molinete del Berserker). Se anima con las mismas ranuras que Mantener. También hay un cono sostenido (el Aliento del dragón rojo): el jugador se mueve y el cono sigue la mira.</w:t>
+            </w:r>
+          </w:p>
+        </w:tc>
+        <w:tc>
+          <w:tcPr>
+            <w:tcW w:type="dxa" w:w="3000"/>
+            <w:tcMar>
+              <w:top w:type="dxa" w:w="60"/>
+              <w:left w:type="dxa" w:w="100"/>
+              <w:bottom w:type="dxa" w:w="60"/>
+              <w:right w:type="dxa" w:w="100"/>
+            </w:tcMar>
+          </w:tcPr>
+          <w:p>
+            <w:pPr>
+              <w:spacing w:after="0"/>
+            </w:pPr>
+            <w:r>
+              <w:rPr>
+                <w:sz w:val="20"/>
+                <w:szCs w:val="20"/>
+              </w:rPr>
+              <w:t xml:space="preserve">IChanneledAbility</w:t>
+            </w:r>
+          </w:p>
+        </w:tc>
+      </w:tr>
+      <w:tr>
+        <w:tc>
+          <w:tcPr>
+            <w:tcW w:type="dxa" w:w="2000"/>
+            <w:tcMar>
+              <w:top w:type="dxa" w:w="60"/>
+              <w:left w:type="dxa" w:w="100"/>
+              <w:bottom w:type="dxa" w:w="60"/>
+              <w:right w:type="dxa" w:w="100"/>
+            </w:tcMar>
+          </w:tcPr>
+          <w:p>
+            <w:pPr>
+              <w:spacing w:after="0"/>
+            </w:pPr>
+            <w:r>
+              <w:rPr>
+                <w:sz w:val="20"/>
+                <w:szCs w:val="20"/>
+              </w:rPr>
+              <w:t xml:space="preserve">Seleccionar una zona</w:t>
+            </w:r>
+          </w:p>
+        </w:tc>
+        <w:tc>
+          <w:tcPr>
+            <w:tcW w:type="dxa" w:w="4400"/>
+            <w:tcMar>
+              <w:top w:type="dxa" w:w="60"/>
+              <w:left w:type="dxa" w:w="100"/>
+              <w:bottom w:type="dxa" w:w="60"/>
+              <w:right w:type="dxa" w:w="100"/>
+            </w:tcMar>
+          </w:tcPr>
+          <w:p>
+            <w:pPr>
+              <w:spacing w:after="0"/>
+            </w:pPr>
+            <w:r>
+              <w:rPr>
+                <w:sz w:val="20"/>
+                <w:szCs w:val="20"/>
+              </w:rPr>
+              <w:t xml:space="preserve">Se mantiene el botón, aparece un marcador en el suelo y la habilidad cae al soltarlo. El marcador es un círculo relleno con borde.</w:t>
+            </w:r>
+          </w:p>
+        </w:tc>
+        <w:tc>
+          <w:tcPr>
+            <w:tcW w:type="dxa" w:w="3000"/>
+            <w:tcMar>
+              <w:top w:type="dxa" w:w="60"/>
+              <w:left w:type="dxa" w:w="100"/>
+              <w:bottom w:type="dxa" w:w="60"/>
+              <w:right w:type="dxa" w:w="100"/>
+            </w:tcMar>
+          </w:tcPr>
+          <w:p>
+            <w:pPr>
+              <w:spacing w:after="0"/>
+            </w:pPr>
             <w:r>
               <w:rPr>
                 <w:rFonts w:ascii="Consolas" w:cs="Consolas" w:eastAsia="Consolas" w:hAnsi="Consolas"/>
                 <w:sz w:val="18"/>
                 <w:szCs w:val="18"/>
               </w:rPr>
-              <w:t xml:space="preserve">GA_Blink</w:t>
+              <w:t xml:space="preserve">IGroundTargetAbility</w:t>
             </w:r>
           </w:p>
         </w:tc>
@@ -5760,7 +6033,7 @@
                 <w:sz w:val="20"/>
                 <w:szCs w:val="20"/>
               </w:rPr>
-              <w:t xml:space="preserve">Menú de selección</w:t>
+              <w:t xml:space="preserve">Seleccionar una franja</w:t>
             </w:r>
           </w:p>
         </w:tc>
@@ -5783,7 +6056,7 @@
                 <w:sz w:val="20"/>
                 <w:szCs w:val="20"/>
               </w:rPr>
-              <w:t xml:space="preserve">Se mantiene el botón y aparece una rueda de opciones (tótems del Chamán, trampas del Trampero).</w:t>
+              <w:t xml:space="preserve">Se mantiene el botón, aparece una franja en el suelo (se corta en la primera pared) que marca a los enemigos que va a alcanzar, y la habilidad la recorre al soltar.</w:t>
             </w:r>
           </w:p>
         </w:tc>
@@ -5807,7 +6080,7 @@
                 <w:sz w:val="18"/>
                 <w:szCs w:val="18"/>
               </w:rPr>
-              <w:t xml:space="preserve">IRadialMenuAbility</w:t>
+              <w:t xml:space="preserve">ILineTargetAbility</w:t>
             </w:r>
           </w:p>
         </w:tc>
@@ -5832,7 +6105,7 @@
                 <w:sz w:val="20"/>
                 <w:szCs w:val="20"/>
               </w:rPr>
-              <w:t xml:space="preserve">Acumulación</w:t>
+              <w:t xml:space="preserve">Seleccionar a un aliado / enemigo</w:t>
             </w:r>
           </w:p>
         </w:tc>
@@ -5855,7 +6128,7 @@
                 <w:sz w:val="20"/>
                 <w:szCs w:val="20"/>
               </w:rPr>
-              <w:t xml:space="preserve">Cada aplicación de un efecto suma una capa que se cuenta aparte.</w:t>
+              <w:t xml:space="preserve">Se apunta con la mira y la habilidad va al más centrado dentro del cono.</w:t>
             </w:r>
           </w:p>
         </w:tc>
@@ -5879,79 +6152,22 @@
                 <w:sz w:val="18"/>
                 <w:szCs w:val="18"/>
               </w:rPr>
-              <w:t xml:space="preserve">StackingPolicy = Stack</w:t>
-            </w:r>
-          </w:p>
-        </w:tc>
-      </w:tr>
-      <w:tr>
-        <w:tc>
-          <w:tcPr>
-            <w:tcW w:type="dxa" w:w="2000"/>
-            <w:tcMar>
-              <w:top w:type="dxa" w:w="60"/>
-              <w:left w:type="dxa" w:w="100"/>
-              <w:bottom w:type="dxa" w:w="60"/>
-              <w:right w:type="dxa" w:w="100"/>
-            </w:tcMar>
-          </w:tcPr>
-          <w:p>
-            <w:pPr>
-              <w:spacing w:after="0"/>
-            </w:pPr>
-            <w:r>
-              <w:rPr>
-                <w:sz w:val="20"/>
-                <w:szCs w:val="20"/>
-              </w:rPr>
-              <w:t xml:space="preserve">Reacción de golpe</w:t>
-            </w:r>
-          </w:p>
-        </w:tc>
-        <w:tc>
-          <w:tcPr>
-            <w:tcW w:type="dxa" w:w="4400"/>
-            <w:tcMar>
-              <w:top w:type="dxa" w:w="60"/>
-              <w:left w:type="dxa" w:w="100"/>
-              <w:bottom w:type="dxa" w:w="60"/>
-              <w:right w:type="dxa" w:w="100"/>
-            </w:tcMar>
-          </w:tcPr>
-          <w:p>
-            <w:pPr>
-              <w:spacing w:after="0"/>
-            </w:pPr>
-            <w:r>
-              <w:rPr>
-                <w:sz w:val="20"/>
-                <w:szCs w:val="20"/>
-              </w:rPr>
-              <w:t xml:space="preserve">Al recibir daño el personaje se sacude (solo el torso: sigue caminando). Tiene un mínimo de daño y un respiro entre reacciones para que un veneno no lo tenga temblando. Con el escudo arriba, la reacción es la del bloqueo.</w:t>
-            </w:r>
-          </w:p>
-        </w:tc>
-        <w:tc>
-          <w:tcPr>
-            <w:tcW w:type="dxa" w:w="3000"/>
-            <w:tcMar>
-              <w:top w:type="dxa" w:w="60"/>
-              <w:left w:type="dxa" w:w="100"/>
-              <w:bottom w:type="dxa" w:w="60"/>
-              <w:right w:type="dxa" w:w="100"/>
-            </w:tcMar>
-          </w:tcPr>
-          <w:p>
-            <w:pPr>
-              <w:spacing w:after="0"/>
-            </w:pPr>
+              <w:t xml:space="preserve">GA_Target</w:t>
+            </w:r>
+            <w:r>
+              <w:rPr>
+                <w:sz w:val="20"/>
+                <w:szCs w:val="20"/>
+              </w:rPr>
+              <w:t xml:space="preserve">, </w:t>
+            </w:r>
             <w:r>
               <w:rPr>
                 <w:rFonts w:ascii="Consolas" w:cs="Consolas" w:eastAsia="Consolas" w:hAnsi="Consolas"/>
                 <w:sz w:val="18"/>
                 <w:szCs w:val="18"/>
               </w:rPr>
-              <w:t xml:space="preserve">HitTrigger / PLACEHOLDER_Hit; HurtMinFraction y HurtCooldown en AudioLibrary</w:t>
+              <w:t xml:space="preserve">GA_Blink</w:t>
             </w:r>
           </w:p>
         </w:tc>
@@ -5976,7 +6192,7 @@
                 <w:sz w:val="20"/>
                 <w:szCs w:val="20"/>
               </w:rPr>
-              <w:t xml:space="preserve">Ataque sostenido</w:t>
+              <w:t xml:space="preserve">Menú de selección</w:t>
             </w:r>
           </w:p>
         </w:tc>
@@ -5999,7 +6215,7 @@
                 <w:sz w:val="20"/>
                 <w:szCs w:val="20"/>
               </w:rPr>
-              <w:t xml:space="preserve">Con el botón del ataque básico apretado (o el gatillo), se repite solo cada vez que vuelve a estar disponible. Solo el básico.</w:t>
+              <w:t xml:space="preserve">Se mantiene el botón y aparece una rueda de opciones (tótems del Chamán, trampas del Trampero).</w:t>
             </w:r>
           </w:p>
         </w:tc>
@@ -6023,7 +6239,7 @@
                 <w:sz w:val="18"/>
                 <w:szCs w:val="18"/>
               </w:rPr>
-              <w:t xml:space="preserve">PlayerController.AutoRepeatPrimaryAttack</w:t>
+              <w:t xml:space="preserve">IRadialMenuAbility</w:t>
             </w:r>
           </w:p>
         </w:tc>
@@ -6048,7 +6264,7 @@
                 <w:sz w:val="20"/>
                 <w:szCs w:val="20"/>
               </w:rPr>
-              <w:t xml:space="preserve">Cancelar el básico</w:t>
+              <w:t xml:space="preserve">Acumulación</w:t>
             </w:r>
           </w:p>
         </w:tc>
@@ -6071,7 +6287,7 @@
                 <w:sz w:val="20"/>
                 <w:szCs w:val="20"/>
               </w:rPr>
-              <w:t xml:space="preserve">Cualquier otra habilidad corta el ataque básico a mitad del swing. Lo que ya pegó queda; los frames de impacto que faltaban no salen; el cooldown pagado no se devuelve. Un enemigo recibe un solo golpe por swing.</w:t>
+              <w:t xml:space="preserve">Cada aplicación de un efecto suma una capa que se cuenta aparte.</w:t>
             </w:r>
           </w:p>
         </w:tc>
@@ -6095,7 +6311,7 @@
                 <w:sz w:val="18"/>
                 <w:szCs w:val="18"/>
               </w:rPr>
-              <w:t xml:space="preserve">GameplayAbility.IsInterruptible · ASC.CancelSerial</w:t>
+              <w:t xml:space="preserve">StackingPolicy = Stack</w:t>
             </w:r>
           </w:p>
         </w:tc>
@@ -6120,7 +6336,7 @@
                 <w:sz w:val="20"/>
                 <w:szCs w:val="20"/>
               </w:rPr>
-              <w:t xml:space="preserve">Cancelar una habilidad</w:t>
+              <w:t xml:space="preserve">Gastar acumulaciones</w:t>
             </w:r>
           </w:p>
         </w:tc>
@@ -6143,7 +6359,7 @@
                 <w:sz w:val="20"/>
                 <w:szCs w:val="20"/>
               </w:rPr>
-              <w:t xml:space="preserve">Otra habilidad corta la que está en curso. El básico siempre se puede cortar; los lanzamientos también, entre que se suelta el botón y el arma sale de la mano: el proyectil no sale y no se paga el cooldown (la finta); después, solo se saltea el remate. Mientras se apunta no se puede usar otra habilidad. Una habilidad nunca se corta a sí misma.</w:t>
+              <w:t xml:space="preserve">Una habilidad consume las acumulaciones de Artes marciales y escala con cuántas había: sin acumulaciones, lo que escala no se aplica; con más, hace más (más golpes, más aturdido, más daño).</w:t>
             </w:r>
           </w:p>
         </w:tc>
@@ -6167,7 +6383,7 @@
                 <w:sz w:val="18"/>
                 <w:szCs w:val="18"/>
               </w:rPr>
-              <w:t xml:space="preserve">GameplayAbility.IsInterruptible (casilla del asset)</w:t>
+              <w:t xml:space="preserve">StacksTag / ConsumeStacks + StackScaling (Status_MartialArts)</w:t>
             </w:r>
           </w:p>
         </w:tc>
@@ -6192,7 +6408,7 @@
                 <w:sz w:val="20"/>
                 <w:szCs w:val="20"/>
               </w:rPr>
-              <w:t xml:space="preserve">Muñeco de trapo</w:t>
+              <w:t xml:space="preserve">Reacción de golpe</w:t>
             </w:r>
           </w:p>
         </w:tc>
@@ -6215,7 +6431,7 @@
                 <w:sz w:val="20"/>
                 <w:szCs w:val="20"/>
               </w:rPr>
-              <w:t xml:space="preserve">Al morir, el cuerpo se suelta y sale despedido en dirección contraria al golpe que lo mató; la cámara lo sigue. Solo presentación: cada peer simula el suyo.</w:t>
+              <w:t xml:space="preserve">Al recibir daño el personaje se sacude (solo el torso: sigue caminando). Tiene un mínimo de daño y un respiro entre reacciones para que un veneno no lo tenga temblando. Con el escudo arriba, la reacción es la del bloqueo.</w:t>
             </w:r>
           </w:p>
         </w:tc>
@@ -6239,7 +6455,7 @@
                 <w:sz w:val="18"/>
                 <w:szCs w:val="18"/>
               </w:rPr>
-              <w:t xml:space="preserve">RagdollController · CameraFollowsRagdoll</w:t>
+              <w:t xml:space="preserve">HitTrigger / PLACEHOLDER_Hit; HurtMinFraction y HurtCooldown en AudioLibrary</w:t>
             </w:r>
           </w:p>
         </w:tc>
@@ -6264,7 +6480,7 @@
                 <w:sz w:val="20"/>
                 <w:szCs w:val="20"/>
               </w:rPr>
-              <w:t xml:space="preserve">Carga de la definitiva</w:t>
+              <w:t xml:space="preserve">Ataque sostenido</w:t>
             </w:r>
           </w:p>
         </w:tc>
@@ -6287,7 +6503,7 @@
                 <w:sz w:val="20"/>
                 <w:szCs w:val="20"/>
               </w:rPr>
-              <w:t xml:space="preserve">Lo que falta para poder usar la definitiva. Sube con cada golpe, con el tiempo y haciendo el rol de la clase. Arranca en 0 al elegir subclase; cambiar de clase a mitad de partida conserva la mitad. Los escudos además la cargan con 1 s por cada golpe que frenan (la cantidad, no el daño).</w:t>
+              <w:t xml:space="preserve">Con el botón del ataque básico apretado (o el gatillo), se repite solo cada vez que vuelve a estar disponible. Solo el básico.</w:t>
             </w:r>
           </w:p>
         </w:tc>
@@ -6311,7 +6527,7 @@
                 <w:sz w:val="18"/>
                 <w:szCs w:val="18"/>
               </w:rPr>
-              <w:t xml:space="preserve">GE_Cooldown_Ultimate (180 s) · EClassRole · PlayerController · Entity_ShieldBarrier.UltimateSecondsPerBlock</w:t>
+              <w:t xml:space="preserve">PlayerController.AutoRepeatPrimaryAttack</w:t>
             </w:r>
           </w:p>
         </w:tc>
@@ -6336,7 +6552,7 @@
                 <w:sz w:val="20"/>
                 <w:szCs w:val="20"/>
               </w:rPr>
-              <w:t xml:space="preserve">Avisos de combate</w:t>
+              <w:t xml:space="preserve">Cancelar el básico</w:t>
             </w:r>
           </w:p>
         </w:tc>
@@ -6359,7 +6575,7 @@
                 <w:sz w:val="20"/>
                 <w:szCs w:val="20"/>
               </w:rPr>
-              <w:t xml:space="preserve">Una X en la retícula al pegar (más sólida cuanto menos vida le queda al otro), una calavera al matar a un personaje, y un arco rojo del lado por donde te pegaron.</w:t>
+              <w:t xml:space="preserve">Cualquier otra habilidad corta el ataque básico a mitad del swing. Lo que ya pegó queda; los frames de impacto que faltaban no salen; el cooldown pagado no se devuelve. Un enemigo recibe un solo golpe por swing.</w:t>
             </w:r>
           </w:p>
         </w:tc>
@@ -6383,7 +6599,7 @@
                 <w:sz w:val="18"/>
                 <w:szCs w:val="18"/>
               </w:rPr>
-              <w:t xml:space="preserve">UI_CombatFeedback</w:t>
+              <w:t xml:space="preserve">GameplayAbility.IsInterruptible · ASC.CancelSerial</w:t>
             </w:r>
           </w:p>
         </w:tc>
@@ -6408,7 +6624,7 @@
                 <w:sz w:val="20"/>
                 <w:szCs w:val="20"/>
               </w:rPr>
-              <w:t xml:space="preserve">Aura</w:t>
+              <w:t xml:space="preserve">Cancelar una habilidad</w:t>
             </w:r>
           </w:p>
         </w:tc>
@@ -6431,78 +6647,7 @@
                 <w:sz w:val="20"/>
                 <w:szCs w:val="20"/>
               </w:rPr>
-              <w:t xml:space="preserve">Zona circular centrada en el jugador que aplica efectos mientras estés dentro.</w:t>
-            </w:r>
-          </w:p>
-        </w:tc>
-        <w:tc>
-          <w:tcPr>
-            <w:tcW w:type="dxa" w:w="3000"/>
-            <w:tcMar>
-              <w:top w:type="dxa" w:w="60"/>
-              <w:left w:type="dxa" w:w="100"/>
-              <w:bottom w:type="dxa" w:w="60"/>
-              <w:right w:type="dxa" w:w="100"/>
-            </w:tcMar>
-          </w:tcPr>
-          <w:p>
-            <w:pPr>
-              <w:spacing w:after="0"/>
-            </w:pPr>
-            <w:r>
-              <w:rPr>
-                <w:sz w:val="20"/>
-                <w:szCs w:val="20"/>
-              </w:rPr>
-              <w:t xml:space="preserve">Componente de pasiva por clase</w:t>
-            </w:r>
-          </w:p>
-        </w:tc>
-      </w:tr>
-      <w:tr>
-        <w:tc>
-          <w:tcPr>
-            <w:tcW w:type="dxa" w:w="2000"/>
-            <w:tcMar>
-              <w:top w:type="dxa" w:w="60"/>
-              <w:left w:type="dxa" w:w="100"/>
-              <w:bottom w:type="dxa" w:w="60"/>
-              <w:right w:type="dxa" w:w="100"/>
-            </w:tcMar>
-          </w:tcPr>
-          <w:p>
-            <w:pPr>
-              <w:spacing w:after="0"/>
-            </w:pPr>
-            <w:r>
-              <w:rPr>
-                <w:sz w:val="20"/>
-                <w:szCs w:val="20"/>
-              </w:rPr>
-              <w:t xml:space="preserve">Zona</w:t>
-            </w:r>
-          </w:p>
-        </w:tc>
-        <w:tc>
-          <w:tcPr>
-            <w:tcW w:type="dxa" w:w="4400"/>
-            <w:tcMar>
-              <w:top w:type="dxa" w:w="60"/>
-              <w:left w:type="dxa" w:w="100"/>
-              <w:bottom w:type="dxa" w:w="60"/>
-              <w:right w:type="dxa" w:w="100"/>
-            </w:tcMar>
-          </w:tcPr>
-          <w:p>
-            <w:pPr>
-              <w:spacing w:after="0"/>
-            </w:pPr>
-            <w:r>
-              <w:rPr>
-                <w:sz w:val="20"/>
-                <w:szCs w:val="20"/>
-              </w:rPr>
-              <w:t xml:space="preserve">Área desplegada en el suelo que dura un tiempo y aplica efectos por ticks.</w:t>
+              <w:t xml:space="preserve">Otra habilidad corta la que está en curso. El básico siempre se puede cortar; los lanzamientos también, entre que se suelta el botón y el arma sale de la mano: el proyectil no sale y no se paga el cooldown (la finta); después, solo se saltea el remate. Mientras se apunta no se puede usar otra habilidad. Una habilidad nunca se corta a sí misma.</w:t>
             </w:r>
           </w:p>
         </w:tc>
@@ -6526,7 +6671,438 @@
                 <w:sz w:val="18"/>
                 <w:szCs w:val="18"/>
               </w:rPr>
+              <w:t xml:space="preserve">GameplayAbility.IsInterruptible (casilla del asset)</w:t>
+            </w:r>
+          </w:p>
+        </w:tc>
+      </w:tr>
+      <w:tr>
+        <w:tc>
+          <w:tcPr>
+            <w:tcW w:type="dxa" w:w="2000"/>
+            <w:tcMar>
+              <w:top w:type="dxa" w:w="60"/>
+              <w:left w:type="dxa" w:w="100"/>
+              <w:bottom w:type="dxa" w:w="60"/>
+              <w:right w:type="dxa" w:w="100"/>
+            </w:tcMar>
+          </w:tcPr>
+          <w:p>
+            <w:pPr>
+              <w:spacing w:after="0"/>
+            </w:pPr>
+            <w:r>
+              <w:rPr>
+                <w:sz w:val="20"/>
+                <w:szCs w:val="20"/>
+              </w:rPr>
+              <w:t xml:space="preserve">Muñeco de trapo</w:t>
+            </w:r>
+          </w:p>
+        </w:tc>
+        <w:tc>
+          <w:tcPr>
+            <w:tcW w:type="dxa" w:w="4400"/>
+            <w:tcMar>
+              <w:top w:type="dxa" w:w="60"/>
+              <w:left w:type="dxa" w:w="100"/>
+              <w:bottom w:type="dxa" w:w="60"/>
+              <w:right w:type="dxa" w:w="100"/>
+            </w:tcMar>
+          </w:tcPr>
+          <w:p>
+            <w:pPr>
+              <w:spacing w:after="0"/>
+            </w:pPr>
+            <w:r>
+              <w:rPr>
+                <w:sz w:val="20"/>
+                <w:szCs w:val="20"/>
+              </w:rPr>
+              <w:t xml:space="preserve">Al morir, el cuerpo se suelta y sale despedido en dirección contraria al golpe que lo mató; la cámara lo sigue. Solo presentación: cada peer simula el suyo.</w:t>
+            </w:r>
+          </w:p>
+        </w:tc>
+        <w:tc>
+          <w:tcPr>
+            <w:tcW w:type="dxa" w:w="3000"/>
+            <w:tcMar>
+              <w:top w:type="dxa" w:w="60"/>
+              <w:left w:type="dxa" w:w="100"/>
+              <w:bottom w:type="dxa" w:w="60"/>
+              <w:right w:type="dxa" w:w="100"/>
+            </w:tcMar>
+          </w:tcPr>
+          <w:p>
+            <w:pPr>
+              <w:spacing w:after="0"/>
+            </w:pPr>
+            <w:r>
+              <w:rPr>
+                <w:rFonts w:ascii="Consolas" w:cs="Consolas" w:eastAsia="Consolas" w:hAnsi="Consolas"/>
+                <w:sz w:val="18"/>
+                <w:szCs w:val="18"/>
+              </w:rPr>
+              <w:t xml:space="preserve">RagdollController · CameraFollowsRagdoll</w:t>
+            </w:r>
+          </w:p>
+        </w:tc>
+      </w:tr>
+      <w:tr>
+        <w:tc>
+          <w:tcPr>
+            <w:tcW w:type="dxa" w:w="2000"/>
+            <w:tcMar>
+              <w:top w:type="dxa" w:w="60"/>
+              <w:left w:type="dxa" w:w="100"/>
+              <w:bottom w:type="dxa" w:w="60"/>
+              <w:right w:type="dxa" w:w="100"/>
+            </w:tcMar>
+          </w:tcPr>
+          <w:p>
+            <w:pPr>
+              <w:spacing w:after="0"/>
+            </w:pPr>
+            <w:r>
+              <w:rPr>
+                <w:sz w:val="20"/>
+                <w:szCs w:val="20"/>
+              </w:rPr>
+              <w:t xml:space="preserve">Carga de la definitiva</w:t>
+            </w:r>
+          </w:p>
+        </w:tc>
+        <w:tc>
+          <w:tcPr>
+            <w:tcW w:type="dxa" w:w="4400"/>
+            <w:tcMar>
+              <w:top w:type="dxa" w:w="60"/>
+              <w:left w:type="dxa" w:w="100"/>
+              <w:bottom w:type="dxa" w:w="60"/>
+              <w:right w:type="dxa" w:w="100"/>
+            </w:tcMar>
+          </w:tcPr>
+          <w:p>
+            <w:pPr>
+              <w:spacing w:after="0"/>
+            </w:pPr>
+            <w:r>
+              <w:rPr>
+                <w:sz w:val="20"/>
+                <w:szCs w:val="20"/>
+              </w:rPr>
+              <w:t xml:space="preserve">Lo que falta para poder usar la definitiva. Sube con cada golpe, con el tiempo y haciendo el rol de la clase. Arranca en 0 al elegir subclase; cambiar de clase a mitad de partida conserva la mitad. Los escudos además la cargan con 1 s por cada golpe que frenan (la cantidad, no el daño).</w:t>
+            </w:r>
+          </w:p>
+        </w:tc>
+        <w:tc>
+          <w:tcPr>
+            <w:tcW w:type="dxa" w:w="3000"/>
+            <w:tcMar>
+              <w:top w:type="dxa" w:w="60"/>
+              <w:left w:type="dxa" w:w="100"/>
+              <w:bottom w:type="dxa" w:w="60"/>
+              <w:right w:type="dxa" w:w="100"/>
+            </w:tcMar>
+          </w:tcPr>
+          <w:p>
+            <w:pPr>
+              <w:spacing w:after="0"/>
+            </w:pPr>
+            <w:r>
+              <w:rPr>
+                <w:rFonts w:ascii="Consolas" w:cs="Consolas" w:eastAsia="Consolas" w:hAnsi="Consolas"/>
+                <w:sz w:val="18"/>
+                <w:szCs w:val="18"/>
+              </w:rPr>
+              <w:t xml:space="preserve">GE_Cooldown_Ultimate (180 s) · EClassRole · PlayerController · Entity_ShieldBarrier.UltimateSecondsPerBlock</w:t>
+            </w:r>
+          </w:p>
+        </w:tc>
+      </w:tr>
+      <w:tr>
+        <w:tc>
+          <w:tcPr>
+            <w:tcW w:type="dxa" w:w="2000"/>
+            <w:tcMar>
+              <w:top w:type="dxa" w:w="60"/>
+              <w:left w:type="dxa" w:w="100"/>
+              <w:bottom w:type="dxa" w:w="60"/>
+              <w:right w:type="dxa" w:w="100"/>
+            </w:tcMar>
+          </w:tcPr>
+          <w:p>
+            <w:pPr>
+              <w:spacing w:after="0"/>
+            </w:pPr>
+            <w:r>
+              <w:rPr>
+                <w:sz w:val="20"/>
+                <w:szCs w:val="20"/>
+              </w:rPr>
+              <w:t xml:space="preserve">Avisos de combate</w:t>
+            </w:r>
+          </w:p>
+        </w:tc>
+        <w:tc>
+          <w:tcPr>
+            <w:tcW w:type="dxa" w:w="4400"/>
+            <w:tcMar>
+              <w:top w:type="dxa" w:w="60"/>
+              <w:left w:type="dxa" w:w="100"/>
+              <w:bottom w:type="dxa" w:w="60"/>
+              <w:right w:type="dxa" w:w="100"/>
+            </w:tcMar>
+          </w:tcPr>
+          <w:p>
+            <w:pPr>
+              <w:spacing w:after="0"/>
+            </w:pPr>
+            <w:r>
+              <w:rPr>
+                <w:sz w:val="20"/>
+                <w:szCs w:val="20"/>
+              </w:rPr>
+              <w:t xml:space="preserve">Una X en la retícula al pegar (más sólida cuanto menos vida le queda al otro), una calavera al matar a un personaje, y un arco rojo del lado por donde te pegaron.</w:t>
+            </w:r>
+          </w:p>
+        </w:tc>
+        <w:tc>
+          <w:tcPr>
+            <w:tcW w:type="dxa" w:w="3000"/>
+            <w:tcMar>
+              <w:top w:type="dxa" w:w="60"/>
+              <w:left w:type="dxa" w:w="100"/>
+              <w:bottom w:type="dxa" w:w="60"/>
+              <w:right w:type="dxa" w:w="100"/>
+            </w:tcMar>
+          </w:tcPr>
+          <w:p>
+            <w:pPr>
+              <w:spacing w:after="0"/>
+            </w:pPr>
+            <w:r>
+              <w:rPr>
+                <w:rFonts w:ascii="Consolas" w:cs="Consolas" w:eastAsia="Consolas" w:hAnsi="Consolas"/>
+                <w:sz w:val="18"/>
+                <w:szCs w:val="18"/>
+              </w:rPr>
+              <w:t xml:space="preserve">UI_CombatFeedback</w:t>
+            </w:r>
+          </w:p>
+        </w:tc>
+      </w:tr>
+      <w:tr>
+        <w:tc>
+          <w:tcPr>
+            <w:tcW w:type="dxa" w:w="2000"/>
+            <w:tcMar>
+              <w:top w:type="dxa" w:w="60"/>
+              <w:left w:type="dxa" w:w="100"/>
+              <w:bottom w:type="dxa" w:w="60"/>
+              <w:right w:type="dxa" w:w="100"/>
+            </w:tcMar>
+          </w:tcPr>
+          <w:p>
+            <w:pPr>
+              <w:spacing w:after="0"/>
+            </w:pPr>
+            <w:r>
+              <w:rPr>
+                <w:sz w:val="20"/>
+                <w:szCs w:val="20"/>
+              </w:rPr>
+              <w:t xml:space="preserve">Aura</w:t>
+            </w:r>
+          </w:p>
+        </w:tc>
+        <w:tc>
+          <w:tcPr>
+            <w:tcW w:type="dxa" w:w="4400"/>
+            <w:tcMar>
+              <w:top w:type="dxa" w:w="60"/>
+              <w:left w:type="dxa" w:w="100"/>
+              <w:bottom w:type="dxa" w:w="60"/>
+              <w:right w:type="dxa" w:w="100"/>
+            </w:tcMar>
+          </w:tcPr>
+          <w:p>
+            <w:pPr>
+              <w:spacing w:after="0"/>
+            </w:pPr>
+            <w:r>
+              <w:rPr>
+                <w:sz w:val="20"/>
+                <w:szCs w:val="20"/>
+              </w:rPr>
+              <w:t xml:space="preserve">Zona circular centrada en el jugador que aplica efectos mientras estés dentro.</w:t>
+            </w:r>
+          </w:p>
+        </w:tc>
+        <w:tc>
+          <w:tcPr>
+            <w:tcW w:type="dxa" w:w="3000"/>
+            <w:tcMar>
+              <w:top w:type="dxa" w:w="60"/>
+              <w:left w:type="dxa" w:w="100"/>
+              <w:bottom w:type="dxa" w:w="60"/>
+              <w:right w:type="dxa" w:w="100"/>
+            </w:tcMar>
+          </w:tcPr>
+          <w:p>
+            <w:pPr>
+              <w:spacing w:after="0"/>
+            </w:pPr>
+            <w:r>
+              <w:rPr>
+                <w:sz w:val="20"/>
+                <w:szCs w:val="20"/>
+              </w:rPr>
+              <w:t xml:space="preserve">Componente de pasiva por clase</w:t>
+            </w:r>
+          </w:p>
+        </w:tc>
+      </w:tr>
+      <w:tr>
+        <w:tc>
+          <w:tcPr>
+            <w:tcW w:type="dxa" w:w="2000"/>
+            <w:tcMar>
+              <w:top w:type="dxa" w:w="60"/>
+              <w:left w:type="dxa" w:w="100"/>
+              <w:bottom w:type="dxa" w:w="60"/>
+              <w:right w:type="dxa" w:w="100"/>
+            </w:tcMar>
+          </w:tcPr>
+          <w:p>
+            <w:pPr>
+              <w:spacing w:after="0"/>
+            </w:pPr>
+            <w:r>
+              <w:rPr>
+                <w:sz w:val="20"/>
+                <w:szCs w:val="20"/>
+              </w:rPr>
+              <w:t xml:space="preserve">Zona</w:t>
+            </w:r>
+          </w:p>
+        </w:tc>
+        <w:tc>
+          <w:tcPr>
+            <w:tcW w:type="dxa" w:w="4400"/>
+            <w:tcMar>
+              <w:top w:type="dxa" w:w="60"/>
+              <w:left w:type="dxa" w:w="100"/>
+              <w:bottom w:type="dxa" w:w="60"/>
+              <w:right w:type="dxa" w:w="100"/>
+            </w:tcMar>
+          </w:tcPr>
+          <w:p>
+            <w:pPr>
+              <w:spacing w:after="0"/>
+            </w:pPr>
+            <w:r>
+              <w:rPr>
+                <w:sz w:val="20"/>
+                <w:szCs w:val="20"/>
+              </w:rPr>
+              <w:t xml:space="preserve">Área desplegada en el suelo que dura un tiempo y aplica efectos por ticks. Otra habilidad puede ir dejando zonas (las de fuego del Aliento del dragón rojo y de la Quemadura santa), en fila donde apunta o rellenando su cono.</w:t>
+            </w:r>
+          </w:p>
+        </w:tc>
+        <w:tc>
+          <w:tcPr>
+            <w:tcW w:type="dxa" w:w="3000"/>
+            <w:tcMar>
+              <w:top w:type="dxa" w:w="60"/>
+              <w:left w:type="dxa" w:w="100"/>
+              <w:bottom w:type="dxa" w:w="60"/>
+              <w:right w:type="dxa" w:w="100"/>
+            </w:tcMar>
+          </w:tcPr>
+          <w:p>
+            <w:pPr>
+              <w:spacing w:after="0"/>
+            </w:pPr>
+            <w:r>
+              <w:rPr>
+                <w:rFonts w:ascii="Consolas" w:cs="Consolas" w:eastAsia="Consolas" w:hAnsi="Consolas"/>
+                <w:sz w:val="18"/>
+                <w:szCs w:val="18"/>
+              </w:rPr>
               <w:t xml:space="preserve">GA_ContinuousAoE</w:t>
+            </w:r>
+          </w:p>
+        </w:tc>
+      </w:tr>
+      <w:tr>
+        <w:tc>
+          <w:tcPr>
+            <w:tcW w:type="dxa" w:w="2000"/>
+            <w:tcMar>
+              <w:top w:type="dxa" w:w="60"/>
+              <w:left w:type="dxa" w:w="100"/>
+              <w:bottom w:type="dxa" w:w="60"/>
+              <w:right w:type="dxa" w:w="100"/>
+            </w:tcMar>
+          </w:tcPr>
+          <w:p>
+            <w:pPr>
+              <w:spacing w:after="0"/>
+            </w:pPr>
+            <w:r>
+              <w:rPr>
+                <w:sz w:val="20"/>
+                <w:szCs w:val="20"/>
+              </w:rPr>
+              <w:t xml:space="preserve">Idioma</w:t>
+            </w:r>
+          </w:p>
+        </w:tc>
+        <w:tc>
+          <w:tcPr>
+            <w:tcW w:type="dxa" w:w="4400"/>
+            <w:tcMar>
+              <w:top w:type="dxa" w:w="60"/>
+              <w:left w:type="dxa" w:w="100"/>
+              <w:bottom w:type="dxa" w:w="60"/>
+              <w:right w:type="dxa" w:w="100"/>
+            </w:tcMar>
+          </w:tcPr>
+          <w:p>
+            <w:pPr>
+              <w:spacing w:after="0"/>
+            </w:pPr>
+            <w:r>
+              <w:rPr>
+                <w:sz w:val="20"/>
+                <w:szCs w:val="20"/>
+              </w:rPr>
+              <w:t xml:space="preserve">El juego se juega en español o en inglés: arranca en español y se cambia en Ajustes. Cada jugador ve todo en el suyo, también en una partida mezclada.</w:t>
+            </w:r>
+          </w:p>
+        </w:tc>
+        <w:tc>
+          <w:tcPr>
+            <w:tcW w:type="dxa" w:w="3000"/>
+            <w:tcMar>
+              <w:top w:type="dxa" w:w="60"/>
+              <w:left w:type="dxa" w:w="100"/>
+              <w:bottom w:type="dxa" w:w="60"/>
+              <w:right w:type="dxa" w:w="100"/>
+            </w:tcMar>
+          </w:tcPr>
+          <w:p>
+            <w:pPr>
+              <w:spacing w:after="0"/>
+            </w:pPr>
+            <w:r>
+              <w:rPr>
+                <w:rFonts w:ascii="Consolas" w:cs="Consolas" w:eastAsia="Consolas" w:hAnsi="Consolas"/>
+                <w:sz w:val="18"/>
+                <w:szCs w:val="18"/>
+              </w:rPr>
+              <w:t xml:space="preserve">Loc + Resources/Localization.csv</w:t>
             </w:r>
           </w:p>
         </w:tc>

--- a/DesignDocuments/Mercenaries_Glosario.docx
+++ b/DesignDocuments/Mercenaries_Glosario.docx
@@ -4432,6 +4432,148 @@
                 <w:sz w:val="20"/>
                 <w:szCs w:val="20"/>
               </w:rPr>
+              <w:t xml:space="preserve">Revelar a un equipo</w:t>
+            </w:r>
+          </w:p>
+        </w:tc>
+        <w:tc>
+          <w:tcPr>
+            <w:tcW w:type="dxa" w:w="4400"/>
+            <w:tcMar>
+              <w:top w:type="dxa" w:w="60"/>
+              <w:left w:type="dxa" w:w="100"/>
+              <w:bottom w:type="dxa" w:w="60"/>
+              <w:right w:type="dxa" w:w="100"/>
+            </w:tcMar>
+          </w:tcPr>
+          <w:p>
+            <w:pPr>
+              <w:spacing w:after="0"/>
+            </w:pPr>
+            <w:r>
+              <w:rPr>
+                <w:sz w:val="20"/>
+                <w:szCs w:val="20"/>
+              </w:rPr>
+              <w:t xml:space="preserve">Un equipo ve la silueta de un enemigo a través de las paredes por un rato; el equipo del revelado y el tercer equipo no. Lo hace la Marca del cazador del Explorador.</w:t>
+            </w:r>
+          </w:p>
+        </w:tc>
+        <w:tc>
+          <w:tcPr>
+            <w:tcW w:type="dxa" w:w="3000"/>
+            <w:tcMar>
+              <w:top w:type="dxa" w:w="60"/>
+              <w:left w:type="dxa" w:w="100"/>
+              <w:bottom w:type="dxa" w:w="60"/>
+              <w:right w:type="dxa" w:w="100"/>
+            </w:tcMar>
+          </w:tcPr>
+          <w:p>
+            <w:pPr>
+              <w:spacing w:after="0"/>
+            </w:pPr>
+            <w:r>
+              <w:rPr>
+                <w:sz w:val="20"/>
+                <w:szCs w:val="20"/>
+              </w:rPr>
+              <w:t xml:space="preserve">NetworkASC.ServerRevealToTeam + TeamReveal</w:t>
+            </w:r>
+          </w:p>
+        </w:tc>
+      </w:tr>
+      <w:tr>
+        <w:tc>
+          <w:tcPr>
+            <w:tcW w:type="dxa" w:w="2000"/>
+            <w:tcMar>
+              <w:top w:type="dxa" w:w="60"/>
+              <w:left w:type="dxa" w:w="100"/>
+              <w:bottom w:type="dxa" w:w="60"/>
+              <w:right w:type="dxa" w:w="100"/>
+            </w:tcMar>
+          </w:tcPr>
+          <w:p>
+            <w:pPr>
+              <w:spacing w:after="0"/>
+            </w:pPr>
+            <w:r>
+              <w:rPr>
+                <w:sz w:val="20"/>
+                <w:szCs w:val="20"/>
+              </w:rPr>
+              <w:t xml:space="preserve">Marca del cazador</w:t>
+            </w:r>
+          </w:p>
+        </w:tc>
+        <w:tc>
+          <w:tcPr>
+            <w:tcW w:type="dxa" w:w="4400"/>
+            <w:tcMar>
+              <w:top w:type="dxa" w:w="60"/>
+              <w:left w:type="dxa" w:w="100"/>
+              <w:bottom w:type="dxa" w:w="60"/>
+              <w:right w:type="dxa" w:w="100"/>
+            </w:tcMar>
+          </w:tcPr>
+          <w:p>
+            <w:pPr>
+              <w:spacing w:after="0"/>
+            </w:pPr>
+            <w:r>
+              <w:rPr>
+                <w:sz w:val="20"/>
+                <w:szCs w:val="20"/>
+              </w:rPr>
+              <w:t xml:space="preserve">La pasiva del Explorador: cada impacto marca al enemigo 4 s (+10 % de daño recibido) y lo revela a su equipo a través de las paredes.</w:t>
+            </w:r>
+          </w:p>
+        </w:tc>
+        <w:tc>
+          <w:tcPr>
+            <w:tcW w:type="dxa" w:w="3000"/>
+            <w:tcMar>
+              <w:top w:type="dxa" w:w="60"/>
+              <w:left w:type="dxa" w:w="100"/>
+              <w:bottom w:type="dxa" w:w="60"/>
+              <w:right w:type="dxa" w:w="100"/>
+            </w:tcMar>
+          </w:tcPr>
+          <w:p>
+            <w:pPr>
+              <w:spacing w:after="0"/>
+            </w:pPr>
+            <w:r>
+              <w:rPr>
+                <w:sz w:val="20"/>
+                <w:szCs w:val="20"/>
+              </w:rPr>
+              <w:t xml:space="preserve">Status_HuntersMark + HuntersMarkPassive</w:t>
+            </w:r>
+          </w:p>
+        </w:tc>
+      </w:tr>
+      <w:tr>
+        <w:tc>
+          <w:tcPr>
+            <w:tcW w:type="dxa" w:w="2000"/>
+            <w:tcMar>
+              <w:top w:type="dxa" w:w="60"/>
+              <w:left w:type="dxa" w:w="100"/>
+              <w:bottom w:type="dxa" w:w="60"/>
+              <w:right w:type="dxa" w:w="100"/>
+            </w:tcMar>
+          </w:tcPr>
+          <w:p>
+            <w:pPr>
+              <w:spacing w:after="0"/>
+            </w:pPr>
+            <w:r>
+              <w:rPr>
+                <w:sz w:val="20"/>
+                <w:szCs w:val="20"/>
+              </w:rPr>
               <w:t xml:space="preserve">Invisible</w:t>
             </w:r>
           </w:p>
@@ -5531,7 +5673,7 @@
                 <w:sz w:val="20"/>
                 <w:szCs w:val="20"/>
               </w:rPr>
-              <w:t xml:space="preserve">Vuelo libre</w:t>
+              <w:t xml:space="preserve">Cargar el arco</w:t>
             </w:r>
           </w:p>
         </w:tc>
@@ -5554,7 +5696,7 @@
                 <w:sz w:val="20"/>
                 <w:szCs w:val="20"/>
               </w:rPr>
-              <w:t xml:space="preserve">Vuela sin gravedad hacia donde mira la cámara: WASD avanza (más rápido solo hacia adelante), Espacio sube y Ctrl baja. No aterriza aunque toque el piso. Quieto en el aire cae despacio. Recibir daño o quedar enraizado lo termina y cae lento.</w:t>
+              <w:t xml:space="preserve">Mantener tensa el arco en fases (cada una pega más, va más rápido y acerca la cámara); mientras se tensa se ve la curva de la flecha y dónde cae. La flecha va recta hacia la mira lo que alcanza su fase y después cae.</w:t>
             </w:r>
           </w:p>
         </w:tc>
@@ -5578,7 +5720,7 @@
                 <w:sz w:val="18"/>
                 <w:szCs w:val="18"/>
               </w:rPr>
-              <w:t xml:space="preserve">Status_Flying (GA_Flight)</w:t>
+              <w:t xml:space="preserve">GA_ChargedAttack + GA_ProjectileShoot.StraightFlightTime</w:t>
             </w:r>
           </w:p>
         </w:tc>
@@ -5603,7 +5745,7 @@
                 <w:sz w:val="20"/>
                 <w:szCs w:val="20"/>
               </w:rPr>
-              <w:t xml:space="preserve">Pegarse / correr por paredes</w:t>
+              <w:t xml:space="preserve">Carga completa al instante</w:t>
             </w:r>
           </w:p>
         </w:tc>
@@ -5626,7 +5768,7 @@
                 <w:sz w:val="20"/>
                 <w:szCs w:val="20"/>
               </w:rPr>
-              <w:t xml:space="preserve">En el aire, yendo contra una pared: el Pícaro queda pegado un momento y resbala; el Monje corre a lo largo bajando de a poco. Espacio salta hacia afuera, hasta 30° hacia donde mira. No vuelve a la misma pared sin tocar el piso.</w:t>
+              <w:t xml:space="preserve">Con el tag de una habilidad (el Ataque rápido), el próximo disparo sale con la carga máxima al apretar, sin tensar, y gasta una acumulación.</w:t>
             </w:r>
           </w:p>
         </w:tc>
@@ -5650,7 +5792,7 @@
                 <w:sz w:val="18"/>
                 <w:szCs w:val="18"/>
               </w:rPr>
-              <w:t xml:space="preserve">WallMovementProfile (CharacterClassDefinition.WallMovement)</w:t>
+              <w:t xml:space="preserve">GA_ChargedAttack.FullChargeTag</w:t>
             </w:r>
           </w:p>
         </w:tc>
@@ -5675,7 +5817,7 @@
                 <w:sz w:val="20"/>
                 <w:szCs w:val="20"/>
               </w:rPr>
-              <w:t xml:space="preserve">Barra de carga</w:t>
+              <w:t xml:space="preserve">Espera por enemigo</w:t>
             </w:r>
           </w:p>
         </w:tc>
@@ -5698,7 +5840,7 @@
                 <w:sz w:val="20"/>
                 <w:szCs w:val="20"/>
               </w:rPr>
-              <w:t xml:space="preserve">Mientras se carga un ataque por etapas (el golpe del mandoble), aparece bajo la mira una barra partida en un tramo por etapa: el tramo destella al llegar a la siguiente y el último parpadea antes de soltarse solo. Solo la ve quien carga.</w:t>
+              <w:t xml:space="preserve">Un efecto de una habilidad no se le vuelve a aplicar al MISMO enemigo hasta pasado un tiempo; a otros sí. Los golpes de una ráfaga la comparten (el aturdido de la Ráfaga aturdidora, 2 s).</w:t>
             </w:r>
           </w:p>
         </w:tc>
@@ -5722,7 +5864,7 @@
                 <w:sz w:val="18"/>
                 <w:szCs w:val="18"/>
               </w:rPr>
-              <w:t xml:space="preserve">UI_ChargeBar + GameplayAbility.GetChargeStages</w:t>
+              <w:t xml:space="preserve">AbilityEffect.PerTargetCooldown</w:t>
             </w:r>
           </w:p>
         </w:tc>
@@ -5747,7 +5889,7 @@
                 <w:sz w:val="20"/>
                 <w:szCs w:val="20"/>
               </w:rPr>
-              <w:t xml:space="preserve">Crecer</w:t>
+              <w:t xml:space="preserve">Vuelo libre</w:t>
             </w:r>
           </w:p>
         </w:tc>
@@ -5770,7 +5912,7 @@
                 <w:sz w:val="20"/>
                 <w:szCs w:val="20"/>
               </w:rPr>
-              <w:t xml:space="preserve">El personaje se ve más grande en todas las pantallas (el Avatar del Guardián, ×1.5): sus golpes cuerpo a cuerpo llegan más lejos en la misma proporción y su cámara sube y se aleja un poco. El cuerpo que recibe los golpes no cambia.</w:t>
+              <w:t xml:space="preserve">Vuela sin gravedad hacia donde mira la cámara: WASD avanza (más rápido solo hacia adelante), Espacio sube y Ctrl baja. No aterriza aunque toque el piso. Quieto en el aire cae despacio. Recibir daño o quedar enraizado lo termina y cae lento.</w:t>
             </w:r>
           </w:p>
         </w:tc>
@@ -5794,7 +5936,7 @@
                 <w:sz w:val="18"/>
                 <w:szCs w:val="18"/>
               </w:rPr>
-              <w:t xml:space="preserve">GrowTag / GrowScale de la clase + MeleeRangeBonus</w:t>
+              <w:t xml:space="preserve">Status_Flying (GA_Flight)</w:t>
             </w:r>
           </w:p>
         </w:tc>
@@ -5819,7 +5961,7 @@
                 <w:sz w:val="20"/>
                 <w:szCs w:val="20"/>
               </w:rPr>
-              <w:t xml:space="preserve">Canalizar</w:t>
+              <w:t xml:space="preserve">Pegarse / correr por paredes</w:t>
             </w:r>
           </w:p>
         </w:tc>
@@ -5842,149 +5984,7 @@
                 <w:sz w:val="20"/>
                 <w:szCs w:val="20"/>
               </w:rPr>
-              <w:t xml:space="preserve">Hay que sostener el botón un rato ANTES de que la habilidad salga; si te interrumpen, se cancela.</w:t>
-            </w:r>
-          </w:p>
-        </w:tc>
-        <w:tc>
-          <w:tcPr>
-            <w:tcW w:type="dxa" w:w="3000"/>
-            <w:tcMar>
-              <w:top w:type="dxa" w:w="60"/>
-              <w:left w:type="dxa" w:w="100"/>
-              <w:bottom w:type="dxa" w:w="60"/>
-              <w:right w:type="dxa" w:w="100"/>
-            </w:tcMar>
-          </w:tcPr>
-          <w:p>
-            <w:pPr>
-              <w:spacing w:after="0"/>
-            </w:pPr>
-            <w:r>
-              <w:rPr>
-                <w:sz w:val="20"/>
-                <w:szCs w:val="20"/>
-              </w:rPr>
-              <w:t xml:space="preserve">PENDIENTE: no implementado</w:t>
-            </w:r>
-          </w:p>
-        </w:tc>
-      </w:tr>
-      <w:tr>
-        <w:tc>
-          <w:tcPr>
-            <w:tcW w:type="dxa" w:w="2000"/>
-            <w:tcMar>
-              <w:top w:type="dxa" w:w="60"/>
-              <w:left w:type="dxa" w:w="100"/>
-              <w:bottom w:type="dxa" w:w="60"/>
-              <w:right w:type="dxa" w:w="100"/>
-            </w:tcMar>
-          </w:tcPr>
-          <w:p>
-            <w:pPr>
-              <w:spacing w:after="0"/>
-            </w:pPr>
-            <w:r>
-              <w:rPr>
-                <w:sz w:val="20"/>
-                <w:szCs w:val="20"/>
-              </w:rPr>
-              <w:t xml:space="preserve">Sostener por tiempo</w:t>
-            </w:r>
-          </w:p>
-        </w:tc>
-        <w:tc>
-          <w:tcPr>
-            <w:tcW w:type="dxa" w:w="4400"/>
-            <w:tcMar>
-              <w:top w:type="dxa" w:w="60"/>
-              <w:left w:type="dxa" w:w="100"/>
-              <w:bottom w:type="dxa" w:w="60"/>
-              <w:right w:type="dxa" w:w="100"/>
-            </w:tcMar>
-          </w:tcPr>
-          <w:p>
-            <w:pPr>
-              <w:spacing w:after="0"/>
-            </w:pPr>
-            <w:r>
-              <w:rPr>
-                <w:sz w:val="20"/>
-                <w:szCs w:val="20"/>
-              </w:rPr>
-              <w:t xml:space="preserve">La habilidad dura un tiempo fijo, no lo que dure el botón, y mientras tanto bloquea las demás (el molinete del Berserker). Se anima con las mismas ranuras que Mantener. También hay un cono sostenido (el Aliento del dragón rojo): el jugador se mueve y el cono sigue la mira.</w:t>
-            </w:r>
-          </w:p>
-        </w:tc>
-        <w:tc>
-          <w:tcPr>
-            <w:tcW w:type="dxa" w:w="3000"/>
-            <w:tcMar>
-              <w:top w:type="dxa" w:w="60"/>
-              <w:left w:type="dxa" w:w="100"/>
-              <w:bottom w:type="dxa" w:w="60"/>
-              <w:right w:type="dxa" w:w="100"/>
-            </w:tcMar>
-          </w:tcPr>
-          <w:p>
-            <w:pPr>
-              <w:spacing w:after="0"/>
-            </w:pPr>
-            <w:r>
-              <w:rPr>
-                <w:sz w:val="20"/>
-                <w:szCs w:val="20"/>
-              </w:rPr>
-              <w:t xml:space="preserve">IChanneledAbility</w:t>
-            </w:r>
-          </w:p>
-        </w:tc>
-      </w:tr>
-      <w:tr>
-        <w:tc>
-          <w:tcPr>
-            <w:tcW w:type="dxa" w:w="2000"/>
-            <w:tcMar>
-              <w:top w:type="dxa" w:w="60"/>
-              <w:left w:type="dxa" w:w="100"/>
-              <w:bottom w:type="dxa" w:w="60"/>
-              <w:right w:type="dxa" w:w="100"/>
-            </w:tcMar>
-          </w:tcPr>
-          <w:p>
-            <w:pPr>
-              <w:spacing w:after="0"/>
-            </w:pPr>
-            <w:r>
-              <w:rPr>
-                <w:sz w:val="20"/>
-                <w:szCs w:val="20"/>
-              </w:rPr>
-              <w:t xml:space="preserve">Seleccionar una zona</w:t>
-            </w:r>
-          </w:p>
-        </w:tc>
-        <w:tc>
-          <w:tcPr>
-            <w:tcW w:type="dxa" w:w="4400"/>
-            <w:tcMar>
-              <w:top w:type="dxa" w:w="60"/>
-              <w:left w:type="dxa" w:w="100"/>
-              <w:bottom w:type="dxa" w:w="60"/>
-              <w:right w:type="dxa" w:w="100"/>
-            </w:tcMar>
-          </w:tcPr>
-          <w:p>
-            <w:pPr>
-              <w:spacing w:after="0"/>
-            </w:pPr>
-            <w:r>
-              <w:rPr>
-                <w:sz w:val="20"/>
-                <w:szCs w:val="20"/>
-              </w:rPr>
-              <w:t xml:space="preserve">Se mantiene el botón, aparece un marcador en el suelo y la habilidad cae al soltarlo. El marcador es un círculo relleno con borde.</w:t>
+              <w:t xml:space="preserve">En el aire, yendo contra una pared: el Pícaro queda pegado un momento y resbala; el Monje corre a lo largo bajando de a poco. Espacio salta hacia afuera, hasta 30° hacia donde mira. No vuelve a la misma pared sin tocar el piso.</w:t>
             </w:r>
           </w:p>
         </w:tc>
@@ -6008,7 +6008,7 @@
                 <w:sz w:val="18"/>
                 <w:szCs w:val="18"/>
               </w:rPr>
-              <w:t xml:space="preserve">IGroundTargetAbility</w:t>
+              <w:t xml:space="preserve">WallMovementProfile (CharacterClassDefinition.WallMovement)</w:t>
             </w:r>
           </w:p>
         </w:tc>
@@ -6033,7 +6033,7 @@
                 <w:sz w:val="20"/>
                 <w:szCs w:val="20"/>
               </w:rPr>
-              <w:t xml:space="preserve">Seleccionar una franja</w:t>
+              <w:t xml:space="preserve">Barra de carga</w:t>
             </w:r>
           </w:p>
         </w:tc>
@@ -6056,7 +6056,7 @@
                 <w:sz w:val="20"/>
                 <w:szCs w:val="20"/>
               </w:rPr>
-              <w:t xml:space="preserve">Se mantiene el botón, aparece una franja en el suelo (se corta en la primera pared) que marca a los enemigos que va a alcanzar, y la habilidad la recorre al soltar.</w:t>
+              <w:t xml:space="preserve">Mientras se carga un ataque por etapas (el golpe del mandoble), aparece bajo la mira una barra partida en un tramo por etapa: el tramo destella al llegar a la siguiente y el último parpadea antes de soltarse solo. Solo la ve quien carga.</w:t>
             </w:r>
           </w:p>
         </w:tc>
@@ -6080,7 +6080,7 @@
                 <w:sz w:val="18"/>
                 <w:szCs w:val="18"/>
               </w:rPr>
-              <w:t xml:space="preserve">ILineTargetAbility</w:t>
+              <w:t xml:space="preserve">UI_ChargeBar + GameplayAbility.GetChargeStages</w:t>
             </w:r>
           </w:p>
         </w:tc>
@@ -6105,7 +6105,7 @@
                 <w:sz w:val="20"/>
                 <w:szCs w:val="20"/>
               </w:rPr>
-              <w:t xml:space="preserve">Seleccionar a un aliado / enemigo</w:t>
+              <w:t xml:space="preserve">Crecer</w:t>
             </w:r>
           </w:p>
         </w:tc>
@@ -6128,7 +6128,7 @@
                 <w:sz w:val="20"/>
                 <w:szCs w:val="20"/>
               </w:rPr>
-              <w:t xml:space="preserve">Se apunta con la mira y la habilidad va al más centrado dentro del cono.</w:t>
+              <w:t xml:space="preserve">El personaje se ve más grande en todas las pantallas (el Avatar del Guardián, ×1.5): sus golpes cuerpo a cuerpo llegan más lejos en la misma proporción y su cámara sube y se aleja un poco. El cuerpo que recibe los golpes no cambia.</w:t>
             </w:r>
           </w:p>
         </w:tc>
@@ -6152,22 +6152,221 @@
                 <w:sz w:val="18"/>
                 <w:szCs w:val="18"/>
               </w:rPr>
-              <w:t xml:space="preserve">GA_Target</w:t>
-            </w:r>
-            <w:r>
-              <w:rPr>
-                <w:sz w:val="20"/>
-                <w:szCs w:val="20"/>
-              </w:rPr>
-              <w:t xml:space="preserve">, </w:t>
-            </w:r>
+              <w:t xml:space="preserve">GrowTag / GrowScale de la clase + MeleeRangeBonus</w:t>
+            </w:r>
+          </w:p>
+        </w:tc>
+      </w:tr>
+      <w:tr>
+        <w:tc>
+          <w:tcPr>
+            <w:tcW w:type="dxa" w:w="2000"/>
+            <w:tcMar>
+              <w:top w:type="dxa" w:w="60"/>
+              <w:left w:type="dxa" w:w="100"/>
+              <w:bottom w:type="dxa" w:w="60"/>
+              <w:right w:type="dxa" w:w="100"/>
+            </w:tcMar>
+          </w:tcPr>
+          <w:p>
+            <w:pPr>
+              <w:spacing w:after="0"/>
+            </w:pPr>
+            <w:r>
+              <w:rPr>
+                <w:sz w:val="20"/>
+                <w:szCs w:val="20"/>
+              </w:rPr>
+              <w:t xml:space="preserve">Canalizar</w:t>
+            </w:r>
+          </w:p>
+        </w:tc>
+        <w:tc>
+          <w:tcPr>
+            <w:tcW w:type="dxa" w:w="4400"/>
+            <w:tcMar>
+              <w:top w:type="dxa" w:w="60"/>
+              <w:left w:type="dxa" w:w="100"/>
+              <w:bottom w:type="dxa" w:w="60"/>
+              <w:right w:type="dxa" w:w="100"/>
+            </w:tcMar>
+          </w:tcPr>
+          <w:p>
+            <w:pPr>
+              <w:spacing w:after="0"/>
+            </w:pPr>
+            <w:r>
+              <w:rPr>
+                <w:sz w:val="20"/>
+                <w:szCs w:val="20"/>
+              </w:rPr>
+              <w:t xml:space="preserve">Hay que sostener el botón un rato ANTES de que la habilidad salga; si te interrumpen, se cancela.</w:t>
+            </w:r>
+          </w:p>
+        </w:tc>
+        <w:tc>
+          <w:tcPr>
+            <w:tcW w:type="dxa" w:w="3000"/>
+            <w:tcMar>
+              <w:top w:type="dxa" w:w="60"/>
+              <w:left w:type="dxa" w:w="100"/>
+              <w:bottom w:type="dxa" w:w="60"/>
+              <w:right w:type="dxa" w:w="100"/>
+            </w:tcMar>
+          </w:tcPr>
+          <w:p>
+            <w:pPr>
+              <w:spacing w:after="0"/>
+            </w:pPr>
+            <w:r>
+              <w:rPr>
+                <w:sz w:val="20"/>
+                <w:szCs w:val="20"/>
+              </w:rPr>
+              <w:t xml:space="preserve">PENDIENTE: no implementado</w:t>
+            </w:r>
+          </w:p>
+        </w:tc>
+      </w:tr>
+      <w:tr>
+        <w:tc>
+          <w:tcPr>
+            <w:tcW w:type="dxa" w:w="2000"/>
+            <w:tcMar>
+              <w:top w:type="dxa" w:w="60"/>
+              <w:left w:type="dxa" w:w="100"/>
+              <w:bottom w:type="dxa" w:w="60"/>
+              <w:right w:type="dxa" w:w="100"/>
+            </w:tcMar>
+          </w:tcPr>
+          <w:p>
+            <w:pPr>
+              <w:spacing w:after="0"/>
+            </w:pPr>
+            <w:r>
+              <w:rPr>
+                <w:sz w:val="20"/>
+                <w:szCs w:val="20"/>
+              </w:rPr>
+              <w:t xml:space="preserve">Sostener por tiempo</w:t>
+            </w:r>
+          </w:p>
+        </w:tc>
+        <w:tc>
+          <w:tcPr>
+            <w:tcW w:type="dxa" w:w="4400"/>
+            <w:tcMar>
+              <w:top w:type="dxa" w:w="60"/>
+              <w:left w:type="dxa" w:w="100"/>
+              <w:bottom w:type="dxa" w:w="60"/>
+              <w:right w:type="dxa" w:w="100"/>
+            </w:tcMar>
+          </w:tcPr>
+          <w:p>
+            <w:pPr>
+              <w:spacing w:after="0"/>
+            </w:pPr>
+            <w:r>
+              <w:rPr>
+                <w:sz w:val="20"/>
+                <w:szCs w:val="20"/>
+              </w:rPr>
+              <w:t xml:space="preserve">La habilidad dura un tiempo fijo, no lo que dure el botón, y mientras tanto bloquea las demás (el molinete del Berserker). Se anima con las mismas ranuras que Mantener. También hay un cono sostenido (el Aliento del dragón rojo): el jugador se mueve y el cono sigue la mira.</w:t>
+            </w:r>
+          </w:p>
+        </w:tc>
+        <w:tc>
+          <w:tcPr>
+            <w:tcW w:type="dxa" w:w="3000"/>
+            <w:tcMar>
+              <w:top w:type="dxa" w:w="60"/>
+              <w:left w:type="dxa" w:w="100"/>
+              <w:bottom w:type="dxa" w:w="60"/>
+              <w:right w:type="dxa" w:w="100"/>
+            </w:tcMar>
+          </w:tcPr>
+          <w:p>
+            <w:pPr>
+              <w:spacing w:after="0"/>
+            </w:pPr>
+            <w:r>
+              <w:rPr>
+                <w:sz w:val="20"/>
+                <w:szCs w:val="20"/>
+              </w:rPr>
+              <w:t xml:space="preserve">IChanneledAbility</w:t>
+            </w:r>
+          </w:p>
+        </w:tc>
+      </w:tr>
+      <w:tr>
+        <w:tc>
+          <w:tcPr>
+            <w:tcW w:type="dxa" w:w="2000"/>
+            <w:tcMar>
+              <w:top w:type="dxa" w:w="60"/>
+              <w:left w:type="dxa" w:w="100"/>
+              <w:bottom w:type="dxa" w:w="60"/>
+              <w:right w:type="dxa" w:w="100"/>
+            </w:tcMar>
+          </w:tcPr>
+          <w:p>
+            <w:pPr>
+              <w:spacing w:after="0"/>
+            </w:pPr>
+            <w:r>
+              <w:rPr>
+                <w:sz w:val="20"/>
+                <w:szCs w:val="20"/>
+              </w:rPr>
+              <w:t xml:space="preserve">Seleccionar una zona</w:t>
+            </w:r>
+          </w:p>
+        </w:tc>
+        <w:tc>
+          <w:tcPr>
+            <w:tcW w:type="dxa" w:w="4400"/>
+            <w:tcMar>
+              <w:top w:type="dxa" w:w="60"/>
+              <w:left w:type="dxa" w:w="100"/>
+              <w:bottom w:type="dxa" w:w="60"/>
+              <w:right w:type="dxa" w:w="100"/>
+            </w:tcMar>
+          </w:tcPr>
+          <w:p>
+            <w:pPr>
+              <w:spacing w:after="0"/>
+            </w:pPr>
+            <w:r>
+              <w:rPr>
+                <w:sz w:val="20"/>
+                <w:szCs w:val="20"/>
+              </w:rPr>
+              <w:t xml:space="preserve">Se mantiene el botón, aparece un marcador en el suelo y la habilidad cae al soltarlo. El marcador es un círculo relleno con borde.</w:t>
+            </w:r>
+          </w:p>
+        </w:tc>
+        <w:tc>
+          <w:tcPr>
+            <w:tcW w:type="dxa" w:w="3000"/>
+            <w:tcMar>
+              <w:top w:type="dxa" w:w="60"/>
+              <w:left w:type="dxa" w:w="100"/>
+              <w:bottom w:type="dxa" w:w="60"/>
+              <w:right w:type="dxa" w:w="100"/>
+            </w:tcMar>
+          </w:tcPr>
+          <w:p>
+            <w:pPr>
+              <w:spacing w:after="0"/>
+            </w:pPr>
             <w:r>
               <w:rPr>
                 <w:rFonts w:ascii="Consolas" w:cs="Consolas" w:eastAsia="Consolas" w:hAnsi="Consolas"/>
                 <w:sz w:val="18"/>
                 <w:szCs w:val="18"/>
               </w:rPr>
-              <w:t xml:space="preserve">GA_Blink</w:t>
+              <w:t xml:space="preserve">IGroundTargetAbility</w:t>
             </w:r>
           </w:p>
         </w:tc>
@@ -6192,7 +6391,7 @@
                 <w:sz w:val="20"/>
                 <w:szCs w:val="20"/>
               </w:rPr>
-              <w:t xml:space="preserve">Menú de selección</w:t>
+              <w:t xml:space="preserve">Seleccionar una franja</w:t>
             </w:r>
           </w:p>
         </w:tc>
@@ -6215,7 +6414,7 @@
                 <w:sz w:val="20"/>
                 <w:szCs w:val="20"/>
               </w:rPr>
-              <w:t xml:space="preserve">Se mantiene el botón y aparece una rueda de opciones (tótems del Chamán, trampas del Trampero).</w:t>
+              <w:t xml:space="preserve">Se mantiene el botón, aparece una franja en el suelo (se corta en la primera pared) que marca a los enemigos que va a alcanzar, y la habilidad la recorre al soltar.</w:t>
             </w:r>
           </w:p>
         </w:tc>
@@ -6239,7 +6438,7 @@
                 <w:sz w:val="18"/>
                 <w:szCs w:val="18"/>
               </w:rPr>
-              <w:t xml:space="preserve">IRadialMenuAbility</w:t>
+              <w:t xml:space="preserve">ILineTargetAbility</w:t>
             </w:r>
           </w:p>
         </w:tc>
@@ -6264,7 +6463,7 @@
                 <w:sz w:val="20"/>
                 <w:szCs w:val="20"/>
               </w:rPr>
-              <w:t xml:space="preserve">Acumulación</w:t>
+              <w:t xml:space="preserve">Seleccionar a un aliado / enemigo</w:t>
             </w:r>
           </w:p>
         </w:tc>
@@ -6287,7 +6486,7 @@
                 <w:sz w:val="20"/>
                 <w:szCs w:val="20"/>
               </w:rPr>
-              <w:t xml:space="preserve">Cada aplicación de un efecto suma una capa que se cuenta aparte.</w:t>
+              <w:t xml:space="preserve">Se apunta con la mira y la habilidad va al más centrado dentro del cono.</w:t>
             </w:r>
           </w:p>
         </w:tc>
@@ -6311,79 +6510,22 @@
                 <w:sz w:val="18"/>
                 <w:szCs w:val="18"/>
               </w:rPr>
-              <w:t xml:space="preserve">StackingPolicy = Stack</w:t>
-            </w:r>
-          </w:p>
-        </w:tc>
-      </w:tr>
-      <w:tr>
-        <w:tc>
-          <w:tcPr>
-            <w:tcW w:type="dxa" w:w="2000"/>
-            <w:tcMar>
-              <w:top w:type="dxa" w:w="60"/>
-              <w:left w:type="dxa" w:w="100"/>
-              <w:bottom w:type="dxa" w:w="60"/>
-              <w:right w:type="dxa" w:w="100"/>
-            </w:tcMar>
-          </w:tcPr>
-          <w:p>
-            <w:pPr>
-              <w:spacing w:after="0"/>
-            </w:pPr>
-            <w:r>
-              <w:rPr>
-                <w:sz w:val="20"/>
-                <w:szCs w:val="20"/>
-              </w:rPr>
-              <w:t xml:space="preserve">Gastar acumulaciones</w:t>
-            </w:r>
-          </w:p>
-        </w:tc>
-        <w:tc>
-          <w:tcPr>
-            <w:tcW w:type="dxa" w:w="4400"/>
-            <w:tcMar>
-              <w:top w:type="dxa" w:w="60"/>
-              <w:left w:type="dxa" w:w="100"/>
-              <w:bottom w:type="dxa" w:w="60"/>
-              <w:right w:type="dxa" w:w="100"/>
-            </w:tcMar>
-          </w:tcPr>
-          <w:p>
-            <w:pPr>
-              <w:spacing w:after="0"/>
-            </w:pPr>
-            <w:r>
-              <w:rPr>
-                <w:sz w:val="20"/>
-                <w:szCs w:val="20"/>
-              </w:rPr>
-              <w:t xml:space="preserve">Una habilidad consume las acumulaciones de Artes marciales y escala con cuántas había: sin acumulaciones, lo que escala no se aplica; con más, hace más (más golpes, más aturdido, más daño).</w:t>
-            </w:r>
-          </w:p>
-        </w:tc>
-        <w:tc>
-          <w:tcPr>
-            <w:tcW w:type="dxa" w:w="3000"/>
-            <w:tcMar>
-              <w:top w:type="dxa" w:w="60"/>
-              <w:left w:type="dxa" w:w="100"/>
-              <w:bottom w:type="dxa" w:w="60"/>
-              <w:right w:type="dxa" w:w="100"/>
-            </w:tcMar>
-          </w:tcPr>
-          <w:p>
-            <w:pPr>
-              <w:spacing w:after="0"/>
-            </w:pPr>
+              <w:t xml:space="preserve">GA_Target</w:t>
+            </w:r>
+            <w:r>
+              <w:rPr>
+                <w:sz w:val="20"/>
+                <w:szCs w:val="20"/>
+              </w:rPr>
+              <w:t xml:space="preserve">, </w:t>
+            </w:r>
             <w:r>
               <w:rPr>
                 <w:rFonts w:ascii="Consolas" w:cs="Consolas" w:eastAsia="Consolas" w:hAnsi="Consolas"/>
                 <w:sz w:val="18"/>
                 <w:szCs w:val="18"/>
               </w:rPr>
-              <w:t xml:space="preserve">StacksTag / ConsumeStacks + StackScaling (Status_MartialArts)</w:t>
+              <w:t xml:space="preserve">GA_Blink</w:t>
             </w:r>
           </w:p>
         </w:tc>
@@ -6408,7 +6550,7 @@
                 <w:sz w:val="20"/>
                 <w:szCs w:val="20"/>
               </w:rPr>
-              <w:t xml:space="preserve">Reacción de golpe</w:t>
+              <w:t xml:space="preserve">Menú de selección</w:t>
             </w:r>
           </w:p>
         </w:tc>
@@ -6431,7 +6573,7 @@
                 <w:sz w:val="20"/>
                 <w:szCs w:val="20"/>
               </w:rPr>
-              <w:t xml:space="preserve">Al recibir daño el personaje se sacude (solo el torso: sigue caminando). Tiene un mínimo de daño y un respiro entre reacciones para que un veneno no lo tenga temblando. Con el escudo arriba, la reacción es la del bloqueo.</w:t>
+              <w:t xml:space="preserve">Se mantiene el botón y aparece una rueda de opciones (tótems del Chamán, trampas del Trampero).</w:t>
             </w:r>
           </w:p>
         </w:tc>
@@ -6455,7 +6597,7 @@
                 <w:sz w:val="18"/>
                 <w:szCs w:val="18"/>
               </w:rPr>
-              <w:t xml:space="preserve">HitTrigger / PLACEHOLDER_Hit; HurtMinFraction y HurtCooldown en AudioLibrary</w:t>
+              <w:t xml:space="preserve">IRadialMenuAbility</w:t>
             </w:r>
           </w:p>
         </w:tc>
@@ -6480,7 +6622,7 @@
                 <w:sz w:val="20"/>
                 <w:szCs w:val="20"/>
               </w:rPr>
-              <w:t xml:space="preserve">Ataque sostenido</w:t>
+              <w:t xml:space="preserve">Acumulación</w:t>
             </w:r>
           </w:p>
         </w:tc>
@@ -6503,7 +6645,7 @@
                 <w:sz w:val="20"/>
                 <w:szCs w:val="20"/>
               </w:rPr>
-              <w:t xml:space="preserve">Con el botón del ataque básico apretado (o el gatillo), se repite solo cada vez que vuelve a estar disponible. Solo el básico.</w:t>
+              <w:t xml:space="preserve">Cada aplicación de un efecto suma una capa que se cuenta aparte.</w:t>
             </w:r>
           </w:p>
         </w:tc>
@@ -6527,7 +6669,7 @@
                 <w:sz w:val="18"/>
                 <w:szCs w:val="18"/>
               </w:rPr>
-              <w:t xml:space="preserve">PlayerController.AutoRepeatPrimaryAttack</w:t>
+              <w:t xml:space="preserve">StackingPolicy = Stack</w:t>
             </w:r>
           </w:p>
         </w:tc>
@@ -6552,7 +6694,7 @@
                 <w:sz w:val="20"/>
                 <w:szCs w:val="20"/>
               </w:rPr>
-              <w:t xml:space="preserve">Cancelar el básico</w:t>
+              <w:t xml:space="preserve">Gastar acumulaciones</w:t>
             </w:r>
           </w:p>
         </w:tc>
@@ -6575,7 +6717,7 @@
                 <w:sz w:val="20"/>
                 <w:szCs w:val="20"/>
               </w:rPr>
-              <w:t xml:space="preserve">Cualquier otra habilidad corta el ataque básico a mitad del swing. Lo que ya pegó queda; los frames de impacto que faltaban no salen; el cooldown pagado no se devuelve. Un enemigo recibe un solo golpe por swing.</w:t>
+              <w:t xml:space="preserve">Una habilidad consume las acumulaciones de Artes marciales y escala con cuántas había: sin acumulaciones, lo que escala no se aplica; con más, hace más (más golpes, más aturdido, más daño).</w:t>
             </w:r>
           </w:p>
         </w:tc>
@@ -6599,7 +6741,7 @@
                 <w:sz w:val="18"/>
                 <w:szCs w:val="18"/>
               </w:rPr>
-              <w:t xml:space="preserve">GameplayAbility.IsInterruptible · ASC.CancelSerial</w:t>
+              <w:t xml:space="preserve">StacksTag / ConsumeStacks + StackScaling (Status_MartialArts)</w:t>
             </w:r>
           </w:p>
         </w:tc>
@@ -6624,7 +6766,7 @@
                 <w:sz w:val="20"/>
                 <w:szCs w:val="20"/>
               </w:rPr>
-              <w:t xml:space="preserve">Cancelar una habilidad</w:t>
+              <w:t xml:space="preserve">Reacción de golpe</w:t>
             </w:r>
           </w:p>
         </w:tc>
@@ -6647,7 +6789,7 @@
                 <w:sz w:val="20"/>
                 <w:szCs w:val="20"/>
               </w:rPr>
-              <w:t xml:space="preserve">Otra habilidad corta la que está en curso. El básico siempre se puede cortar; los lanzamientos también, entre que se suelta el botón y el arma sale de la mano: el proyectil no sale y no se paga el cooldown (la finta); después, solo se saltea el remate. Mientras se apunta no se puede usar otra habilidad. Una habilidad nunca se corta a sí misma.</w:t>
+              <w:t xml:space="preserve">Al recibir daño el personaje se sacude (solo el torso: sigue caminando). Tiene un mínimo de daño y un respiro entre reacciones para que un veneno no lo tenga temblando. Con el escudo arriba, la reacción es la del bloqueo.</w:t>
             </w:r>
           </w:p>
         </w:tc>
@@ -6671,7 +6813,7 @@
                 <w:sz w:val="18"/>
                 <w:szCs w:val="18"/>
               </w:rPr>
-              <w:t xml:space="preserve">GameplayAbility.IsInterruptible (casilla del asset)</w:t>
+              <w:t xml:space="preserve">HitTrigger / PLACEHOLDER_Hit; HurtMinFraction y HurtCooldown en AudioLibrary</w:t>
             </w:r>
           </w:p>
         </w:tc>
@@ -6696,7 +6838,7 @@
                 <w:sz w:val="20"/>
                 <w:szCs w:val="20"/>
               </w:rPr>
-              <w:t xml:space="preserve">Muñeco de trapo</w:t>
+              <w:t xml:space="preserve">Ataque sostenido</w:t>
             </w:r>
           </w:p>
         </w:tc>
@@ -6719,7 +6861,7 @@
                 <w:sz w:val="20"/>
                 <w:szCs w:val="20"/>
               </w:rPr>
-              <w:t xml:space="preserve">Al morir, el cuerpo se suelta y sale despedido en dirección contraria al golpe que lo mató; la cámara lo sigue. Solo presentación: cada peer simula el suyo.</w:t>
+              <w:t xml:space="preserve">Con el botón del ataque básico apretado (o el gatillo), se repite solo cada vez que vuelve a estar disponible. Solo el básico.</w:t>
             </w:r>
           </w:p>
         </w:tc>
@@ -6743,7 +6885,7 @@
                 <w:sz w:val="18"/>
                 <w:szCs w:val="18"/>
               </w:rPr>
-              <w:t xml:space="preserve">RagdollController · CameraFollowsRagdoll</w:t>
+              <w:t xml:space="preserve">PlayerController.AutoRepeatPrimaryAttack</w:t>
             </w:r>
           </w:p>
         </w:tc>
@@ -6768,7 +6910,7 @@
                 <w:sz w:val="20"/>
                 <w:szCs w:val="20"/>
               </w:rPr>
-              <w:t xml:space="preserve">Carga de la definitiva</w:t>
+              <w:t xml:space="preserve">Cancelar el básico</w:t>
             </w:r>
           </w:p>
         </w:tc>
@@ -6791,7 +6933,7 @@
                 <w:sz w:val="20"/>
                 <w:szCs w:val="20"/>
               </w:rPr>
-              <w:t xml:space="preserve">Lo que falta para poder usar la definitiva. Sube con cada golpe, con el tiempo y haciendo el rol de la clase. Arranca en 0 al elegir subclase; cambiar de clase a mitad de partida conserva la mitad. Los escudos además la cargan con 1 s por cada golpe que frenan (la cantidad, no el daño).</w:t>
+              <w:t xml:space="preserve">Cualquier otra habilidad corta el ataque básico a mitad del swing. Lo que ya pegó queda; los frames de impacto que faltaban no salen; el cooldown pagado no se devuelve. Un enemigo recibe un solo golpe por swing.</w:t>
             </w:r>
           </w:p>
         </w:tc>
@@ -6815,7 +6957,7 @@
                 <w:sz w:val="18"/>
                 <w:szCs w:val="18"/>
               </w:rPr>
-              <w:t xml:space="preserve">GE_Cooldown_Ultimate (180 s) · EClassRole · PlayerController · Entity_ShieldBarrier.UltimateSecondsPerBlock</w:t>
+              <w:t xml:space="preserve">GameplayAbility.IsInterruptible · ASC.CancelSerial</w:t>
             </w:r>
           </w:p>
         </w:tc>
@@ -6840,7 +6982,7 @@
                 <w:sz w:val="20"/>
                 <w:szCs w:val="20"/>
               </w:rPr>
-              <w:t xml:space="preserve">Avisos de combate</w:t>
+              <w:t xml:space="preserve">Cancelar una habilidad</w:t>
             </w:r>
           </w:p>
         </w:tc>
@@ -6863,7 +7005,7 @@
                 <w:sz w:val="20"/>
                 <w:szCs w:val="20"/>
               </w:rPr>
-              <w:t xml:space="preserve">Una X en la retícula al pegar (más sólida cuanto menos vida le queda al otro), una calavera al matar a un personaje, y un arco rojo del lado por donde te pegaron.</w:t>
+              <w:t xml:space="preserve">Otra habilidad corta la que está en curso. El básico siempre se puede cortar; los lanzamientos también, entre que se suelta el botón y el arma sale de la mano: el proyectil no sale y no se paga el cooldown (la finta); después, solo se saltea el remate. Mientras se apunta no se puede usar otra habilidad. Una habilidad nunca se corta a sí misma.</w:t>
             </w:r>
           </w:p>
         </w:tc>
@@ -6887,7 +7029,7 @@
                 <w:sz w:val="18"/>
                 <w:szCs w:val="18"/>
               </w:rPr>
-              <w:t xml:space="preserve">UI_CombatFeedback</w:t>
+              <w:t xml:space="preserve">GameplayAbility.IsInterruptible (casilla del asset)</w:t>
             </w:r>
           </w:p>
         </w:tc>
@@ -6912,7 +7054,7 @@
                 <w:sz w:val="20"/>
                 <w:szCs w:val="20"/>
               </w:rPr>
-              <w:t xml:space="preserve">Aura</w:t>
+              <w:t xml:space="preserve">Muñeco de trapo</w:t>
             </w:r>
           </w:p>
         </w:tc>
@@ -6935,78 +7077,7 @@
                 <w:sz w:val="20"/>
                 <w:szCs w:val="20"/>
               </w:rPr>
-              <w:t xml:space="preserve">Zona circular centrada en el jugador que aplica efectos mientras estés dentro.</w:t>
-            </w:r>
-          </w:p>
-        </w:tc>
-        <w:tc>
-          <w:tcPr>
-            <w:tcW w:type="dxa" w:w="3000"/>
-            <w:tcMar>
-              <w:top w:type="dxa" w:w="60"/>
-              <w:left w:type="dxa" w:w="100"/>
-              <w:bottom w:type="dxa" w:w="60"/>
-              <w:right w:type="dxa" w:w="100"/>
-            </w:tcMar>
-          </w:tcPr>
-          <w:p>
-            <w:pPr>
-              <w:spacing w:after="0"/>
-            </w:pPr>
-            <w:r>
-              <w:rPr>
-                <w:sz w:val="20"/>
-                <w:szCs w:val="20"/>
-              </w:rPr>
-              <w:t xml:space="preserve">Componente de pasiva por clase</w:t>
-            </w:r>
-          </w:p>
-        </w:tc>
-      </w:tr>
-      <w:tr>
-        <w:tc>
-          <w:tcPr>
-            <w:tcW w:type="dxa" w:w="2000"/>
-            <w:tcMar>
-              <w:top w:type="dxa" w:w="60"/>
-              <w:left w:type="dxa" w:w="100"/>
-              <w:bottom w:type="dxa" w:w="60"/>
-              <w:right w:type="dxa" w:w="100"/>
-            </w:tcMar>
-          </w:tcPr>
-          <w:p>
-            <w:pPr>
-              <w:spacing w:after="0"/>
-            </w:pPr>
-            <w:r>
-              <w:rPr>
-                <w:sz w:val="20"/>
-                <w:szCs w:val="20"/>
-              </w:rPr>
-              <w:t xml:space="preserve">Zona</w:t>
-            </w:r>
-          </w:p>
-        </w:tc>
-        <w:tc>
-          <w:tcPr>
-            <w:tcW w:type="dxa" w:w="4400"/>
-            <w:tcMar>
-              <w:top w:type="dxa" w:w="60"/>
-              <w:left w:type="dxa" w:w="100"/>
-              <w:bottom w:type="dxa" w:w="60"/>
-              <w:right w:type="dxa" w:w="100"/>
-            </w:tcMar>
-          </w:tcPr>
-          <w:p>
-            <w:pPr>
-              <w:spacing w:after="0"/>
-            </w:pPr>
-            <w:r>
-              <w:rPr>
-                <w:sz w:val="20"/>
-                <w:szCs w:val="20"/>
-              </w:rPr>
-              <w:t xml:space="preserve">Área desplegada en el suelo que dura un tiempo y aplica efectos por ticks. Otra habilidad puede ir dejando zonas (las de fuego del Aliento del dragón rojo y de la Quemadura santa), en fila donde apunta o rellenando su cono.</w:t>
+              <w:t xml:space="preserve">Al morir, el cuerpo se suelta y sale despedido en dirección contraria al golpe que lo mató; la cámara lo sigue. Solo presentación: cada peer simula el suyo.</w:t>
             </w:r>
           </w:p>
         </w:tc>
@@ -7030,7 +7101,7 @@
                 <w:sz w:val="18"/>
                 <w:szCs w:val="18"/>
               </w:rPr>
-              <w:t xml:space="preserve">GA_ContinuousAoE</w:t>
+              <w:t xml:space="preserve">RagdollController · CameraFollowsRagdoll</w:t>
             </w:r>
           </w:p>
         </w:tc>
@@ -7055,7 +7126,7 @@
                 <w:sz w:val="20"/>
                 <w:szCs w:val="20"/>
               </w:rPr>
-              <w:t xml:space="preserve">Idioma</w:t>
+              <w:t xml:space="preserve">Carga de la definitiva</w:t>
             </w:r>
           </w:p>
         </w:tc>
@@ -7078,7 +7149,7 @@
                 <w:sz w:val="20"/>
                 <w:szCs w:val="20"/>
               </w:rPr>
-              <w:t xml:space="preserve">El juego se juega en español o en inglés: arranca en español y se cambia en Ajustes. Cada jugador ve todo en el suyo, también en una partida mezclada.</w:t>
+              <w:t xml:space="preserve">Lo que falta para poder usar la definitiva. Sube con cada golpe, con el tiempo y haciendo el rol de la clase. Arranca en 0 al elegir subclase; cambiar de clase a mitad de partida conserva la mitad. Los escudos además la cargan con 1 s por cada golpe que frenan (la cantidad, no el daño).</w:t>
             </w:r>
           </w:p>
         </w:tc>
@@ -7102,7 +7173,366 @@
                 <w:sz w:val="18"/>
                 <w:szCs w:val="18"/>
               </w:rPr>
+              <w:t xml:space="preserve">GE_Cooldown_Ultimate (180 s) · EClassRole · PlayerController · Entity_ShieldBarrier.UltimateSecondsPerBlock</w:t>
+            </w:r>
+          </w:p>
+        </w:tc>
+      </w:tr>
+      <w:tr>
+        <w:tc>
+          <w:tcPr>
+            <w:tcW w:type="dxa" w:w="2000"/>
+            <w:tcMar>
+              <w:top w:type="dxa" w:w="60"/>
+              <w:left w:type="dxa" w:w="100"/>
+              <w:bottom w:type="dxa" w:w="60"/>
+              <w:right w:type="dxa" w:w="100"/>
+            </w:tcMar>
+          </w:tcPr>
+          <w:p>
+            <w:pPr>
+              <w:spacing w:after="0"/>
+            </w:pPr>
+            <w:r>
+              <w:rPr>
+                <w:sz w:val="20"/>
+                <w:szCs w:val="20"/>
+              </w:rPr>
+              <w:t xml:space="preserve">Avisos de combate</w:t>
+            </w:r>
+          </w:p>
+        </w:tc>
+        <w:tc>
+          <w:tcPr>
+            <w:tcW w:type="dxa" w:w="4400"/>
+            <w:tcMar>
+              <w:top w:type="dxa" w:w="60"/>
+              <w:left w:type="dxa" w:w="100"/>
+              <w:bottom w:type="dxa" w:w="60"/>
+              <w:right w:type="dxa" w:w="100"/>
+            </w:tcMar>
+          </w:tcPr>
+          <w:p>
+            <w:pPr>
+              <w:spacing w:after="0"/>
+            </w:pPr>
+            <w:r>
+              <w:rPr>
+                <w:sz w:val="20"/>
+                <w:szCs w:val="20"/>
+              </w:rPr>
+              <w:t xml:space="preserve">Una X en la retícula al pegar (más sólida cuanto menos vida le queda al otro), una calavera al matar a un personaje, y un arco rojo del lado por donde te pegaron.</w:t>
+            </w:r>
+          </w:p>
+        </w:tc>
+        <w:tc>
+          <w:tcPr>
+            <w:tcW w:type="dxa" w:w="3000"/>
+            <w:tcMar>
+              <w:top w:type="dxa" w:w="60"/>
+              <w:left w:type="dxa" w:w="100"/>
+              <w:bottom w:type="dxa" w:w="60"/>
+              <w:right w:type="dxa" w:w="100"/>
+            </w:tcMar>
+          </w:tcPr>
+          <w:p>
+            <w:pPr>
+              <w:spacing w:after="0"/>
+            </w:pPr>
+            <w:r>
+              <w:rPr>
+                <w:rFonts w:ascii="Consolas" w:cs="Consolas" w:eastAsia="Consolas" w:hAnsi="Consolas"/>
+                <w:sz w:val="18"/>
+                <w:szCs w:val="18"/>
+              </w:rPr>
+              <w:t xml:space="preserve">UI_CombatFeedback</w:t>
+            </w:r>
+          </w:p>
+        </w:tc>
+      </w:tr>
+      <w:tr>
+        <w:tc>
+          <w:tcPr>
+            <w:tcW w:type="dxa" w:w="2000"/>
+            <w:tcMar>
+              <w:top w:type="dxa" w:w="60"/>
+              <w:left w:type="dxa" w:w="100"/>
+              <w:bottom w:type="dxa" w:w="60"/>
+              <w:right w:type="dxa" w:w="100"/>
+            </w:tcMar>
+          </w:tcPr>
+          <w:p>
+            <w:pPr>
+              <w:spacing w:after="0"/>
+            </w:pPr>
+            <w:r>
+              <w:rPr>
+                <w:sz w:val="20"/>
+                <w:szCs w:val="20"/>
+              </w:rPr>
+              <w:t xml:space="preserve">Aura</w:t>
+            </w:r>
+          </w:p>
+        </w:tc>
+        <w:tc>
+          <w:tcPr>
+            <w:tcW w:type="dxa" w:w="4400"/>
+            <w:tcMar>
+              <w:top w:type="dxa" w:w="60"/>
+              <w:left w:type="dxa" w:w="100"/>
+              <w:bottom w:type="dxa" w:w="60"/>
+              <w:right w:type="dxa" w:w="100"/>
+            </w:tcMar>
+          </w:tcPr>
+          <w:p>
+            <w:pPr>
+              <w:spacing w:after="0"/>
+            </w:pPr>
+            <w:r>
+              <w:rPr>
+                <w:sz w:val="20"/>
+                <w:szCs w:val="20"/>
+              </w:rPr>
+              <w:t xml:space="preserve">Zona circular centrada en el jugador que aplica efectos mientras estés dentro.</w:t>
+            </w:r>
+          </w:p>
+        </w:tc>
+        <w:tc>
+          <w:tcPr>
+            <w:tcW w:type="dxa" w:w="3000"/>
+            <w:tcMar>
+              <w:top w:type="dxa" w:w="60"/>
+              <w:left w:type="dxa" w:w="100"/>
+              <w:bottom w:type="dxa" w:w="60"/>
+              <w:right w:type="dxa" w:w="100"/>
+            </w:tcMar>
+          </w:tcPr>
+          <w:p>
+            <w:pPr>
+              <w:spacing w:after="0"/>
+            </w:pPr>
+            <w:r>
+              <w:rPr>
+                <w:sz w:val="20"/>
+                <w:szCs w:val="20"/>
+              </w:rPr>
+              <w:t xml:space="preserve">Componente de pasiva por clase</w:t>
+            </w:r>
+          </w:p>
+        </w:tc>
+      </w:tr>
+      <w:tr>
+        <w:tc>
+          <w:tcPr>
+            <w:tcW w:type="dxa" w:w="2000"/>
+            <w:tcMar>
+              <w:top w:type="dxa" w:w="60"/>
+              <w:left w:type="dxa" w:w="100"/>
+              <w:bottom w:type="dxa" w:w="60"/>
+              <w:right w:type="dxa" w:w="100"/>
+            </w:tcMar>
+          </w:tcPr>
+          <w:p>
+            <w:pPr>
+              <w:spacing w:after="0"/>
+            </w:pPr>
+            <w:r>
+              <w:rPr>
+                <w:sz w:val="20"/>
+                <w:szCs w:val="20"/>
+              </w:rPr>
+              <w:t xml:space="preserve">Zona</w:t>
+            </w:r>
+          </w:p>
+        </w:tc>
+        <w:tc>
+          <w:tcPr>
+            <w:tcW w:type="dxa" w:w="4400"/>
+            <w:tcMar>
+              <w:top w:type="dxa" w:w="60"/>
+              <w:left w:type="dxa" w:w="100"/>
+              <w:bottom w:type="dxa" w:w="60"/>
+              <w:right w:type="dxa" w:w="100"/>
+            </w:tcMar>
+          </w:tcPr>
+          <w:p>
+            <w:pPr>
+              <w:spacing w:after="0"/>
+            </w:pPr>
+            <w:r>
+              <w:rPr>
+                <w:sz w:val="20"/>
+                <w:szCs w:val="20"/>
+              </w:rPr>
+              <w:t xml:space="preserve">Área desplegada en el suelo que dura un tiempo y aplica efectos por ticks. Otra habilidad puede ir dejando zonas (las de fuego del Aliento del dragón rojo y de la Quemadura santa), en fila donde apunta o rellenando su cono.</w:t>
+            </w:r>
+          </w:p>
+        </w:tc>
+        <w:tc>
+          <w:tcPr>
+            <w:tcW w:type="dxa" w:w="3000"/>
+            <w:tcMar>
+              <w:top w:type="dxa" w:w="60"/>
+              <w:left w:type="dxa" w:w="100"/>
+              <w:bottom w:type="dxa" w:w="60"/>
+              <w:right w:type="dxa" w:w="100"/>
+            </w:tcMar>
+          </w:tcPr>
+          <w:p>
+            <w:pPr>
+              <w:spacing w:after="0"/>
+            </w:pPr>
+            <w:r>
+              <w:rPr>
+                <w:rFonts w:ascii="Consolas" w:cs="Consolas" w:eastAsia="Consolas" w:hAnsi="Consolas"/>
+                <w:sz w:val="18"/>
+                <w:szCs w:val="18"/>
+              </w:rPr>
+              <w:t xml:space="preserve">GA_ContinuousAoE</w:t>
+            </w:r>
+          </w:p>
+        </w:tc>
+      </w:tr>
+      <w:tr>
+        <w:tc>
+          <w:tcPr>
+            <w:tcW w:type="dxa" w:w="2000"/>
+            <w:tcMar>
+              <w:top w:type="dxa" w:w="60"/>
+              <w:left w:type="dxa" w:w="100"/>
+              <w:bottom w:type="dxa" w:w="60"/>
+              <w:right w:type="dxa" w:w="100"/>
+            </w:tcMar>
+          </w:tcPr>
+          <w:p>
+            <w:pPr>
+              <w:spacing w:after="0"/>
+            </w:pPr>
+            <w:r>
+              <w:rPr>
+                <w:sz w:val="20"/>
+                <w:szCs w:val="20"/>
+              </w:rPr>
+              <w:t xml:space="preserve">Idioma</w:t>
+            </w:r>
+          </w:p>
+        </w:tc>
+        <w:tc>
+          <w:tcPr>
+            <w:tcW w:type="dxa" w:w="4400"/>
+            <w:tcMar>
+              <w:top w:type="dxa" w:w="60"/>
+              <w:left w:type="dxa" w:w="100"/>
+              <w:bottom w:type="dxa" w:w="60"/>
+              <w:right w:type="dxa" w:w="100"/>
+            </w:tcMar>
+          </w:tcPr>
+          <w:p>
+            <w:pPr>
+              <w:spacing w:after="0"/>
+            </w:pPr>
+            <w:r>
+              <w:rPr>
+                <w:sz w:val="20"/>
+                <w:szCs w:val="20"/>
+              </w:rPr>
+              <w:t xml:space="preserve">El juego se juega en español o en inglés: arranca en español y se cambia en Ajustes. Cada jugador ve todo en el suyo, también en una partida mezclada.</w:t>
+            </w:r>
+          </w:p>
+        </w:tc>
+        <w:tc>
+          <w:tcPr>
+            <w:tcW w:type="dxa" w:w="3000"/>
+            <w:tcMar>
+              <w:top w:type="dxa" w:w="60"/>
+              <w:left w:type="dxa" w:w="100"/>
+              <w:bottom w:type="dxa" w:w="60"/>
+              <w:right w:type="dxa" w:w="100"/>
+            </w:tcMar>
+          </w:tcPr>
+          <w:p>
+            <w:pPr>
+              <w:spacing w:after="0"/>
+            </w:pPr>
+            <w:r>
+              <w:rPr>
+                <w:rFonts w:ascii="Consolas" w:cs="Consolas" w:eastAsia="Consolas" w:hAnsi="Consolas"/>
+                <w:sz w:val="18"/>
+                <w:szCs w:val="18"/>
+              </w:rPr>
               <w:t xml:space="preserve">Loc + Resources/Localization.csv</w:t>
+            </w:r>
+          </w:p>
+        </w:tc>
+      </w:tr>
+      <w:tr>
+        <w:tc>
+          <w:tcPr>
+            <w:tcW w:type="dxa" w:w="2000"/>
+            <w:tcMar>
+              <w:top w:type="dxa" w:w="60"/>
+              <w:left w:type="dxa" w:w="100"/>
+              <w:bottom w:type="dxa" w:w="60"/>
+              <w:right w:type="dxa" w:w="100"/>
+            </w:tcMar>
+          </w:tcPr>
+          <w:p>
+            <w:pPr>
+              <w:spacing w:after="0"/>
+            </w:pPr>
+            <w:r>
+              <w:rPr>
+                <w:sz w:val="20"/>
+                <w:szCs w:val="20"/>
+              </w:rPr>
+              <w:t xml:space="preserve">Inspector en español</w:t>
+            </w:r>
+          </w:p>
+        </w:tc>
+        <w:tc>
+          <w:tcPr>
+            <w:tcW w:type="dxa" w:w="4400"/>
+            <w:tcMar>
+              <w:top w:type="dxa" w:w="60"/>
+              <w:left w:type="dxa" w:w="100"/>
+              <w:bottom w:type="dxa" w:w="60"/>
+              <w:right w:type="dxa" w:w="100"/>
+            </w:tcMar>
+          </w:tcPr>
+          <w:p>
+            <w:pPr>
+              <w:spacing w:after="0"/>
+            </w:pPr>
+            <w:r>
+              <w:rPr>
+                <w:sz w:val="20"/>
+                <w:szCs w:val="20"/>
+              </w:rPr>
+              <w:t xml:space="preserve">Los campos de habilidades, efectos, clases y componentes se ven con su nombre en español en el Inspector de Unity; en el código siguen en inglés.</w:t>
+            </w:r>
+          </w:p>
+        </w:tc>
+        <w:tc>
+          <w:tcPr>
+            <w:tcW w:type="dxa" w:w="3000"/>
+            <w:tcMar>
+              <w:top w:type="dxa" w:w="60"/>
+              <w:left w:type="dxa" w:w="100"/>
+              <w:bottom w:type="dxa" w:w="60"/>
+              <w:right w:type="dxa" w:w="100"/>
+            </w:tcMar>
+          </w:tcPr>
+          <w:p>
+            <w:pPr>
+              <w:spacing w:after="0"/>
+            </w:pPr>
+            <w:r>
+              <w:rPr>
+                <w:rFonts w:ascii="Consolas" w:cs="Consolas" w:eastAsia="Consolas" w:hAnsi="Consolas"/>
+                <w:sz w:val="18"/>
+                <w:szCs w:val="18"/>
+              </w:rPr>
+              <w:t xml:space="preserve">[Label] + [InspectorName]</w:t>
             </w:r>
           </w:p>
         </w:tc>

--- a/DesignDocuments/Mercenaries_Glosario.docx
+++ b/DesignDocuments/Mercenaries_Glosario.docx
@@ -5624,7 +5624,7 @@
                 <w:sz w:val="20"/>
                 <w:szCs w:val="20"/>
               </w:rPr>
-              <w:t xml:space="preserve">Mantener el botón deja el arma atrás, acerca la cámara a la mira y esconde tu propio modelo (solo en tu pantalla) para que no tape; al soltar, el arma sale al instante desde esa pose. Un aturdimiento mientras apuntás lo corta sin gastar nada. Lo usan los lanzamientos de arma: el hacha, las dagas, la lanza. La cámara recién se acerca si se mantiene 1 segundo: un lanzamiento rápido no la mueve.</w:t>
+              <w:t xml:space="preserve">Mantener el botón deja el arma atrás, acerca la cámara a la mira y esconde tu propio modelo (solo en tu pantalla) para que no tape; al soltar, el arma sale al instante desde esa pose. Un aturdimiento mientras apuntás lo corta sin gastar nada. Lo usan los lanzamientos de arma: el hacha, las dagas, la lanza. La cámara recién se acerca si se mantiene 1 segundo: un lanzamiento rápido no la mueve. Mientras apuntás ves la curva que va a hacer y un anillo donde va a chocar (también al tensar el arco del Explorador y con el Guiding Bolt).</w:t>
             </w:r>
           </w:p>
         </w:tc>
@@ -7246,6 +7246,78 @@
                 <w:szCs w:val="18"/>
               </w:rPr>
               <w:t xml:space="preserve">UI_CombatFeedback</w:t>
+            </w:r>
+          </w:p>
+        </w:tc>
+      </w:tr>
+      <w:tr>
+        <w:tc>
+          <w:tcPr>
+            <w:tcW w:type="dxa" w:w="2000"/>
+            <w:tcMar>
+              <w:top w:type="dxa" w:w="60"/>
+              <w:left w:type="dxa" w:w="100"/>
+              <w:bottom w:type="dxa" w:w="60"/>
+              <w:right w:type="dxa" w:w="100"/>
+            </w:tcMar>
+          </w:tcPr>
+          <w:p>
+            <w:pPr>
+              <w:spacing w:after="0"/>
+            </w:pPr>
+            <w:r>
+              <w:rPr>
+                <w:sz w:val="20"/>
+                <w:szCs w:val="20"/>
+              </w:rPr>
+              <w:t xml:space="preserve">Compañero</w:t>
+            </w:r>
+          </w:p>
+        </w:tc>
+        <w:tc>
+          <w:tcPr>
+            <w:tcW w:type="dxa" w:w="4400"/>
+            <w:tcMar>
+              <w:top w:type="dxa" w:w="60"/>
+              <w:left w:type="dxa" w:w="100"/>
+              <w:bottom w:type="dxa" w:w="60"/>
+              <w:right w:type="dxa" w:w="100"/>
+            </w:tcMar>
+          </w:tcPr>
+          <w:p>
+            <w:pPr>
+              <w:spacing w:after="0"/>
+            </w:pPr>
+            <w:r>
+              <w:rPr>
+                <w:sz w:val="20"/>
+                <w:szCs w:val="20"/>
+              </w:rPr>
+              <w:t xml:space="preserve">Un animal que pelea al lado del Maestro de bestias (Lobo, Oso o Búho): ataca solo a lo que tiene en su rango, va a lo que golpea el Explorador y lo defiende. Su daño cuenta como del Explorador. Si muere, vuelve tras un tiempo.</w:t>
+            </w:r>
+          </w:p>
+        </w:tc>
+        <w:tc>
+          <w:tcPr>
+            <w:tcW w:type="dxa" w:w="3000"/>
+            <w:tcMar>
+              <w:top w:type="dxa" w:w="60"/>
+              <w:left w:type="dxa" w:w="100"/>
+              <w:bottom w:type="dxa" w:w="60"/>
+              <w:right w:type="dxa" w:w="100"/>
+            </w:tcMar>
+          </w:tcPr>
+          <w:p>
+            <w:pPr>
+              <w:spacing w:after="0"/>
+            </w:pPr>
+            <w:r>
+              <w:rPr>
+                <w:rFonts w:ascii="Consolas" w:cs="Consolas" w:eastAsia="Consolas" w:hAnsi="Consolas"/>
+                <w:sz w:val="18"/>
+                <w:szCs w:val="18"/>
+              </w:rPr>
+              <w:t xml:space="preserve">Entity_Companion + CompanionManager</w:t>
             </w:r>
           </w:p>
         </w:tc>

--- a/DesignDocuments/Mercenaries_Glosario.docx
+++ b/DesignDocuments/Mercenaries_Glosario.docx
@@ -7342,7 +7342,7 @@
                 <w:sz w:val="20"/>
                 <w:szCs w:val="20"/>
               </w:rPr>
-              <w:t xml:space="preserve">Aura</w:t>
+              <w:t xml:space="preserve">Ira primal</w:t>
             </w:r>
           </w:p>
         </w:tc>
@@ -7365,78 +7365,7 @@
                 <w:sz w:val="20"/>
                 <w:szCs w:val="20"/>
               </w:rPr>
-              <w:t xml:space="preserve">Zona circular centrada en el jugador que aplica efectos mientras estés dentro.</w:t>
-            </w:r>
-          </w:p>
-        </w:tc>
-        <w:tc>
-          <w:tcPr>
-            <w:tcW w:type="dxa" w:w="3000"/>
-            <w:tcMar>
-              <w:top w:type="dxa" w:w="60"/>
-              <w:left w:type="dxa" w:w="100"/>
-              <w:bottom w:type="dxa" w:w="60"/>
-              <w:right w:type="dxa" w:w="100"/>
-            </w:tcMar>
-          </w:tcPr>
-          <w:p>
-            <w:pPr>
-              <w:spacing w:after="0"/>
-            </w:pPr>
-            <w:r>
-              <w:rPr>
-                <w:sz w:val="20"/>
-                <w:szCs w:val="20"/>
-              </w:rPr>
-              <w:t xml:space="preserve">Componente de pasiva por clase</w:t>
-            </w:r>
-          </w:p>
-        </w:tc>
-      </w:tr>
-      <w:tr>
-        <w:tc>
-          <w:tcPr>
-            <w:tcW w:type="dxa" w:w="2000"/>
-            <w:tcMar>
-              <w:top w:type="dxa" w:w="60"/>
-              <w:left w:type="dxa" w:w="100"/>
-              <w:bottom w:type="dxa" w:w="60"/>
-              <w:right w:type="dxa" w:w="100"/>
-            </w:tcMar>
-          </w:tcPr>
-          <w:p>
-            <w:pPr>
-              <w:spacing w:after="0"/>
-            </w:pPr>
-            <w:r>
-              <w:rPr>
-                <w:sz w:val="20"/>
-                <w:szCs w:val="20"/>
-              </w:rPr>
-              <w:t xml:space="preserve">Zona</w:t>
-            </w:r>
-          </w:p>
-        </w:tc>
-        <w:tc>
-          <w:tcPr>
-            <w:tcW w:type="dxa" w:w="4400"/>
-            <w:tcMar>
-              <w:top w:type="dxa" w:w="60"/>
-              <w:left w:type="dxa" w:w="100"/>
-              <w:bottom w:type="dxa" w:w="60"/>
-              <w:right w:type="dxa" w:w="100"/>
-            </w:tcMar>
-          </w:tcPr>
-          <w:p>
-            <w:pPr>
-              <w:spacing w:after="0"/>
-            </w:pPr>
-            <w:r>
-              <w:rPr>
-                <w:sz w:val="20"/>
-                <w:szCs w:val="20"/>
-              </w:rPr>
-              <w:t xml:space="preserve">Área desplegada en el suelo que dura un tiempo y aplica efectos por ticks. Otra habilidad puede ir dejando zonas (las de fuego del Aliento del dragón rojo y de la Quemadura santa), en fila donde apunta o rellenando su cono.</w:t>
+              <w:t xml:space="preserve">La definitiva del Maestro de bestias: durante 10 s salen los tres compañeros, atacan el doble de rápido y sus Presencias bestiales se dan a la vez y al doble. Mientras dura no se cambia de compañero.</w:t>
             </w:r>
           </w:p>
         </w:tc>
@@ -7460,7 +7389,7 @@
                 <w:sz w:val="18"/>
                 <w:szCs w:val="18"/>
               </w:rPr>
-              <w:t xml:space="preserve">GA_ContinuousAoE</w:t>
+              <w:t xml:space="preserve">GA_PrimalFury + GE_PrimalFury (Status_PrimalFury)</w:t>
             </w:r>
           </w:p>
         </w:tc>
@@ -7485,7 +7414,7 @@
                 <w:sz w:val="20"/>
                 <w:szCs w:val="20"/>
               </w:rPr>
-              <w:t xml:space="preserve">Idioma</w:t>
+              <w:t xml:space="preserve">Aura</w:t>
             </w:r>
           </w:p>
         </w:tc>
@@ -7508,7 +7437,78 @@
                 <w:sz w:val="20"/>
                 <w:szCs w:val="20"/>
               </w:rPr>
-              <w:t xml:space="preserve">El juego se juega en español o en inglés: arranca en español y se cambia en Ajustes. Cada jugador ve todo en el suyo, también en una partida mezclada.</w:t>
+              <w:t xml:space="preserve">Zona circular centrada en el jugador que aplica efectos mientras estés dentro.</w:t>
+            </w:r>
+          </w:p>
+        </w:tc>
+        <w:tc>
+          <w:tcPr>
+            <w:tcW w:type="dxa" w:w="3000"/>
+            <w:tcMar>
+              <w:top w:type="dxa" w:w="60"/>
+              <w:left w:type="dxa" w:w="100"/>
+              <w:bottom w:type="dxa" w:w="60"/>
+              <w:right w:type="dxa" w:w="100"/>
+            </w:tcMar>
+          </w:tcPr>
+          <w:p>
+            <w:pPr>
+              <w:spacing w:after="0"/>
+            </w:pPr>
+            <w:r>
+              <w:rPr>
+                <w:sz w:val="20"/>
+                <w:szCs w:val="20"/>
+              </w:rPr>
+              <w:t xml:space="preserve">Componente de pasiva por clase</w:t>
+            </w:r>
+          </w:p>
+        </w:tc>
+      </w:tr>
+      <w:tr>
+        <w:tc>
+          <w:tcPr>
+            <w:tcW w:type="dxa" w:w="2000"/>
+            <w:tcMar>
+              <w:top w:type="dxa" w:w="60"/>
+              <w:left w:type="dxa" w:w="100"/>
+              <w:bottom w:type="dxa" w:w="60"/>
+              <w:right w:type="dxa" w:w="100"/>
+            </w:tcMar>
+          </w:tcPr>
+          <w:p>
+            <w:pPr>
+              <w:spacing w:after="0"/>
+            </w:pPr>
+            <w:r>
+              <w:rPr>
+                <w:sz w:val="20"/>
+                <w:szCs w:val="20"/>
+              </w:rPr>
+              <w:t xml:space="preserve">Zona</w:t>
+            </w:r>
+          </w:p>
+        </w:tc>
+        <w:tc>
+          <w:tcPr>
+            <w:tcW w:type="dxa" w:w="4400"/>
+            <w:tcMar>
+              <w:top w:type="dxa" w:w="60"/>
+              <w:left w:type="dxa" w:w="100"/>
+              <w:bottom w:type="dxa" w:w="60"/>
+              <w:right w:type="dxa" w:w="100"/>
+            </w:tcMar>
+          </w:tcPr>
+          <w:p>
+            <w:pPr>
+              <w:spacing w:after="0"/>
+            </w:pPr>
+            <w:r>
+              <w:rPr>
+                <w:sz w:val="20"/>
+                <w:szCs w:val="20"/>
+              </w:rPr>
+              <w:t xml:space="preserve">Área desplegada en el suelo que dura un tiempo y aplica efectos por ticks. Otra habilidad puede ir dejando zonas (las de fuego del Aliento del dragón rojo y de la Quemadura santa), en fila donde apunta o rellenando su cono.</w:t>
             </w:r>
           </w:p>
         </w:tc>
@@ -7532,6 +7532,78 @@
                 <w:sz w:val="18"/>
                 <w:szCs w:val="18"/>
               </w:rPr>
+              <w:t xml:space="preserve">GA_ContinuousAoE</w:t>
+            </w:r>
+          </w:p>
+        </w:tc>
+      </w:tr>
+      <w:tr>
+        <w:tc>
+          <w:tcPr>
+            <w:tcW w:type="dxa" w:w="2000"/>
+            <w:tcMar>
+              <w:top w:type="dxa" w:w="60"/>
+              <w:left w:type="dxa" w:w="100"/>
+              <w:bottom w:type="dxa" w:w="60"/>
+              <w:right w:type="dxa" w:w="100"/>
+            </w:tcMar>
+          </w:tcPr>
+          <w:p>
+            <w:pPr>
+              <w:spacing w:after="0"/>
+            </w:pPr>
+            <w:r>
+              <w:rPr>
+                <w:sz w:val="20"/>
+                <w:szCs w:val="20"/>
+              </w:rPr>
+              <w:t xml:space="preserve">Idioma</w:t>
+            </w:r>
+          </w:p>
+        </w:tc>
+        <w:tc>
+          <w:tcPr>
+            <w:tcW w:type="dxa" w:w="4400"/>
+            <w:tcMar>
+              <w:top w:type="dxa" w:w="60"/>
+              <w:left w:type="dxa" w:w="100"/>
+              <w:bottom w:type="dxa" w:w="60"/>
+              <w:right w:type="dxa" w:w="100"/>
+            </w:tcMar>
+          </w:tcPr>
+          <w:p>
+            <w:pPr>
+              <w:spacing w:after="0"/>
+            </w:pPr>
+            <w:r>
+              <w:rPr>
+                <w:sz w:val="20"/>
+                <w:szCs w:val="20"/>
+              </w:rPr>
+              <w:t xml:space="preserve">El juego se juega en español o en inglés: arranca en español y se cambia en Ajustes. Cada jugador ve todo en el suyo, también en una partida mezclada.</w:t>
+            </w:r>
+          </w:p>
+        </w:tc>
+        <w:tc>
+          <w:tcPr>
+            <w:tcW w:type="dxa" w:w="3000"/>
+            <w:tcMar>
+              <w:top w:type="dxa" w:w="60"/>
+              <w:left w:type="dxa" w:w="100"/>
+              <w:bottom w:type="dxa" w:w="60"/>
+              <w:right w:type="dxa" w:w="100"/>
+            </w:tcMar>
+          </w:tcPr>
+          <w:p>
+            <w:pPr>
+              <w:spacing w:after="0"/>
+            </w:pPr>
+            <w:r>
+              <w:rPr>
+                <w:rFonts w:ascii="Consolas" w:cs="Consolas" w:eastAsia="Consolas" w:hAnsi="Consolas"/>
+                <w:sz w:val="18"/>
+                <w:szCs w:val="18"/>
+              </w:rPr>
               <w:t xml:space="preserve">Loc + Resources/Localization.csv</w:t>
             </w:r>
           </w:p>
@@ -7580,7 +7652,7 @@
                 <w:sz w:val="20"/>
                 <w:szCs w:val="20"/>
               </w:rPr>
-              <w:t xml:space="preserve">Los campos de habilidades, efectos, clases y componentes se ven con su nombre en español en el Inspector de Unity; en el código siguen en inglés.</w:t>
+              <w:t xml:space="preserve">Los campos de habilidades, efectos, clases y componentes se ven con su nombre en español en el Inspector de Unity; en el código siguen en inglés. Y el nombre dice en qué unidad está: (m), (s), (m/s), (°), (px), (×) o (0 a 1).</w:t>
             </w:r>
           </w:p>
         </w:tc>

--- a/DesignDocuments/Mercenaries_Glosario.docx
+++ b/DesignDocuments/Mercenaries_Glosario.docx
@@ -7390,6 +7390,78 @@
                 <w:szCs w:val="18"/>
               </w:rPr>
               <w:t xml:space="preserve">GA_PrimalFury + GE_PrimalFury (Status_PrimalFury)</w:t>
+            </w:r>
+          </w:p>
+        </w:tc>
+      </w:tr>
+      <w:tr>
+        <w:tc>
+          <w:tcPr>
+            <w:tcW w:type="dxa" w:w="2000"/>
+            <w:tcMar>
+              <w:top w:type="dxa" w:w="60"/>
+              <w:left w:type="dxa" w:w="100"/>
+              <w:bottom w:type="dxa" w:w="60"/>
+              <w:right w:type="dxa" w:w="100"/>
+            </w:tcMar>
+          </w:tcPr>
+          <w:p>
+            <w:pPr>
+              <w:spacing w:after="0"/>
+            </w:pPr>
+            <w:r>
+              <w:rPr>
+                <w:sz w:val="20"/>
+                <w:szCs w:val="20"/>
+              </w:rPr>
+              <w:t xml:space="preserve">Presa</w:t>
+            </w:r>
+          </w:p>
+        </w:tc>
+        <w:tc>
+          <w:tcPr>
+            <w:tcW w:type="dxa" w:w="4400"/>
+            <w:tcMar>
+              <w:top w:type="dxa" w:w="60"/>
+              <w:left w:type="dxa" w:w="100"/>
+              <w:bottom w:type="dxa" w:w="60"/>
+              <w:right w:type="dxa" w:w="100"/>
+            </w:tcMar>
+          </w:tcPr>
+          <w:p>
+            <w:pPr>
+              <w:spacing w:after="0"/>
+            </w:pPr>
+            <w:r>
+              <w:rPr>
+                <w:sz w:val="20"/>
+                <w:szCs w:val="20"/>
+              </w:rPr>
+              <w:t xml:space="preserve">Un jugador enemigo marcado por el Cazador (8 s): sus golpes le hacen más según su rol (Tanque: % de su vida máxima; Daño: % de su vida faltante) o, si es Soporte, recibe menos curación. Matarlo da ese beneficio contra todos 6 s. Los NPCs no pueden ser presa.</w:t>
+            </w:r>
+          </w:p>
+        </w:tc>
+        <w:tc>
+          <w:tcPr>
+            <w:tcW w:type="dxa" w:w="3000"/>
+            <w:tcMar>
+              <w:top w:type="dxa" w:w="60"/>
+              <w:left w:type="dxa" w:w="100"/>
+              <w:bottom w:type="dxa" w:w="60"/>
+              <w:right w:type="dxa" w:w="100"/>
+            </w:tcMar>
+          </w:tcPr>
+          <w:p>
+            <w:pPr>
+              <w:spacing w:after="0"/>
+            </w:pPr>
+            <w:r>
+              <w:rPr>
+                <w:rFonts w:ascii="Consolas" w:cs="Consolas" w:eastAsia="Consolas" w:hAnsi="Consolas"/>
+                <w:sz w:val="18"/>
+                <w:szCs w:val="18"/>
+              </w:rPr>
+              <w:t xml:space="preserve">GA_Prey + HunterPreyPassive (Status_Prey)</w:t>
             </w:r>
           </w:p>
         </w:tc>

--- a/DesignDocuments/Mercenaries_Glosario.docx
+++ b/DesignDocuments/Mercenaries_Glosario.docx
@@ -7462,6 +7462,78 @@
                 <w:szCs w:val="18"/>
               </w:rPr>
               <w:t xml:space="preserve">GA_Prey + HunterPreyPassive (Status_Prey)</w:t>
+            </w:r>
+          </w:p>
+        </w:tc>
+      </w:tr>
+      <w:tr>
+        <w:tc>
+          <w:tcPr>
+            <w:tcW w:type="dxa" w:w="2000"/>
+            <w:tcMar>
+              <w:top w:type="dxa" w:w="60"/>
+              <w:left w:type="dxa" w:w="100"/>
+              <w:bottom w:type="dxa" w:w="60"/>
+              <w:right w:type="dxa" w:w="100"/>
+            </w:tcMar>
+          </w:tcPr>
+          <w:p>
+            <w:pPr>
+              <w:spacing w:after="0"/>
+            </w:pPr>
+            <w:r>
+              <w:rPr>
+                <w:sz w:val="20"/>
+                <w:szCs w:val="20"/>
+              </w:rPr>
+              <w:t xml:space="preserve">Trampa</w:t>
+            </w:r>
+          </w:p>
+        </w:tc>
+        <w:tc>
+          <w:tcPr>
+            <w:tcW w:type="dxa" w:w="4400"/>
+            <w:tcMar>
+              <w:top w:type="dxa" w:w="60"/>
+              <w:left w:type="dxa" w:w="100"/>
+              <w:bottom w:type="dxa" w:w="60"/>
+              <w:right w:type="dxa" w:w="100"/>
+            </w:tcMar>
+          </w:tcPr>
+          <w:p>
+            <w:pPr>
+              <w:spacing w:after="0"/>
+            </w:pPr>
+            <w:r>
+              <w:rPr>
+                <w:sz w:val="20"/>
+                <w:szCs w:val="20"/>
+              </w:rPr>
+              <w:t xml:space="preserve">Algo que el Trampero deja en el piso o en una pared: invisible para los enemigos, se arma en 1.5 s y salta cuando un jugador enemigo pasa cerca (los NPCs no la activan). Dura 3 minutos; hasta 6 puestas.</w:t>
+            </w:r>
+          </w:p>
+        </w:tc>
+        <w:tc>
+          <w:tcPr>
+            <w:tcW w:type="dxa" w:w="3000"/>
+            <w:tcMar>
+              <w:top w:type="dxa" w:w="60"/>
+              <w:left w:type="dxa" w:w="100"/>
+              <w:bottom w:type="dxa" w:w="60"/>
+              <w:right w:type="dxa" w:w="100"/>
+            </w:tcMar>
+          </w:tcPr>
+          <w:p>
+            <w:pPr>
+              <w:spacing w:after="0"/>
+            </w:pPr>
+            <w:r>
+              <w:rPr>
+                <w:rFonts w:ascii="Consolas" w:cs="Consolas" w:eastAsia="Consolas" w:hAnsi="Consolas"/>
+                <w:sz w:val="18"/>
+                <w:szCs w:val="18"/>
+              </w:rPr>
+              <w:t xml:space="preserve">Entity_Trap + GA_PlaceTrap</w:t>
             </w:r>
           </w:p>
         </w:tc>

--- a/DesignDocuments/Mercenaries_Glosario.docx
+++ b/DesignDocuments/Mercenaries_Glosario.docx
@@ -6200,7 +6200,7 @@
                 <w:sz w:val="20"/>
                 <w:szCs w:val="20"/>
               </w:rPr>
-              <w:t xml:space="preserve">Hay que sostener el botón un rato ANTES de que la habilidad salga; si te interrumpen, se cancela.</w:t>
+              <w:t xml:space="preserve">La habilidad se sostiene un rato antes de salir (barra de canalizar y pose en bucle), o se repite mientras dura (continuo). Si la cortan (aturdido, silencio si es magia), cuenta como lanzada: cobra costo y cooldown. El Haz guía canaliza 1 segundo.</w:t>
             </w:r>
           </w:p>
         </w:tc>
@@ -6223,7 +6223,7 @@
                 <w:sz w:val="20"/>
                 <w:szCs w:val="20"/>
               </w:rPr>
-              <w:t xml:space="preserve">PENDIENTE: no implementado</w:t>
+              <w:t xml:space="preserve">Sección Canalizar de cualquier GA (GameplayAbility.CastMode)</w:t>
             </w:r>
           </w:p>
         </w:tc>
@@ -7534,6 +7534,150 @@
                 <w:szCs w:val="18"/>
               </w:rPr>
               <w:t xml:space="preserve">Entity_Trap + GA_PlaceTrap</w:t>
+            </w:r>
+          </w:p>
+        </w:tc>
+      </w:tr>
+      <w:tr>
+        <w:tc>
+          <w:tcPr>
+            <w:tcW w:type="dxa" w:w="2000"/>
+            <w:tcMar>
+              <w:top w:type="dxa" w:w="60"/>
+              <w:left w:type="dxa" w:w="100"/>
+              <w:bottom w:type="dxa" w:w="60"/>
+              <w:right w:type="dxa" w:w="100"/>
+            </w:tcMar>
+          </w:tcPr>
+          <w:p>
+            <w:pPr>
+              <w:spacing w:after="0"/>
+            </w:pPr>
+            <w:r>
+              <w:rPr>
+                <w:sz w:val="20"/>
+                <w:szCs w:val="20"/>
+              </w:rPr>
+              <w:t xml:space="preserve">Invocación</w:t>
+            </w:r>
+          </w:p>
+        </w:tc>
+        <w:tc>
+          <w:tcPr>
+            <w:tcW w:type="dxa" w:w="4400"/>
+            <w:tcMar>
+              <w:top w:type="dxa" w:w="60"/>
+              <w:left w:type="dxa" w:w="100"/>
+              <w:bottom w:type="dxa" w:w="60"/>
+              <w:right w:type="dxa" w:w="100"/>
+            </w:tcMar>
+          </w:tcPr>
+          <w:p>
+            <w:pPr>
+              <w:spacing w:after="0"/>
+            </w:pPr>
+            <w:r>
+              <w:rPr>
+                <w:sz w:val="20"/>
+                <w:szCs w:val="20"/>
+              </w:rPr>
+              <w:t xml:space="preserve">Lo que una habilidad deja en el mundo y tiene vida propia en la partida: tótems, trampas, cuchillas ilusorias, copias, compañeros. Es del equipo de quien la invocó; cada una dice cuánto dura, cuántas puede haber a la vez (la más vieja se va) y si se va cuando su dueño muere.</w:t>
+            </w:r>
+          </w:p>
+        </w:tc>
+        <w:tc>
+          <w:tcPr>
+            <w:tcW w:type="dxa" w:w="3000"/>
+            <w:tcMar>
+              <w:top w:type="dxa" w:w="60"/>
+              <w:left w:type="dxa" w:w="100"/>
+              <w:bottom w:type="dxa" w:w="60"/>
+              <w:right w:type="dxa" w:w="100"/>
+            </w:tcMar>
+          </w:tcPr>
+          <w:p>
+            <w:pPr>
+              <w:spacing w:after="0"/>
+            </w:pPr>
+            <w:r>
+              <w:rPr>
+                <w:rFonts w:ascii="Consolas" w:cs="Consolas" w:eastAsia="Consolas" w:hAnsi="Consolas"/>
+                <w:sz w:val="18"/>
+                <w:szCs w:val="18"/>
+              </w:rPr>
+              <w:t xml:space="preserve">Entity_Summon (+ Summon_Zone)</w:t>
+            </w:r>
+          </w:p>
+        </w:tc>
+      </w:tr>
+      <w:tr>
+        <w:tc>
+          <w:tcPr>
+            <w:tcW w:type="dxa" w:w="2000"/>
+            <w:tcMar>
+              <w:top w:type="dxa" w:w="60"/>
+              <w:left w:type="dxa" w:w="100"/>
+              <w:bottom w:type="dxa" w:w="60"/>
+              <w:right w:type="dxa" w:w="100"/>
+            </w:tcMar>
+          </w:tcPr>
+          <w:p>
+            <w:pPr>
+              <w:spacing w:after="0"/>
+            </w:pPr>
+            <w:r>
+              <w:rPr>
+                <w:sz w:val="20"/>
+                <w:szCs w:val="20"/>
+              </w:rPr>
+              <w:t xml:space="preserve">Barra de vida (de arriba de la cabeza)</w:t>
+            </w:r>
+          </w:p>
+        </w:tc>
+        <w:tc>
+          <w:tcPr>
+            <w:tcW w:type="dxa" w:w="4400"/>
+            <w:tcMar>
+              <w:top w:type="dxa" w:w="60"/>
+              <w:left w:type="dxa" w:w="100"/>
+              <w:bottom w:type="dxa" w:w="60"/>
+              <w:right w:type="dxa" w:w="100"/>
+            </w:tcMar>
+          </w:tcPr>
+          <w:p>
+            <w:pPr>
+              <w:spacing w:after="0"/>
+            </w:pPr>
+            <w:r>
+              <w:rPr>
+                <w:sz w:val="20"/>
+                <w:szCs w:val="20"/>
+              </w:rPr>
+              <w:t xml:space="preserve">La barra que se ve sobre cada personaje: vida, buffs, nombre y clase; verde si es aliado (se ve a través de las paredes), roja si es enemigo. Es el mismo prefab para todos. La copia del Ilusionista muestra la del jugador que copia.</w:t>
+            </w:r>
+          </w:p>
+        </w:tc>
+        <w:tc>
+          <w:tcPr>
+            <w:tcW w:type="dxa" w:w="3000"/>
+            <w:tcMar>
+              <w:top w:type="dxa" w:w="60"/>
+              <w:left w:type="dxa" w:w="100"/>
+              <w:bottom w:type="dxa" w:w="60"/>
+              <w:right w:type="dxa" w:w="100"/>
+            </w:tcMar>
+          </w:tcPr>
+          <w:p>
+            <w:pPr>
+              <w:spacing w:after="0"/>
+            </w:pPr>
+            <w:r>
+              <w:rPr>
+                <w:rFonts w:ascii="Consolas" w:cs="Consolas" w:eastAsia="Consolas" w:hAnsi="Consolas"/>
+                <w:sz w:val="18"/>
+                <w:szCs w:val="18"/>
+              </w:rPr>
+              <w:t xml:space="preserve">Prefabs/UI/Nameplate (UI_Nameplate) + UI_WorldHealthbar</w:t>
             </w:r>
           </w:p>
         </w:tc>

--- a/DesignDocuments/Mercenaries_Glosario.docx
+++ b/DesignDocuments/Mercenaries_Glosario.docx
@@ -7605,7 +7605,7 @@
                 <w:sz w:val="18"/>
                 <w:szCs w:val="18"/>
               </w:rPr>
-              <w:t xml:space="preserve">Entity_Summon (+ Summon_Zone)</w:t>
+              <w:t xml:space="preserve">Entity_Summon (+ Summon_Zone); plantillas Summon_Base y SummonZone_Base; la pone GA_SpawnSummon</w:t>
             </w:r>
           </w:p>
         </w:tc>
